--- a/results/840012223_盲审版/检测后带批注的源文件/840012223-盲审版_格式检查批注版.docx
+++ b/results/840012223_盲审版/检测后带批注的源文件/840012223-盲审版_格式检查批注版.docx
@@ -13,7 +13,7 @@
           <w:szCs w:val="28"/>
         </w:rPr>
       </w:pPr>
-      <w:commentRangeStart w:id="0"/>
+      <w:commentRangeStart w:id="164"/>
       <w:r>
         <w:rPr>
           <w:rFonts w:hint="eastAsia" w:ascii="宋体" w:hAnsi="宋体"/>
@@ -56,9 +56,9 @@
         </w:rPr>
         <w:t xml:space="preserve">      </w:t>
       </w:r>
-      <w:commentRangeEnd w:id="0"/>
-      <w:r>
-        <w:commentReference w:id="0"/>
+      <w:commentRangeEnd w:id="164"/>
+      <w:r>
+        <w:commentReference w:id="164"/>
       </w:r>
     </w:p>
     <w:p ns2:paraId="37505620">
@@ -73,7 +73,7 @@
           <w:u w:val="single"/>
         </w:rPr>
       </w:pPr>
-      <w:commentRangeStart w:id="1"/>
+      <w:commentRangeStart w:id="165"/>
       <w:r>
         <w:rPr>
           <w:rFonts w:hint="eastAsia" w:ascii="宋体" w:hAnsi="宋体"/>
@@ -95,9 +95,9 @@
         </w:rPr>
         <w:t xml:space="preserve">               </w:t>
       </w:r>
-      <w:commentRangeEnd w:id="1"/>
-      <w:r>
-        <w:commentReference w:id="1"/>
+      <w:commentRangeEnd w:id="165"/>
+      <w:r>
+        <w:commentReference w:id="165"/>
       </w:r>
     </w:p>
     <w:p ns2:paraId="75045CCF">
@@ -132,8 +132,8 @@
           <w:szCs w:val="44"/>
         </w:rPr>
       </w:pPr>
-      <w:commentRangeStart w:id="10"/>
-      <w:commentRangeStart w:id="2"/>
+      <w:commentRangeStart w:id="173"/>
+      <w:commentRangeStart w:id="166"/>
       <w:r>
         <w:rPr>
           <w:rFonts w:hint="eastAsia"/>
@@ -157,13 +157,13 @@
         </w:rPr>
         <w:t>电信科学技术研究院</w:t>
       </w:r>
-      <w:commentRangeEnd w:id="2"/>
-      <w:r>
-        <w:commentReference w:id="2"/>
-      </w:r>
-      <w:commentRangeEnd w:id="10"/>
-      <w:r>
-        <w:commentReference w:id="10"/>
+      <w:commentRangeEnd w:id="166"/>
+      <w:r>
+        <w:commentReference w:id="166"/>
+      </w:r>
+      <w:commentRangeEnd w:id="173"/>
+      <w:r>
+        <w:commentReference w:id="173"/>
       </w:r>
     </w:p>
     <w:p ns2:paraId="358CF23C">
@@ -179,8 +179,8 @@
           <w:szCs w:val="21"/>
         </w:rPr>
       </w:pPr>
-      <w:commentRangeStart w:id="11"/>
-      <w:commentRangeStart w:id="3"/>
+      <w:commentRangeStart w:id="174"/>
+      <w:commentRangeStart w:id="167"/>
       <w:r>
         <w:rPr>
           <w:rFonts w:hint="eastAsia"/>
@@ -208,13 +208,13 @@
         </w:rPr>
         <w:t>硕士研究生学位论文</w:t>
       </w:r>
-      <w:commentRangeEnd w:id="3"/>
-      <w:r>
-        <w:commentReference w:id="3"/>
-      </w:r>
-      <w:commentRangeEnd w:id="11"/>
-      <w:r>
-        <w:commentReference w:id="11"/>
+      <w:commentRangeEnd w:id="167"/>
+      <w:r>
+        <w:commentReference w:id="167"/>
+      </w:r>
+      <w:commentRangeEnd w:id="174"/>
+      <w:r>
+        <w:commentReference w:id="174"/>
       </w:r>
     </w:p>
     <w:p ns2:paraId="1E060825">
@@ -241,8 +241,8 @@
           <w:lang w:val="en-US" w:eastAsia="zh-CN"/>
         </w:rPr>
       </w:pPr>
-      <w:commentRangeStart w:id="12"/>
-      <w:commentRangeStart w:id="4"/>
+      <w:commentRangeStart w:id="175"/>
+      <w:commentRangeStart w:id="168"/>
       <w:r>
         <w:rPr>
           <w:rFonts w:hint="eastAsia"/>
@@ -299,13 +299,13 @@
         </w:rPr>
         <w:t xml:space="preserve">                                             </w:t>
       </w:r>
-      <w:commentRangeEnd w:id="4"/>
-      <w:r>
-        <w:commentReference w:id="4"/>
-      </w:r>
-      <w:commentRangeEnd w:id="12"/>
-      <w:r>
-        <w:commentReference w:id="12"/>
+      <w:commentRangeEnd w:id="168"/>
+      <w:r>
+        <w:commentReference w:id="168"/>
+      </w:r>
+      <w:commentRangeEnd w:id="175"/>
+      <w:r>
+        <w:commentReference w:id="175"/>
       </w:r>
     </w:p>
     <w:p ns2:paraId="7E0B1573">
@@ -318,7 +318,7 @@
           <w:sz w:val="32"/>
         </w:rPr>
       </w:pPr>
-      <w:commentRangeStart w:id="5"/>
+      <w:commentRangeStart w:id="169"/>
       <w:r>
         <w:rPr>
           <w:rFonts w:hint="eastAsia"/>
@@ -395,9 +395,9 @@
         </w:rPr>
         <w:t xml:space="preserve">                      </w:t>
       </w:r>
-      <w:commentRangeEnd w:id="5"/>
-      <w:r>
-        <w:commentReference w:id="5"/>
+      <w:commentRangeEnd w:id="169"/>
+      <w:r>
+        <w:commentReference w:id="169"/>
       </w:r>
     </w:p>
     <w:p ns2:paraId="59C35153">
@@ -410,7 +410,6 @@
           <w:u w:val="thick"/>
         </w:rPr>
       </w:pPr>
-      <w:commentRangeStart w:id="6"/>
       <w:r>
         <w:rPr>
           <w:rFonts w:hint="eastAsia"/>
@@ -420,10 +419,6 @@
           <w:szCs w:val="32"/>
         </w:rPr>
         <w:t xml:space="preserve">                 </w:t>
-      </w:r>
-      <w:commentRangeEnd w:id="6"/>
-      <w:r>
-        <w:commentReference w:id="6"/>
       </w:r>
     </w:p>
     <w:p ns2:paraId="20EBC1D0">
@@ -471,8 +466,8 @@
           <w:u w:val="single"/>
         </w:rPr>
       </w:pPr>
-      <w:commentRangeStart w:id="14"/>
-      <w:commentRangeStart w:id="7"/>
+      <w:commentRangeStart w:id="177"/>
+      <w:commentRangeStart w:id="170"/>
       <w:r>
         <w:rPr>
           <w:rFonts w:hint="eastAsia"/>
@@ -517,13 +512,13 @@
         </w:rPr>
         <w:t xml:space="preserve">          </w:t>
       </w:r>
-      <w:commentRangeEnd w:id="7"/>
-      <w:r>
-        <w:commentReference w:id="7"/>
-      </w:r>
-      <w:commentRangeEnd w:id="14"/>
-      <w:r>
-        <w:commentReference w:id="14"/>
+      <w:commentRangeEnd w:id="170"/>
+      <w:r>
+        <w:commentReference w:id="170"/>
+      </w:r>
+      <w:commentRangeEnd w:id="177"/>
+      <w:r>
+        <w:commentReference w:id="177"/>
       </w:r>
     </w:p>
     <w:p ns2:paraId="595CA765">
@@ -537,8 +532,8 @@
           <w:u w:val="single"/>
         </w:rPr>
       </w:pPr>
-      <w:commentRangeStart w:id="15"/>
-      <w:commentRangeStart w:id="8"/>
+      <w:commentRangeStart w:id="178"/>
+      <w:commentRangeStart w:id="171"/>
       <w:r>
         <w:rPr>
           <w:rFonts w:hint="eastAsia"/>
@@ -583,13 +578,13 @@
         </w:rPr>
         <w:t xml:space="preserve">           </w:t>
       </w:r>
-      <w:commentRangeEnd w:id="8"/>
-      <w:r>
-        <w:commentReference w:id="8"/>
-      </w:r>
-      <w:commentRangeEnd w:id="15"/>
-      <w:r>
-        <w:commentReference w:id="15"/>
+      <w:commentRangeEnd w:id="171"/>
+      <w:r>
+        <w:commentReference w:id="171"/>
+      </w:r>
+      <w:commentRangeEnd w:id="178"/>
+      <w:r>
+        <w:commentReference w:id="178"/>
       </w:r>
     </w:p>
     <w:p ns2:paraId="70719DB6">
@@ -605,8 +600,8 @@
           <w:lang w:val="en-US" w:eastAsia="zh-CN"/>
         </w:rPr>
       </w:pPr>
-      <w:commentRangeStart w:id="20"/>
-      <w:commentRangeStart w:id="9"/>
+      <w:commentRangeStart w:id="183"/>
+      <w:commentRangeStart w:id="172"/>
       <w:r>
         <w:rPr>
           <w:rFonts w:hint="eastAsia"/>
@@ -640,13 +635,13 @@
         </w:rPr>
         <w:t xml:space="preserve">      </w:t>
       </w:r>
-      <w:commentRangeEnd w:id="9"/>
-      <w:r>
-        <w:commentReference w:id="9"/>
-      </w:r>
-      <w:commentRangeEnd w:id="20"/>
-      <w:r>
-        <w:commentReference w:id="20"/>
+      <w:commentRangeEnd w:id="172"/>
+      <w:r>
+        <w:commentReference w:id="172"/>
+      </w:r>
+      <w:commentRangeEnd w:id="183"/>
+      <w:r>
+        <w:commentReference w:id="183"/>
       </w:r>
     </w:p>
     <w:p ns2:paraId="1E193B93">
@@ -879,7 +874,7 @@
           <w:u w:val="thick"/>
         </w:rPr>
       </w:pPr>
-      <w:commentRangeStart w:id="13"/>
+      <w:commentRangeStart w:id="176"/>
       <w:r>
         <w:rPr>
           <w:rFonts w:hint="eastAsia"/>
@@ -983,9 +978,9 @@
         </w:rPr>
         <w:t xml:space="preserve">                      </w:t>
       </w:r>
-      <w:commentRangeEnd w:id="13"/>
-      <w:r>
-        <w:commentReference w:id="13"/>
+      <w:commentRangeEnd w:id="176"/>
+      <w:r>
+        <w:commentReference w:id="176"/>
       </w:r>
     </w:p>
     <w:p ns2:paraId="5391628A">
@@ -1192,7 +1187,7 @@
           </ns2:textFill>
         </w:rPr>
       </w:pPr>
-      <w:commentRangeStart w:id="16"/>
+      <w:commentRangeStart w:id="179"/>
       <w:r>
         <w:rPr>
           <w:rFonts w:hint="eastAsia"/>
@@ -1226,9 +1221,9 @@
         </w:rPr>
         <w:t xml:space="preserve">         工学硕士           </w:t>
       </w:r>
-      <w:commentRangeEnd w:id="16"/>
-      <w:r>
-        <w:commentReference w:id="16"/>
+      <w:commentRangeEnd w:id="179"/>
+      <w:r>
+        <w:commentReference w:id="179"/>
       </w:r>
     </w:p>
     <w:p ns2:paraId="739EA797">
@@ -1248,7 +1243,7 @@
           </ns2:textFill>
         </w:rPr>
       </w:pPr>
-      <w:commentRangeStart w:id="17"/>
+      <w:commentRangeStart w:id="180"/>
       <w:r>
         <w:rPr>
           <w:rFonts w:hint="eastAsia"/>
@@ -1317,9 +1312,9 @@
         </w:rPr>
         <w:t xml:space="preserve">       </w:t>
       </w:r>
-      <w:commentRangeEnd w:id="17"/>
-      <w:r>
-        <w:commentReference w:id="17"/>
+      <w:commentRangeEnd w:id="180"/>
+      <w:r>
+        <w:commentReference w:id="180"/>
       </w:r>
     </w:p>
     <w:p ns2:paraId="0156E810">
@@ -1341,7 +1336,7 @@
           </ns2:textFill>
         </w:rPr>
       </w:pPr>
-      <w:commentRangeStart w:id="18"/>
+      <w:commentRangeStart w:id="181"/>
       <w:r>
         <w:rPr>
           <w:rFonts w:hint="eastAsia"/>
@@ -1428,9 +1423,9 @@
         </w:rPr>
         <w:t xml:space="preserve">  </w:t>
       </w:r>
-      <w:commentRangeEnd w:id="18"/>
-      <w:r>
-        <w:commentReference w:id="18"/>
+      <w:commentRangeEnd w:id="181"/>
+      <w:r>
+        <w:commentReference w:id="181"/>
       </w:r>
     </w:p>
     <w:p ns2:paraId="1086D5ED">
@@ -1450,7 +1445,7 @@
           </ns2:textFill>
         </w:rPr>
       </w:pPr>
-      <w:commentRangeStart w:id="19"/>
+      <w:commentRangeStart w:id="182"/>
       <w:r>
         <w:rPr>
           <w:rFonts w:hint="eastAsia"/>
@@ -1521,9 +1516,9 @@
         </w:rPr>
         <w:t xml:space="preserve">    </w:t>
       </w:r>
-      <w:commentRangeEnd w:id="19"/>
-      <w:r>
-        <w:commentReference w:id="19"/>
+      <w:commentRangeEnd w:id="182"/>
+      <w:r>
+        <w:commentReference w:id="182"/>
       </w:r>
     </w:p>
     <w:p ns2:paraId="1C80650C">
@@ -1673,7 +1668,6 @@
           <w:docGrid w:type="linesAndChars" w:linePitch="326" w:charSpace="0"/>
         </w:sectPr>
       </w:pPr>
-      <w:commentRangeStart w:id="21"/>
       <w:r>
         <w:rPr>
           <w:rFonts w:hint="eastAsia"/>
@@ -1689,10 +1683,6 @@
           </ns2:textFill>
         </w:rPr>
         <w:t xml:space="preserve">  </w:t>
-      </w:r>
-      <w:commentRangeEnd w:id="21"/>
-      <w:r>
-        <w:commentReference w:id="21"/>
       </w:r>
     </w:p>
     <w:p ns2:paraId="4790CA45">
@@ -1712,7 +1702,7 @@
           </ns2:textFill>
         </w:rPr>
       </w:pPr>
-      <w:commentRangeStart w:id="22"/>
+      <w:commentRangeStart w:id="184"/>
       <w:r>
         <w:rPr>
           <w:rFonts w:hint="eastAsia"/>
@@ -1728,9 +1718,9 @@
         </w:rPr>
         <w:t>独创性（或创新性）声明</w:t>
       </w:r>
-      <w:commentRangeEnd w:id="22"/>
-      <w:r>
-        <w:commentReference w:id="22"/>
+      <w:commentRangeEnd w:id="184"/>
+      <w:r>
+        <w:commentReference w:id="184"/>
       </w:r>
     </w:p>
     <w:p ns2:paraId="414CFD14">
@@ -1747,7 +1737,7 @@
           </ns2:textFill>
         </w:rPr>
       </w:pPr>
-      <w:commentRangeStart w:id="23"/>
+      <w:commentRangeStart w:id="185"/>
       <w:r>
         <w:rPr>
           <w:rFonts w:hint="eastAsia"/>
@@ -1762,9 +1752,9 @@
         </w:rPr>
         <w:t>本人声明所呈交的学位论文是本人在导师指导下进行的研究工作及取得的研究成果，由本人独立撰写。尽我所知，除了文中特别加以标注和致谢中所罗列的内容以外，论文中不包含其他人已经发表或撰写过的研究成果。与我一同工作的同事对本研究所作的任何贡献均己在论文中作了明确的说明。</w:t>
       </w:r>
-      <w:commentRangeEnd w:id="23"/>
-      <w:r>
-        <w:commentReference w:id="23"/>
+      <w:commentRangeEnd w:id="185"/>
+      <w:r>
+        <w:commentReference w:id="185"/>
       </w:r>
     </w:p>
     <w:p ns2:paraId="2EF55FF8">
@@ -1781,7 +1771,7 @@
           </ns2:textFill>
         </w:rPr>
       </w:pPr>
-      <w:commentRangeStart w:id="24"/>
+      <w:commentRangeStart w:id="186"/>
       <w:r>
         <w:rPr>
           <w:rFonts w:hint="eastAsia"/>
@@ -1796,9 +1786,9 @@
         </w:rPr>
         <w:t>本学位论文经核准若有不实之处，本人承担一切相关责任。</w:t>
       </w:r>
-      <w:commentRangeEnd w:id="24"/>
-      <w:r>
-        <w:commentReference w:id="24"/>
+      <w:commentRangeEnd w:id="186"/>
+      <w:r>
+        <w:commentReference w:id="186"/>
       </w:r>
     </w:p>
     <w:p ns2:paraId="774EAABA">
@@ -1844,7 +1834,7 @@
           </ns2:textFill>
         </w:rPr>
       </w:pPr>
-      <w:commentRangeStart w:id="25"/>
+      <w:commentRangeStart w:id="187"/>
       <w:r>
         <w:rPr>
           <w:rFonts w:hint="eastAsia"/>
@@ -1860,9 +1850,9 @@
         </w:rPr>
         <w:t>关于论文使用授权的说明</w:t>
       </w:r>
-      <w:commentRangeEnd w:id="25"/>
-      <w:r>
-        <w:commentReference w:id="25"/>
+      <w:commentRangeEnd w:id="187"/>
+      <w:r>
+        <w:commentReference w:id="187"/>
       </w:r>
     </w:p>
     <w:p ns2:paraId="11EC4C90">
@@ -1879,7 +1869,7 @@
           </ns2:textFill>
         </w:rPr>
       </w:pPr>
-      <w:commentRangeStart w:id="26"/>
+      <w:commentRangeStart w:id="188"/>
       <w:r>
         <w:rPr>
           <w:rFonts w:hint="eastAsia"/>
@@ -1894,9 +1884,9 @@
         </w:rPr>
         <w:t>本学位论文作者完全了解电信科学技术研究院有关保留和使用学位论文的规定，即：研究生在校攻读学位期间论文工作的知识产权属所在课题单位所有。学校有权保留并向国家有关部门或机构送交论文的原件或复印件，允许学位论文被查阅和借阅。关于保密的学位论文在解密后遵守此规定。</w:t>
       </w:r>
-      <w:commentRangeEnd w:id="26"/>
-      <w:r>
-        <w:commentReference w:id="26"/>
+      <w:commentRangeEnd w:id="188"/>
+      <w:r>
+        <w:commentReference w:id="188"/>
       </w:r>
     </w:p>
     <w:p ns2:paraId="7645A60E">
@@ -1943,7 +1933,7 @@
           </ns2:textFill>
         </w:rPr>
       </w:pPr>
-      <w:commentRangeStart w:id="27"/>
+      <w:commentRangeStart w:id="189"/>
       <w:r>
         <w:rPr>
           <w:rFonts w:hint="eastAsia"/>
@@ -1958,9 +1948,9 @@
         </w:rPr>
         <w:t xml:space="preserve">本人签名：                    日期：      </w:t>
       </w:r>
-      <w:commentRangeEnd w:id="27"/>
-      <w:r>
-        <w:commentReference w:id="27"/>
+      <w:commentRangeEnd w:id="189"/>
+      <w:r>
+        <w:commentReference w:id="189"/>
       </w:r>
     </w:p>
     <w:p ns2:paraId="624537E0">
@@ -1992,7 +1982,7 @@
           </ns2:textFill>
         </w:rPr>
       </w:pPr>
-      <w:commentRangeStart w:id="28"/>
+      <w:commentRangeStart w:id="190"/>
       <w:r>
         <w:rPr>
           <w:rFonts w:hint="eastAsia"/>
@@ -2020,9 +2010,9 @@
         </w:rPr>
         <w:t xml:space="preserve"> </w:t>
       </w:r>
-      <w:commentRangeEnd w:id="28"/>
-      <w:r>
-        <w:commentReference w:id="28"/>
+      <w:commentRangeEnd w:id="190"/>
+      <w:r>
+        <w:commentReference w:id="190"/>
       </w:r>
     </w:p>
     <w:p ns2:paraId="38FF854D">
@@ -2042,7 +2032,6 @@
           </ns2:textFill>
         </w:rPr>
       </w:pPr>
-      <w:commentRangeStart w:id="29"/>
       <w:r>
         <w:rPr>
           <w:rFonts w:ascii="黑体" w:hAnsi="黑体" w:eastAsia="黑体"/>
@@ -2056,10 +2045,6 @@
           </ns2:textFill>
         </w:rPr>
         <w:br w:type="page"/>
-      </w:r>
-      <w:commentRangeEnd w:id="29"/>
-      <w:r>
-        <w:commentReference w:id="29"/>
       </w:r>
     </w:p>
     <w:p ns2:paraId="3D9D0C96">
@@ -2108,7 +2093,9 @@
           </ns2:textFill>
         </w:rPr>
       </w:pPr>
-      <w:commentRangeStart w:id="30"/>
+      <w:commentRangeStart w:id="103"/>
+      <w:commentRangeStart w:id="42"/>
+      <w:commentRangeStart w:id="0"/>
       <w:r>
         <w:rPr>
           <w:rFonts w:hint="eastAsia" w:ascii="黑体" w:hAnsi="黑体" w:eastAsia="黑体"/>
@@ -2123,9 +2110,17 @@
         </w:rPr>
         <w:t>摘 要</w:t>
       </w:r>
-      <w:commentRangeEnd w:id="30"/>
-      <w:r>
-        <w:commentReference w:id="30"/>
+      <w:commentRangeEnd w:id="0"/>
+      <w:r>
+        <w:commentReference w:id="0"/>
+      </w:r>
+      <w:commentRangeEnd w:id="42"/>
+      <w:r>
+        <w:commentReference w:id="42"/>
+      </w:r>
+      <w:commentRangeEnd w:id="103"/>
+      <w:r>
+        <w:commentReference w:id="103"/>
       </w:r>
     </w:p>
     <w:p ns2:paraId="48977253">
@@ -2144,8 +2139,9 @@
           </ns2:textFill>
         </w:rPr>
       </w:pPr>
-      <w:commentRangeStart w:id="203"/>
-      <w:commentRangeStart w:id="31"/>
+      <w:commentRangeStart w:id="191"/>
+      <w:commentRangeStart w:id="145"/>
+      <w:commentRangeStart w:id="84"/>
       <w:r>
         <w:rPr>
           <w:rFonts w:hint="eastAsia" w:ascii="宋体" w:hAnsi="宋体"/>
@@ -2159,13 +2155,17 @@
         </w:rPr>
         <w:t>随着云计算、人工智能等场景对网络性能要求的提升，高带宽、低延时和高可靠的网络成为促进这些新兴场景发展的关键技术。远程内存直接访问（Remote Direct Memory Access，RDMA）是一种降低CPU负载、减小传输延迟的技术，它无需进行频繁的内核态和用户态的切换，能够实现数据由内存到网卡的直接传输，无需多次数据拷贝。在现有的RDMA网络中，RoCE网络的拥塞控制算法是提升RoCE网络性能的一大挑战，当下主流的拥塞控制算法在处理多流并发的incast场景时仍存在不足，网络整体性能也会因为拥塞控制效果差下降。</w:t>
       </w:r>
-      <w:commentRangeEnd w:id="31"/>
-      <w:r>
-        <w:commentReference w:id="31"/>
-      </w:r>
-      <w:commentRangeEnd w:id="203"/>
-      <w:r>
-        <w:commentReference w:id="203"/>
+      <w:commentRangeEnd w:id="84"/>
+      <w:r>
+        <w:commentReference w:id="84"/>
+      </w:r>
+      <w:commentRangeEnd w:id="145"/>
+      <w:r>
+        <w:commentReference w:id="145"/>
+      </w:r>
+      <w:commentRangeEnd w:id="191"/>
+      <w:r>
+        <w:commentReference w:id="191"/>
       </w:r>
     </w:p>
     <w:p ns2:paraId="398E2880">
@@ -2184,7 +2184,9 @@
           </ns2:textFill>
         </w:rPr>
       </w:pPr>
-      <w:commentRangeStart w:id="32"/>
+      <w:commentRangeStart w:id="192"/>
+      <w:commentRangeStart w:id="146"/>
+      <w:commentRangeStart w:id="85"/>
       <w:r>
         <w:rPr>
           <w:rFonts w:hint="eastAsia" w:ascii="宋体" w:hAnsi="宋体"/>
@@ -2198,9 +2200,17 @@
         </w:rPr>
         <w:t>为了解决这些挑战，本文分析了当前主流的拥塞控制算法DCQCN和HPCC算法的特点与其不足。在此基础上，本文提出了基于DCQCN的优化算法DCQCN-SW和基于HPCC的优化算法MPCC。DCQCN-SW算法引入了对于交换机队列长度的更精确的判别，并引入交换机队列长度的变化δbuffer_length作为评估当前网络状态的重要观测指标。发送端根据全局观测的交换机队列长度和交换机队列长度变化进行拥塞判别和拥塞控制。在NS-3网络仿真工具上的实验结果显示DCQCN-SW在处理incast场景和真实网络负载场景下具有良好的性能，其中在WebSearch场景和FB_Hadoop场景下的平均流完成时间较DCQCN分别提升了18.5%和4.2%。MPCC算法为了解决HPCC算法过度反应机制导致的处理incast场景能力不足的问题，对网络内遥测（in-network telemetry，INT）信息中的时延信息和链路利用率进行更精准的观测，通过引入拥塞预警机制来对incast场景下可能发生的网络拥塞进行预防，为时延和链路利用率的变化趋势设定对应的阈值，并根据与阈值的对比实现网络状态的判别。在NS-3网络仿真工具上的实验结果显示MPCC在处理incast场景和真实网络负载场景下的网络拥塞具有良好的表现，能够显著提升网络整体性能。其中在流同时发送的incast场景下，平均流完成时间较DCQCN-SW和HPCC分别提升了10.3%和17.6%。</w:t>
       </w:r>
-      <w:commentRangeEnd w:id="32"/>
-      <w:r>
-        <w:commentReference w:id="32"/>
+      <w:commentRangeEnd w:id="85"/>
+      <w:r>
+        <w:commentReference w:id="85"/>
+      </w:r>
+      <w:commentRangeEnd w:id="146"/>
+      <w:r>
+        <w:commentReference w:id="146"/>
+      </w:r>
+      <w:commentRangeEnd w:id="192"/>
+      <w:r>
+        <w:commentReference w:id="192"/>
       </w:r>
     </w:p>
     <w:p ns2:paraId="02064B29">
@@ -2220,8 +2230,9 @@
           </ns2:textFill>
         </w:rPr>
       </w:pPr>
-      <w:commentRangeStart w:id="204"/>
-      <w:commentRangeStart w:id="33"/>
+      <w:commentRangeStart w:id="193"/>
+      <w:commentRangeStart w:id="147"/>
+      <w:commentRangeStart w:id="86"/>
       <w:r>
         <w:rPr>
           <w:rFonts w:hint="eastAsia" w:ascii="宋体" w:hAnsi="宋体"/>
@@ -2251,13 +2262,17 @@
         </w:rPr>
         <w:t>高性能网络、RDMA、拥塞控制、RoCE、DCQCN、HPCC</w:t>
       </w:r>
-      <w:commentRangeEnd w:id="33"/>
-      <w:r>
-        <w:commentReference w:id="33"/>
-      </w:r>
-      <w:commentRangeEnd w:id="204"/>
-      <w:r>
-        <w:commentReference w:id="204"/>
+      <w:commentRangeEnd w:id="86"/>
+      <w:r>
+        <w:commentReference w:id="86"/>
+      </w:r>
+      <w:commentRangeEnd w:id="147"/>
+      <w:r>
+        <w:commentReference w:id="147"/>
+      </w:r>
+      <w:commentRangeEnd w:id="193"/>
+      <w:r>
+        <w:commentReference w:id="193"/>
       </w:r>
     </w:p>
     <w:p ns2:paraId="3DA22A41">
@@ -2309,7 +2324,6 @@
           </ns2:textFill>
         </w:rPr>
       </w:pPr>
-      <w:commentRangeStart w:id="34"/>
       <w:r>
         <w:rPr>
           <w:rFonts w:hint="eastAsia"/>
@@ -2341,10 +2355,6 @@
         </w:rPr>
         <w:t>bstract</w:t>
       </w:r>
-      <w:commentRangeEnd w:id="34"/>
-      <w:r>
-        <w:commentReference w:id="34"/>
-      </w:r>
     </w:p>
     <w:p ns2:paraId="220B8CBA">
       <w:pPr>
@@ -2353,32 +2363,22 @@
           <w:rFonts w:hint="eastAsia"/>
         </w:rPr>
       </w:pPr>
-      <w:commentRangeStart w:id="35"/>
       <w:r>
         <w:rPr>
           <w:rFonts w:hint="eastAsia"/>
         </w:rPr>
         <w:t>As the network performance requirements of cloud computing, artificial intelligence, and other scenarios increase, high-bandwidth, low-latency, and high-reliability networks have become key technologies to facilitate the development of these emerging scenarios. Remote Direct Memory Access (RDMA) is a technology that reduces CPU load and transmission latency, which eliminates the need for frequent kernel-state and user-state switching, and enables the direct transmission of data from memory to the network card without multiple data copies. In existing RDMA networks, congestion control algorithms for RoCE networks are a major challenge to improve the performance of RoCE networks. The current mainstream congestion control algorithms are still insufficient in dealing with incast scenarios with multiple concurrent streams, and the overall performance of the network is degraded due to the poor congestion control effect.</w:t>
       </w:r>
-      <w:commentRangeEnd w:id="35"/>
-      <w:r>
-        <w:commentReference w:id="35"/>
-      </w:r>
     </w:p>
     <w:p ns2:paraId="499D9ADA">
       <w:pPr>
         <w:ind w:firstLine="420"/>
       </w:pPr>
-      <w:commentRangeStart w:id="36"/>
       <w:r>
         <w:rPr>
           <w:rFonts w:hint="eastAsia"/>
         </w:rPr>
         <w:t>In order to solve these challenges, this paper analyzes the characteristics of the current mainstream congestion control algorithms DCQCN and HPCC algorithms and their deficiencies. On this basis, this paper proposes DCQCN-SW, an optimization algorithm based on DCQCN, and MPCC, an optimization algorithm based on HPCC.The DCQCN-SW algorithm introduces a more accurate discrimination of switch queue lengths and introduces the change of switch queue lengths, δbuffer_length, as an important observable for evaluating the current network state. The sender performs congestion discrimination and congestion control based on the globally observed switch queue length and switch queue length change. Experimental results on the NS-3 network simulation tool show that DCQCN-SW has good performance in dealing with incast scenarios and real network load scenarios, in which the average flow completion time in the WebSearch scenario and the FB_Hadoop scenario is improved by 18.5% and 4.2%, respectively, compared with that of DCQCN.The MPCC algorithm, in order to solve the problem that the HPCC algorithm To avoid the problem of insufficient ability to handle incast scenarios due to the overreaction mechanism, the MPCC algorithm observes the delay information and link utilization in the in-network telemetry (INT) information more accurately, and prevents possible network congestion in incast scenarios by introducing a congestion warning mechanism, which sets corresponding thresholds for the delay and link utilization trends. A corresponding threshold value is set for the trend of delay and link utilization, and the network state is identified based on the comparison with the threshold value. The experimental results on the NS-3 network simulation tool show that MPCC has good performance in dealing with network congestion in incast scenarios and real network load scenarios, and can significantly improve the overall network performance. In the incast scenario where streams are sent simultaneously, the average stream completion time is improved by 10.3% and 17.6% compared with DCQCN-SW and HPCC, respectively.</w:t>
-      </w:r>
-      <w:commentRangeEnd w:id="36"/>
-      <w:r>
-        <w:commentReference w:id="36"/>
       </w:r>
     </w:p>
     <w:p ns2:paraId="47B2B0B2">
@@ -2389,7 +2389,6 @@
           <w:bCs/>
         </w:rPr>
       </w:pPr>
-      <w:commentRangeStart w:id="37"/>
       <w:r>
         <w:rPr>
           <w:b/>
@@ -2404,10 +2403,6 @@
           <w:bCs/>
         </w:rPr>
         <w:t>High Performance Networking, RDMA, Congestion Control, RoCE, DCQCN, HPCC</w:t>
-      </w:r>
-      <w:commentRangeEnd w:id="37"/>
-      <w:r>
-        <w:commentReference w:id="37"/>
       </w:r>
     </w:p>
     <w:p ns2:paraId="13B232A8">
@@ -2541,8 +2536,9 @@
                       </ns2:textFill>
                     </w:rPr>
                   </w:pPr>
-                  <w:commentRangeStart w:id="207"/>
-                  <w:commentRangeStart w:id="38"/>
+                  <w:commentRangeStart w:id="104"/>
+                  <w:commentRangeStart w:id="43"/>
+                  <w:commentRangeStart w:id="1"/>
                   <w:bookmarkStart w:id="0" w:name="_Toc82108060"/>
                   <w:r>
                     <w:rPr>
@@ -2584,13 +2580,17 @@
                     </w:rPr>
                     <w:t>录</w:t>
                   </w:r>
-                  <w:commentRangeEnd w:id="38"/>
-                  <w:r>
-                    <w:commentReference w:id="38"/>
-                  </w:r>
-                  <w:commentRangeEnd w:id="207"/>
-                  <w:r>
-                    <w:commentReference w:id="207"/>
+                  <w:commentRangeEnd w:id="1"/>
+                  <w:r>
+                    <w:commentReference w:id="1"/>
+                  </w:r>
+                  <w:commentRangeEnd w:id="43"/>
+                  <w:r>
+                    <w:commentReference w:id="43"/>
+                  </w:r>
+                  <w:commentRangeEnd w:id="104"/>
+                  <w:r>
+                    <w:commentReference w:id="104"/>
                   </w:r>
                 </w:p>
                 <w:p ns2:paraId="631D060F">
@@ -2600,11 +2600,10 @@
                       <w:tab w:val="right" w:leader="dot" w:pos="8504"/>
                     </w:tabs>
                   </w:pPr>
-                  <w:commentRangeStart w:id="208"/>
-                  <w:commentRangeStart w:id="202"/>
-                  <w:commentRangeStart w:id="200"/>
-                  <w:commentRangeStart w:id="82"/>
-                  <w:commentRangeStart w:id="39"/>
+                  <w:commentRangeStart w:id="194"/>
+                  <w:commentRangeStart w:id="105"/>
+                  <w:commentRangeStart w:id="44"/>
+                  <w:commentRangeStart w:id="2"/>
                   <w:r>
                     <w:fldChar w:fldCharType="begin"/>
                   </w:r>
@@ -2657,25 +2656,21 @@
                   <w:r>
                     <w:fldChar w:fldCharType="end"/>
                   </w:r>
-                  <w:commentRangeEnd w:id="39"/>
-                  <w:r>
-                    <w:commentReference w:id="39"/>
-                  </w:r>
-                  <w:commentRangeEnd w:id="82"/>
-                  <w:r>
-                    <w:commentReference w:id="82"/>
-                  </w:r>
-                  <w:commentRangeEnd w:id="200"/>
-                  <w:r>
-                    <w:commentReference w:id="200"/>
-                  </w:r>
-                  <w:commentRangeEnd w:id="202"/>
-                  <w:r>
-                    <w:commentReference w:id="202"/>
-                  </w:r>
-                  <w:commentRangeEnd w:id="208"/>
-                  <w:r>
-                    <w:commentReference w:id="208"/>
+                  <w:commentRangeEnd w:id="2"/>
+                  <w:r>
+                    <w:commentReference w:id="2"/>
+                  </w:r>
+                  <w:commentRangeEnd w:id="44"/>
+                  <w:r>
+                    <w:commentReference w:id="44"/>
+                  </w:r>
+                  <w:commentRangeEnd w:id="105"/>
+                  <w:r>
+                    <w:commentReference w:id="105"/>
+                  </w:r>
+                  <w:commentRangeEnd w:id="194"/>
+                  <w:r>
+                    <w:commentReference w:id="194"/>
                   </w:r>
                 </w:p>
                 <w:p ns2:paraId="1D60F1FE">
@@ -2685,8 +2680,10 @@
                       <w:tab w:val="right" w:leader="dot" w:pos="8504"/>
                     </w:tabs>
                   </w:pPr>
-                  <w:commentRangeStart w:id="83"/>
-                  <w:commentRangeStart w:id="40"/>
+                  <w:commentRangeStart w:id="195"/>
+                  <w:commentRangeStart w:id="106"/>
+                  <w:commentRangeStart w:id="45"/>
+                  <w:commentRangeStart w:id="3"/>
                   <w:r>
                     <w:rPr>
                       <w:bCs/>
@@ -2746,13 +2743,21 @@
                     </w:rPr>
                     <w:fldChar w:fldCharType="end"/>
                   </w:r>
-                  <w:commentRangeEnd w:id="40"/>
-                  <w:r>
-                    <w:commentReference w:id="40"/>
-                  </w:r>
-                  <w:commentRangeEnd w:id="83"/>
-                  <w:r>
-                    <w:commentReference w:id="83"/>
+                  <w:commentRangeEnd w:id="3"/>
+                  <w:r>
+                    <w:commentReference w:id="3"/>
+                  </w:r>
+                  <w:commentRangeEnd w:id="45"/>
+                  <w:r>
+                    <w:commentReference w:id="45"/>
+                  </w:r>
+                  <w:commentRangeEnd w:id="106"/>
+                  <w:r>
+                    <w:commentReference w:id="106"/>
+                  </w:r>
+                  <w:commentRangeEnd w:id="195"/>
+                  <w:r>
+                    <w:commentReference w:id="195"/>
                   </w:r>
                 </w:p>
                 <w:p ns2:paraId="1F88AAE7">
@@ -2762,8 +2767,10 @@
                       <w:tab w:val="right" w:leader="dot" w:pos="8504"/>
                     </w:tabs>
                   </w:pPr>
-                  <w:commentRangeStart w:id="89"/>
-                  <w:commentRangeStart w:id="41"/>
+                  <w:commentRangeStart w:id="196"/>
+                  <w:commentRangeStart w:id="107"/>
+                  <w:commentRangeStart w:id="46"/>
+                  <w:commentRangeStart w:id="4"/>
                   <w:r>
                     <w:rPr>
                       <w:bCs/>
@@ -2823,13 +2830,21 @@
                     </w:rPr>
                     <w:fldChar w:fldCharType="end"/>
                   </w:r>
-                  <w:commentRangeEnd w:id="41"/>
-                  <w:r>
-                    <w:commentReference w:id="41"/>
-                  </w:r>
-                  <w:commentRangeEnd w:id="89"/>
-                  <w:r>
-                    <w:commentReference w:id="89"/>
+                  <w:commentRangeEnd w:id="4"/>
+                  <w:r>
+                    <w:commentReference w:id="4"/>
+                  </w:r>
+                  <w:commentRangeEnd w:id="46"/>
+                  <w:r>
+                    <w:commentReference w:id="46"/>
+                  </w:r>
+                  <w:commentRangeEnd w:id="107"/>
+                  <w:r>
+                    <w:commentReference w:id="107"/>
+                  </w:r>
+                  <w:commentRangeEnd w:id="196"/>
+                  <w:r>
+                    <w:commentReference w:id="196"/>
                   </w:r>
                 </w:p>
                 <w:p ns2:paraId="4DB63935">
@@ -2839,8 +2854,10 @@
                       <w:tab w:val="right" w:leader="dot" w:pos="8504"/>
                     </w:tabs>
                   </w:pPr>
-                  <w:commentRangeStart w:id="101"/>
-                  <w:commentRangeStart w:id="42"/>
+                  <w:commentRangeStart w:id="197"/>
+                  <w:commentRangeStart w:id="108"/>
+                  <w:commentRangeStart w:id="47"/>
+                  <w:commentRangeStart w:id="5"/>
                   <w:r>
                     <w:rPr>
                       <w:bCs/>
@@ -2900,13 +2917,21 @@
                     </w:rPr>
                     <w:fldChar w:fldCharType="end"/>
                   </w:r>
-                  <w:commentRangeEnd w:id="42"/>
-                  <w:r>
-                    <w:commentReference w:id="42"/>
-                  </w:r>
-                  <w:commentRangeEnd w:id="101"/>
-                  <w:r>
-                    <w:commentReference w:id="101"/>
+                  <w:commentRangeEnd w:id="5"/>
+                  <w:r>
+                    <w:commentReference w:id="5"/>
+                  </w:r>
+                  <w:commentRangeEnd w:id="47"/>
+                  <w:r>
+                    <w:commentReference w:id="47"/>
+                  </w:r>
+                  <w:commentRangeEnd w:id="108"/>
+                  <w:r>
+                    <w:commentReference w:id="108"/>
+                  </w:r>
+                  <w:commentRangeEnd w:id="197"/>
+                  <w:r>
+                    <w:commentReference w:id="197"/>
                   </w:r>
                 </w:p>
                 <w:p ns2:paraId="34CD23A0">
@@ -2916,8 +2941,10 @@
                       <w:tab w:val="right" w:leader="dot" w:pos="8504"/>
                     </w:tabs>
                   </w:pPr>
-                  <w:commentRangeStart w:id="105"/>
-                  <w:commentRangeStart w:id="43"/>
+                  <w:commentRangeStart w:id="198"/>
+                  <w:commentRangeStart w:id="109"/>
+                  <w:commentRangeStart w:id="48"/>
+                  <w:commentRangeStart w:id="6"/>
                   <w:r>
                     <w:rPr>
                       <w:bCs/>
@@ -2977,13 +3004,21 @@
                     </w:rPr>
                     <w:fldChar w:fldCharType="end"/>
                   </w:r>
-                  <w:commentRangeEnd w:id="43"/>
-                  <w:r>
-                    <w:commentReference w:id="43"/>
-                  </w:r>
-                  <w:commentRangeEnd w:id="105"/>
-                  <w:r>
-                    <w:commentReference w:id="105"/>
+                  <w:commentRangeEnd w:id="6"/>
+                  <w:r>
+                    <w:commentReference w:id="6"/>
+                  </w:r>
+                  <w:commentRangeEnd w:id="48"/>
+                  <w:r>
+                    <w:commentReference w:id="48"/>
+                  </w:r>
+                  <w:commentRangeEnd w:id="109"/>
+                  <w:r>
+                    <w:commentReference w:id="109"/>
+                  </w:r>
+                  <w:commentRangeEnd w:id="198"/>
+                  <w:r>
+                    <w:commentReference w:id="198"/>
                   </w:r>
                 </w:p>
                 <w:p ns2:paraId="010FE09A">
@@ -2993,8 +3028,10 @@
                       <w:tab w:val="right" w:leader="dot" w:pos="8504"/>
                     </w:tabs>
                   </w:pPr>
-                  <w:commentRangeStart w:id="113"/>
-                  <w:commentRangeStart w:id="44"/>
+                  <w:commentRangeStart w:id="199"/>
+                  <w:commentRangeStart w:id="110"/>
+                  <w:commentRangeStart w:id="49"/>
+                  <w:commentRangeStart w:id="7"/>
                   <w:r>
                     <w:rPr>
                       <w:bCs/>
@@ -3054,13 +3091,21 @@
                     </w:rPr>
                     <w:fldChar w:fldCharType="end"/>
                   </w:r>
-                  <w:commentRangeEnd w:id="44"/>
-                  <w:r>
-                    <w:commentReference w:id="44"/>
-                  </w:r>
-                  <w:commentRangeEnd w:id="113"/>
-                  <w:r>
-                    <w:commentReference w:id="113"/>
+                  <w:commentRangeEnd w:id="7"/>
+                  <w:r>
+                    <w:commentReference w:id="7"/>
+                  </w:r>
+                  <w:commentRangeEnd w:id="49"/>
+                  <w:r>
+                    <w:commentReference w:id="49"/>
+                  </w:r>
+                  <w:commentRangeEnd w:id="110"/>
+                  <w:r>
+                    <w:commentReference w:id="110"/>
+                  </w:r>
+                  <w:commentRangeEnd w:id="199"/>
+                  <w:r>
+                    <w:commentReference w:id="199"/>
                   </w:r>
                 </w:p>
                 <w:p ns2:paraId="3303CDE1">
@@ -3070,8 +3115,9 @@
                       <w:tab w:val="right" w:leader="dot" w:pos="8504"/>
                     </w:tabs>
                   </w:pPr>
-                  <w:commentRangeStart w:id="115"/>
-                  <w:commentRangeStart w:id="45"/>
+                  <w:commentRangeStart w:id="111"/>
+                  <w:commentRangeStart w:id="50"/>
+                  <w:commentRangeStart w:id="8"/>
                   <w:r>
                     <w:rPr>
                       <w:bCs/>
@@ -3134,13 +3180,17 @@
                     </w:rPr>
                     <w:fldChar w:fldCharType="end"/>
                   </w:r>
-                  <w:commentRangeEnd w:id="45"/>
-                  <w:r>
-                    <w:commentReference w:id="45"/>
-                  </w:r>
-                  <w:commentRangeEnd w:id="115"/>
-                  <w:r>
-                    <w:commentReference w:id="115"/>
+                  <w:commentRangeEnd w:id="8"/>
+                  <w:r>
+                    <w:commentReference w:id="8"/>
+                  </w:r>
+                  <w:commentRangeEnd w:id="50"/>
+                  <w:r>
+                    <w:commentReference w:id="50"/>
+                  </w:r>
+                  <w:commentRangeEnd w:id="111"/>
+                  <w:r>
+                    <w:commentReference w:id="111"/>
                   </w:r>
                 </w:p>
                 <w:p ns2:paraId="10CE5FA3">
@@ -3150,8 +3200,9 @@
                       <w:tab w:val="right" w:leader="dot" w:pos="8504"/>
                     </w:tabs>
                   </w:pPr>
-                  <w:commentRangeStart w:id="116"/>
-                  <w:commentRangeStart w:id="46"/>
+                  <w:commentRangeStart w:id="112"/>
+                  <w:commentRangeStart w:id="51"/>
+                  <w:commentRangeStart w:id="9"/>
                   <w:r>
                     <w:rPr>
                       <w:bCs/>
@@ -3215,13 +3266,17 @@
                     </w:rPr>
                     <w:fldChar w:fldCharType="end"/>
                   </w:r>
-                  <w:commentRangeEnd w:id="46"/>
-                  <w:r>
-                    <w:commentReference w:id="46"/>
-                  </w:r>
-                  <w:commentRangeEnd w:id="116"/>
-                  <w:r>
-                    <w:commentReference w:id="116"/>
+                  <w:commentRangeEnd w:id="9"/>
+                  <w:r>
+                    <w:commentReference w:id="9"/>
+                  </w:r>
+                  <w:commentRangeEnd w:id="51"/>
+                  <w:r>
+                    <w:commentReference w:id="51"/>
+                  </w:r>
+                  <w:commentRangeEnd w:id="112"/>
+                  <w:r>
+                    <w:commentReference w:id="112"/>
                   </w:r>
                 </w:p>
                 <w:p ns2:paraId="3CB002A6">
@@ -3231,8 +3286,9 @@
                       <w:tab w:val="right" w:leader="dot" w:pos="8504"/>
                     </w:tabs>
                   </w:pPr>
-                  <w:commentRangeStart w:id="125"/>
-                  <w:commentRangeStart w:id="47"/>
+                  <w:commentRangeStart w:id="113"/>
+                  <w:commentRangeStart w:id="52"/>
+                  <w:commentRangeStart w:id="10"/>
                   <w:r>
                     <w:rPr>
                       <w:bCs/>
@@ -3296,13 +3352,17 @@
                     </w:rPr>
                     <w:fldChar w:fldCharType="end"/>
                   </w:r>
-                  <w:commentRangeEnd w:id="47"/>
-                  <w:r>
-                    <w:commentReference w:id="47"/>
-                  </w:r>
-                  <w:commentRangeEnd w:id="125"/>
-                  <w:r>
-                    <w:commentReference w:id="125"/>
+                  <w:commentRangeEnd w:id="10"/>
+                  <w:r>
+                    <w:commentReference w:id="10"/>
+                  </w:r>
+                  <w:commentRangeEnd w:id="52"/>
+                  <w:r>
+                    <w:commentReference w:id="52"/>
+                  </w:r>
+                  <w:commentRangeEnd w:id="113"/>
+                  <w:r>
+                    <w:commentReference w:id="113"/>
                   </w:r>
                 </w:p>
                 <w:p ns2:paraId="311B794E">
@@ -3312,8 +3372,9 @@
                       <w:tab w:val="right" w:leader="dot" w:pos="8504"/>
                     </w:tabs>
                   </w:pPr>
-                  <w:commentRangeStart w:id="132"/>
-                  <w:commentRangeStart w:id="48"/>
+                  <w:commentRangeStart w:id="114"/>
+                  <w:commentRangeStart w:id="53"/>
+                  <w:commentRangeStart w:id="11"/>
                   <w:r>
                     <w:rPr>
                       <w:bCs/>
@@ -3377,13 +3438,17 @@
                     </w:rPr>
                     <w:fldChar w:fldCharType="end"/>
                   </w:r>
-                  <w:commentRangeEnd w:id="48"/>
-                  <w:r>
-                    <w:commentReference w:id="48"/>
-                  </w:r>
-                  <w:commentRangeEnd w:id="132"/>
-                  <w:r>
-                    <w:commentReference w:id="132"/>
+                  <w:commentRangeEnd w:id="11"/>
+                  <w:r>
+                    <w:commentReference w:id="11"/>
+                  </w:r>
+                  <w:commentRangeEnd w:id="53"/>
+                  <w:r>
+                    <w:commentReference w:id="53"/>
+                  </w:r>
+                  <w:commentRangeEnd w:id="114"/>
+                  <w:r>
+                    <w:commentReference w:id="114"/>
                   </w:r>
                 </w:p>
                 <w:p ns2:paraId="039980CC">
@@ -3393,8 +3458,9 @@
                       <w:tab w:val="right" w:leader="dot" w:pos="8504"/>
                     </w:tabs>
                   </w:pPr>
-                  <w:commentRangeStart w:id="134"/>
-                  <w:commentRangeStart w:id="49"/>
+                  <w:commentRangeStart w:id="115"/>
+                  <w:commentRangeStart w:id="54"/>
+                  <w:commentRangeStart w:id="12"/>
                   <w:r>
                     <w:rPr>
                       <w:bCs/>
@@ -3457,13 +3523,17 @@
                     </w:rPr>
                     <w:fldChar w:fldCharType="end"/>
                   </w:r>
-                  <w:commentRangeEnd w:id="49"/>
-                  <w:r>
-                    <w:commentReference w:id="49"/>
-                  </w:r>
-                  <w:commentRangeEnd w:id="134"/>
-                  <w:r>
-                    <w:commentReference w:id="134"/>
+                  <w:commentRangeEnd w:id="12"/>
+                  <w:r>
+                    <w:commentReference w:id="12"/>
+                  </w:r>
+                  <w:commentRangeEnd w:id="54"/>
+                  <w:r>
+                    <w:commentReference w:id="54"/>
+                  </w:r>
+                  <w:commentRangeEnd w:id="115"/>
+                  <w:r>
+                    <w:commentReference w:id="115"/>
                   </w:r>
                 </w:p>
                 <w:p ns2:paraId="04AF63A8">
@@ -3473,8 +3543,9 @@
                       <w:tab w:val="right" w:leader="dot" w:pos="8504"/>
                     </w:tabs>
                   </w:pPr>
-                  <w:commentRangeStart w:id="135"/>
-                  <w:commentRangeStart w:id="50"/>
+                  <w:commentRangeStart w:id="116"/>
+                  <w:commentRangeStart w:id="55"/>
+                  <w:commentRangeStart w:id="13"/>
                   <w:r>
                     <w:rPr>
                       <w:bCs/>
@@ -3548,13 +3619,17 @@
                     </w:rPr>
                     <w:fldChar w:fldCharType="end"/>
                   </w:r>
-                  <w:commentRangeEnd w:id="50"/>
-                  <w:r>
-                    <w:commentReference w:id="50"/>
-                  </w:r>
-                  <w:commentRangeEnd w:id="135"/>
-                  <w:r>
-                    <w:commentReference w:id="135"/>
+                  <w:commentRangeEnd w:id="13"/>
+                  <w:r>
+                    <w:commentReference w:id="13"/>
+                  </w:r>
+                  <w:commentRangeEnd w:id="55"/>
+                  <w:r>
+                    <w:commentReference w:id="55"/>
+                  </w:r>
+                  <w:commentRangeEnd w:id="116"/>
+                  <w:r>
+                    <w:commentReference w:id="116"/>
                   </w:r>
                 </w:p>
                 <w:p ns2:paraId="737885D0">
@@ -3564,8 +3639,9 @@
                       <w:tab w:val="right" w:leader="dot" w:pos="8504"/>
                     </w:tabs>
                   </w:pPr>
-                  <w:commentRangeStart w:id="143"/>
-                  <w:commentRangeStart w:id="51"/>
+                  <w:commentRangeStart w:id="117"/>
+                  <w:commentRangeStart w:id="56"/>
+                  <w:commentRangeStart w:id="14"/>
                   <w:r>
                     <w:rPr>
                       <w:bCs/>
@@ -3639,13 +3715,17 @@
                     </w:rPr>
                     <w:fldChar w:fldCharType="end"/>
                   </w:r>
-                  <w:commentRangeEnd w:id="51"/>
-                  <w:r>
-                    <w:commentReference w:id="51"/>
-                  </w:r>
-                  <w:commentRangeEnd w:id="143"/>
-                  <w:r>
-                    <w:commentReference w:id="143"/>
+                  <w:commentRangeEnd w:id="14"/>
+                  <w:r>
+                    <w:commentReference w:id="14"/>
+                  </w:r>
+                  <w:commentRangeEnd w:id="56"/>
+                  <w:r>
+                    <w:commentReference w:id="56"/>
+                  </w:r>
+                  <w:commentRangeEnd w:id="117"/>
+                  <w:r>
+                    <w:commentReference w:id="117"/>
                   </w:r>
                 </w:p>
                 <w:p ns2:paraId="316C835C">
@@ -3655,8 +3735,9 @@
                       <w:tab w:val="right" w:leader="dot" w:pos="8504"/>
                     </w:tabs>
                   </w:pPr>
-                  <w:commentRangeStart w:id="147"/>
-                  <w:commentRangeStart w:id="52"/>
+                  <w:commentRangeStart w:id="118"/>
+                  <w:commentRangeStart w:id="57"/>
+                  <w:commentRangeStart w:id="15"/>
                   <w:r>
                     <w:rPr>
                       <w:bCs/>
@@ -3730,13 +3811,17 @@
                     </w:rPr>
                     <w:fldChar w:fldCharType="end"/>
                   </w:r>
-                  <w:commentRangeEnd w:id="52"/>
-                  <w:r>
-                    <w:commentReference w:id="52"/>
-                  </w:r>
-                  <w:commentRangeEnd w:id="147"/>
-                  <w:r>
-                    <w:commentReference w:id="147"/>
+                  <w:commentRangeEnd w:id="15"/>
+                  <w:r>
+                    <w:commentReference w:id="15"/>
+                  </w:r>
+                  <w:commentRangeEnd w:id="57"/>
+                  <w:r>
+                    <w:commentReference w:id="57"/>
+                  </w:r>
+                  <w:commentRangeEnd w:id="118"/>
+                  <w:r>
+                    <w:commentReference w:id="118"/>
                   </w:r>
                 </w:p>
                 <w:p ns2:paraId="4CCF8F0C">
@@ -3746,8 +3831,9 @@
                       <w:tab w:val="right" w:leader="dot" w:pos="8504"/>
                     </w:tabs>
                   </w:pPr>
-                  <w:commentRangeStart w:id="155"/>
-                  <w:commentRangeStart w:id="53"/>
+                  <w:commentRangeStart w:id="119"/>
+                  <w:commentRangeStart w:id="58"/>
+                  <w:commentRangeStart w:id="16"/>
                   <w:r>
                     <w:rPr>
                       <w:bCs/>
@@ -3810,13 +3896,17 @@
                     </w:rPr>
                     <w:fldChar w:fldCharType="end"/>
                   </w:r>
-                  <w:commentRangeEnd w:id="53"/>
-                  <w:r>
-                    <w:commentReference w:id="53"/>
-                  </w:r>
-                  <w:commentRangeEnd w:id="155"/>
-                  <w:r>
-                    <w:commentReference w:id="155"/>
+                  <w:commentRangeEnd w:id="16"/>
+                  <w:r>
+                    <w:commentReference w:id="16"/>
+                  </w:r>
+                  <w:commentRangeEnd w:id="58"/>
+                  <w:r>
+                    <w:commentReference w:id="58"/>
+                  </w:r>
+                  <w:commentRangeEnd w:id="119"/>
+                  <w:r>
+                    <w:commentReference w:id="119"/>
                   </w:r>
                 </w:p>
                 <w:p ns2:paraId="4FA5E328">
@@ -3826,8 +3916,6 @@
                       <w:tab w:val="right" w:leader="dot" w:pos="8504"/>
                     </w:tabs>
                   </w:pPr>
-                  <w:commentRangeStart w:id="156"/>
-                  <w:commentRangeStart w:id="54"/>
                   <w:r>
                     <w:rPr>
                       <w:bCs/>
@@ -3900,14 +3988,6 @@
                       <w:lang w:val="zh-CN"/>
                     </w:rPr>
                     <w:fldChar w:fldCharType="end"/>
-                  </w:r>
-                  <w:commentRangeEnd w:id="54"/>
-                  <w:r>
-                    <w:commentReference w:id="54"/>
-                  </w:r>
-                  <w:commentRangeEnd w:id="156"/>
-                  <w:r>
-                    <w:commentReference w:id="156"/>
                   </w:r>
                 </w:p>
                 <w:p ns2:paraId="4B3C24BB">
@@ -3917,8 +3997,6 @@
                       <w:tab w:val="right" w:leader="dot" w:pos="8504"/>
                     </w:tabs>
                   </w:pPr>
-                  <w:commentRangeStart w:id="179"/>
-                  <w:commentRangeStart w:id="55"/>
                   <w:r>
                     <w:rPr>
                       <w:bCs/>
@@ -3991,14 +4069,6 @@
                       <w:lang w:val="zh-CN"/>
                     </w:rPr>
                     <w:fldChar w:fldCharType="end"/>
-                  </w:r>
-                  <w:commentRangeEnd w:id="55"/>
-                  <w:r>
-                    <w:commentReference w:id="55"/>
-                  </w:r>
-                  <w:commentRangeEnd w:id="179"/>
-                  <w:r>
-                    <w:commentReference w:id="179"/>
                   </w:r>
                 </w:p>
                 <w:p ns2:paraId="5F8943B0">
@@ -4008,8 +4078,9 @@
                       <w:tab w:val="right" w:leader="dot" w:pos="8504"/>
                     </w:tabs>
                   </w:pPr>
-                  <w:commentRangeStart w:id="193"/>
-                  <w:commentRangeStart w:id="56"/>
+                  <w:commentRangeStart w:id="120"/>
+                  <w:commentRangeStart w:id="59"/>
+                  <w:commentRangeStart w:id="17"/>
                   <w:r>
                     <w:rPr>
                       <w:bCs/>
@@ -4072,13 +4143,17 @@
                     </w:rPr>
                     <w:fldChar w:fldCharType="end"/>
                   </w:r>
-                  <w:commentRangeEnd w:id="56"/>
-                  <w:r>
-                    <w:commentReference w:id="56"/>
-                  </w:r>
-                  <w:commentRangeEnd w:id="193"/>
-                  <w:r>
-                    <w:commentReference w:id="193"/>
+                  <w:commentRangeEnd w:id="17"/>
+                  <w:r>
+                    <w:commentReference w:id="17"/>
+                  </w:r>
+                  <w:commentRangeEnd w:id="59"/>
+                  <w:r>
+                    <w:commentReference w:id="59"/>
+                  </w:r>
+                  <w:commentRangeEnd w:id="120"/>
+                  <w:r>
+                    <w:commentReference w:id="120"/>
                   </w:r>
                 </w:p>
                 <w:p ns2:paraId="5AE893C4">
@@ -4088,8 +4163,9 @@
                       <w:tab w:val="right" w:leader="dot" w:pos="8504"/>
                     </w:tabs>
                   </w:pPr>
-                  <w:commentRangeStart w:id="196"/>
-                  <w:commentRangeStart w:id="57"/>
+                  <w:commentRangeStart w:id="121"/>
+                  <w:commentRangeStart w:id="60"/>
+                  <w:commentRangeStart w:id="18"/>
                   <w:r>
                     <w:rPr>
                       <w:bCs/>
@@ -4149,13 +4225,17 @@
                     </w:rPr>
                     <w:fldChar w:fldCharType="end"/>
                   </w:r>
-                  <w:commentRangeEnd w:id="57"/>
-                  <w:r>
-                    <w:commentReference w:id="57"/>
-                  </w:r>
-                  <w:commentRangeEnd w:id="196"/>
-                  <w:r>
-                    <w:commentReference w:id="196"/>
+                  <w:commentRangeEnd w:id="18"/>
+                  <w:r>
+                    <w:commentReference w:id="18"/>
+                  </w:r>
+                  <w:commentRangeEnd w:id="60"/>
+                  <w:r>
+                    <w:commentReference w:id="60"/>
+                  </w:r>
+                  <w:commentRangeEnd w:id="121"/>
+                  <w:r>
+                    <w:commentReference w:id="121"/>
                   </w:r>
                 </w:p>
                 <w:p ns2:paraId="1878D1F0">
@@ -4165,8 +4245,9 @@
                       <w:tab w:val="right" w:leader="dot" w:pos="8504"/>
                     </w:tabs>
                   </w:pPr>
-                  <w:commentRangeStart w:id="198"/>
-                  <w:commentRangeStart w:id="58"/>
+                  <w:commentRangeStart w:id="122"/>
+                  <w:commentRangeStart w:id="61"/>
+                  <w:commentRangeStart w:id="19"/>
                   <w:r>
                     <w:rPr>
                       <w:bCs/>
@@ -4229,13 +4310,17 @@
                     </w:rPr>
                     <w:fldChar w:fldCharType="end"/>
                   </w:r>
-                  <w:commentRangeEnd w:id="58"/>
-                  <w:r>
-                    <w:commentReference w:id="58"/>
-                  </w:r>
-                  <w:commentRangeEnd w:id="198"/>
-                  <w:r>
-                    <w:commentReference w:id="198"/>
+                  <w:commentRangeEnd w:id="19"/>
+                  <w:r>
+                    <w:commentReference w:id="19"/>
+                  </w:r>
+                  <w:commentRangeEnd w:id="61"/>
+                  <w:r>
+                    <w:commentReference w:id="61"/>
+                  </w:r>
+                  <w:commentRangeEnd w:id="122"/>
+                  <w:r>
+                    <w:commentReference w:id="122"/>
                   </w:r>
                 </w:p>
                 <w:p ns2:paraId="7A587920">
@@ -4245,7 +4330,9 @@
                       <w:tab w:val="right" w:leader="dot" w:pos="8504"/>
                     </w:tabs>
                   </w:pPr>
-                  <w:commentRangeStart w:id="59"/>
+                  <w:commentRangeStart w:id="123"/>
+                  <w:commentRangeStart w:id="62"/>
+                  <w:commentRangeStart w:id="20"/>
                   <w:r>
                     <w:rPr>
                       <w:bCs/>
@@ -4308,9 +4395,17 @@
                     </w:rPr>
                     <w:fldChar w:fldCharType="end"/>
                   </w:r>
-                  <w:commentRangeEnd w:id="59"/>
-                  <w:r>
-                    <w:commentReference w:id="59"/>
+                  <w:commentRangeEnd w:id="20"/>
+                  <w:r>
+                    <w:commentReference w:id="20"/>
+                  </w:r>
+                  <w:commentRangeEnd w:id="62"/>
+                  <w:r>
+                    <w:commentReference w:id="62"/>
+                  </w:r>
+                  <w:commentRangeEnd w:id="123"/>
+                  <w:r>
+                    <w:commentReference w:id="123"/>
                   </w:r>
                 </w:p>
                 <w:p ns2:paraId="1E121509">
@@ -4320,7 +4415,9 @@
                       <w:tab w:val="right" w:leader="dot" w:pos="8504"/>
                     </w:tabs>
                   </w:pPr>
-                  <w:commentRangeStart w:id="60"/>
+                  <w:commentRangeStart w:id="124"/>
+                  <w:commentRangeStart w:id="63"/>
+                  <w:commentRangeStart w:id="21"/>
                   <w:r>
                     <w:rPr>
                       <w:bCs/>
@@ -4383,9 +4480,17 @@
                     </w:rPr>
                     <w:fldChar w:fldCharType="end"/>
                   </w:r>
-                  <w:commentRangeEnd w:id="60"/>
-                  <w:r>
-                    <w:commentReference w:id="60"/>
+                  <w:commentRangeEnd w:id="21"/>
+                  <w:r>
+                    <w:commentReference w:id="21"/>
+                  </w:r>
+                  <w:commentRangeEnd w:id="63"/>
+                  <w:r>
+                    <w:commentReference w:id="63"/>
+                  </w:r>
+                  <w:commentRangeEnd w:id="124"/>
+                  <w:r>
+                    <w:commentReference w:id="124"/>
                   </w:r>
                 </w:p>
                 <w:p ns2:paraId="54BADF48">
@@ -4395,7 +4500,9 @@
                       <w:tab w:val="right" w:leader="dot" w:pos="8504"/>
                     </w:tabs>
                   </w:pPr>
-                  <w:commentRangeStart w:id="61"/>
+                  <w:commentRangeStart w:id="125"/>
+                  <w:commentRangeStart w:id="64"/>
+                  <w:commentRangeStart w:id="22"/>
                   <w:r>
                     <w:rPr>
                       <w:bCs/>
@@ -4458,9 +4565,17 @@
                     </w:rPr>
                     <w:fldChar w:fldCharType="end"/>
                   </w:r>
-                  <w:commentRangeEnd w:id="61"/>
-                  <w:r>
-                    <w:commentReference w:id="61"/>
+                  <w:commentRangeEnd w:id="22"/>
+                  <w:r>
+                    <w:commentReference w:id="22"/>
+                  </w:r>
+                  <w:commentRangeEnd w:id="64"/>
+                  <w:r>
+                    <w:commentReference w:id="64"/>
+                  </w:r>
+                  <w:commentRangeEnd w:id="125"/>
+                  <w:r>
+                    <w:commentReference w:id="125"/>
                   </w:r>
                 </w:p>
                 <w:p ns2:paraId="18A8F393">
@@ -4470,7 +4585,9 @@
                       <w:tab w:val="right" w:leader="dot" w:pos="8504"/>
                     </w:tabs>
                   </w:pPr>
-                  <w:commentRangeStart w:id="62"/>
+                  <w:commentRangeStart w:id="126"/>
+                  <w:commentRangeStart w:id="65"/>
+                  <w:commentRangeStart w:id="23"/>
                   <w:r>
                     <w:rPr>
                       <w:bCs/>
@@ -4544,9 +4661,17 @@
                     </w:rPr>
                     <w:fldChar w:fldCharType="end"/>
                   </w:r>
-                  <w:commentRangeEnd w:id="62"/>
-                  <w:r>
-                    <w:commentReference w:id="62"/>
+                  <w:commentRangeEnd w:id="23"/>
+                  <w:r>
+                    <w:commentReference w:id="23"/>
+                  </w:r>
+                  <w:commentRangeEnd w:id="65"/>
+                  <w:r>
+                    <w:commentReference w:id="65"/>
+                  </w:r>
+                  <w:commentRangeEnd w:id="126"/>
+                  <w:r>
+                    <w:commentReference w:id="126"/>
                   </w:r>
                 </w:p>
                 <w:p ns2:paraId="127EE3F6">
@@ -4556,7 +4681,9 @@
                       <w:tab w:val="right" w:leader="dot" w:pos="8504"/>
                     </w:tabs>
                   </w:pPr>
-                  <w:commentRangeStart w:id="63"/>
+                  <w:commentRangeStart w:id="127"/>
+                  <w:commentRangeStart w:id="66"/>
+                  <w:commentRangeStart w:id="24"/>
                   <w:r>
                     <w:rPr>
                       <w:bCs/>
@@ -4630,9 +4757,17 @@
                     </w:rPr>
                     <w:fldChar w:fldCharType="end"/>
                   </w:r>
-                  <w:commentRangeEnd w:id="63"/>
-                  <w:r>
-                    <w:commentReference w:id="63"/>
+                  <w:commentRangeEnd w:id="24"/>
+                  <w:r>
+                    <w:commentReference w:id="24"/>
+                  </w:r>
+                  <w:commentRangeEnd w:id="66"/>
+                  <w:r>
+                    <w:commentReference w:id="66"/>
+                  </w:r>
+                  <w:commentRangeEnd w:id="127"/>
+                  <w:r>
+                    <w:commentReference w:id="127"/>
                   </w:r>
                 </w:p>
                 <w:p ns2:paraId="39B275FA">
@@ -4642,7 +4777,9 @@
                       <w:tab w:val="right" w:leader="dot" w:pos="8504"/>
                     </w:tabs>
                   </w:pPr>
-                  <w:commentRangeStart w:id="64"/>
+                  <w:commentRangeStart w:id="128"/>
+                  <w:commentRangeStart w:id="67"/>
+                  <w:commentRangeStart w:id="25"/>
                   <w:r>
                     <w:rPr>
                       <w:bCs/>
@@ -4716,9 +4853,17 @@
                     </w:rPr>
                     <w:fldChar w:fldCharType="end"/>
                   </w:r>
-                  <w:commentRangeEnd w:id="64"/>
-                  <w:r>
-                    <w:commentReference w:id="64"/>
+                  <w:commentRangeEnd w:id="25"/>
+                  <w:r>
+                    <w:commentReference w:id="25"/>
+                  </w:r>
+                  <w:commentRangeEnd w:id="67"/>
+                  <w:r>
+                    <w:commentReference w:id="67"/>
+                  </w:r>
+                  <w:commentRangeEnd w:id="128"/>
+                  <w:r>
+                    <w:commentReference w:id="128"/>
                   </w:r>
                 </w:p>
                 <w:p ns2:paraId="11C66736">
@@ -4728,7 +4873,9 @@
                       <w:tab w:val="right" w:leader="dot" w:pos="8504"/>
                     </w:tabs>
                   </w:pPr>
-                  <w:commentRangeStart w:id="65"/>
+                  <w:commentRangeStart w:id="129"/>
+                  <w:commentRangeStart w:id="68"/>
+                  <w:commentRangeStart w:id="26"/>
                   <w:r>
                     <w:rPr>
                       <w:bCs/>
@@ -4792,9 +4939,17 @@
                     </w:rPr>
                     <w:fldChar w:fldCharType="end"/>
                   </w:r>
-                  <w:commentRangeEnd w:id="65"/>
-                  <w:r>
-                    <w:commentReference w:id="65"/>
+                  <w:commentRangeEnd w:id="26"/>
+                  <w:r>
+                    <w:commentReference w:id="26"/>
+                  </w:r>
+                  <w:commentRangeEnd w:id="68"/>
+                  <w:r>
+                    <w:commentReference w:id="68"/>
+                  </w:r>
+                  <w:commentRangeEnd w:id="129"/>
+                  <w:r>
+                    <w:commentReference w:id="129"/>
                   </w:r>
                 </w:p>
                 <w:p ns2:paraId="3548FC9B">
@@ -4804,7 +4959,9 @@
                       <w:tab w:val="right" w:leader="dot" w:pos="8504"/>
                     </w:tabs>
                   </w:pPr>
-                  <w:commentRangeStart w:id="66"/>
+                  <w:commentRangeStart w:id="130"/>
+                  <w:commentRangeStart w:id="69"/>
+                  <w:commentRangeStart w:id="27"/>
                   <w:r>
                     <w:rPr>
                       <w:bCs/>
@@ -4864,9 +5021,17 @@
                     </w:rPr>
                     <w:fldChar w:fldCharType="end"/>
                   </w:r>
-                  <w:commentRangeEnd w:id="66"/>
-                  <w:r>
-                    <w:commentReference w:id="66"/>
+                  <w:commentRangeEnd w:id="27"/>
+                  <w:r>
+                    <w:commentReference w:id="27"/>
+                  </w:r>
+                  <w:commentRangeEnd w:id="69"/>
+                  <w:r>
+                    <w:commentReference w:id="69"/>
+                  </w:r>
+                  <w:commentRangeEnd w:id="130"/>
+                  <w:r>
+                    <w:commentReference w:id="130"/>
                   </w:r>
                 </w:p>
                 <w:p ns2:paraId="41A6D4DE">
@@ -4876,7 +5041,9 @@
                       <w:tab w:val="right" w:leader="dot" w:pos="8504"/>
                     </w:tabs>
                   </w:pPr>
-                  <w:commentRangeStart w:id="67"/>
+                  <w:commentRangeStart w:id="131"/>
+                  <w:commentRangeStart w:id="70"/>
+                  <w:commentRangeStart w:id="28"/>
                   <w:r>
                     <w:rPr>
                       <w:bCs/>
@@ -4940,9 +5107,17 @@
                     </w:rPr>
                     <w:fldChar w:fldCharType="end"/>
                   </w:r>
-                  <w:commentRangeEnd w:id="67"/>
-                  <w:r>
-                    <w:commentReference w:id="67"/>
+                  <w:commentRangeEnd w:id="28"/>
+                  <w:r>
+                    <w:commentReference w:id="28"/>
+                  </w:r>
+                  <w:commentRangeEnd w:id="70"/>
+                  <w:r>
+                    <w:commentReference w:id="70"/>
+                  </w:r>
+                  <w:commentRangeEnd w:id="131"/>
+                  <w:r>
+                    <w:commentReference w:id="131"/>
                   </w:r>
                 </w:p>
                 <w:p ns2:paraId="1C515C0A">
@@ -4952,7 +5127,9 @@
                       <w:tab w:val="right" w:leader="dot" w:pos="8504"/>
                     </w:tabs>
                   </w:pPr>
-                  <w:commentRangeStart w:id="68"/>
+                  <w:commentRangeStart w:id="132"/>
+                  <w:commentRangeStart w:id="71"/>
+                  <w:commentRangeStart w:id="29"/>
                   <w:r>
                     <w:rPr>
                       <w:bCs/>
@@ -5016,9 +5193,17 @@
                     </w:rPr>
                     <w:fldChar w:fldCharType="end"/>
                   </w:r>
-                  <w:commentRangeEnd w:id="68"/>
-                  <w:r>
-                    <w:commentReference w:id="68"/>
+                  <w:commentRangeEnd w:id="29"/>
+                  <w:r>
+                    <w:commentReference w:id="29"/>
+                  </w:r>
+                  <w:commentRangeEnd w:id="71"/>
+                  <w:r>
+                    <w:commentReference w:id="71"/>
+                  </w:r>
+                  <w:commentRangeEnd w:id="132"/>
+                  <w:r>
+                    <w:commentReference w:id="132"/>
                   </w:r>
                 </w:p>
                 <w:p ns2:paraId="6E3865BB">
@@ -5028,7 +5213,9 @@
                       <w:tab w:val="right" w:leader="dot" w:pos="8504"/>
                     </w:tabs>
                   </w:pPr>
-                  <w:commentRangeStart w:id="69"/>
+                  <w:commentRangeStart w:id="133"/>
+                  <w:commentRangeStart w:id="72"/>
+                  <w:commentRangeStart w:id="30"/>
                   <w:r>
                     <w:rPr>
                       <w:bCs/>
@@ -5092,9 +5279,17 @@
                     </w:rPr>
                     <w:fldChar w:fldCharType="end"/>
                   </w:r>
-                  <w:commentRangeEnd w:id="69"/>
-                  <w:r>
-                    <w:commentReference w:id="69"/>
+                  <w:commentRangeEnd w:id="30"/>
+                  <w:r>
+                    <w:commentReference w:id="30"/>
+                  </w:r>
+                  <w:commentRangeEnd w:id="72"/>
+                  <w:r>
+                    <w:commentReference w:id="72"/>
+                  </w:r>
+                  <w:commentRangeEnd w:id="133"/>
+                  <w:r>
+                    <w:commentReference w:id="133"/>
                   </w:r>
                 </w:p>
                 <w:p ns2:paraId="19607F59">
@@ -5104,7 +5299,9 @@
                       <w:tab w:val="right" w:leader="dot" w:pos="8504"/>
                     </w:tabs>
                   </w:pPr>
-                  <w:commentRangeStart w:id="70"/>
+                  <w:commentRangeStart w:id="134"/>
+                  <w:commentRangeStart w:id="73"/>
+                  <w:commentRangeStart w:id="31"/>
                   <w:r>
                     <w:rPr>
                       <w:bCs/>
@@ -5168,9 +5365,17 @@
                     </w:rPr>
                     <w:fldChar w:fldCharType="end"/>
                   </w:r>
-                  <w:commentRangeEnd w:id="70"/>
-                  <w:r>
-                    <w:commentReference w:id="70"/>
+                  <w:commentRangeEnd w:id="31"/>
+                  <w:r>
+                    <w:commentReference w:id="31"/>
+                  </w:r>
+                  <w:commentRangeEnd w:id="73"/>
+                  <w:r>
+                    <w:commentReference w:id="73"/>
+                  </w:r>
+                  <w:commentRangeEnd w:id="134"/>
+                  <w:r>
+                    <w:commentReference w:id="134"/>
                   </w:r>
                 </w:p>
                 <w:p ns2:paraId="504FBD70">
@@ -5180,7 +5385,9 @@
                       <w:tab w:val="right" w:leader="dot" w:pos="8504"/>
                     </w:tabs>
                   </w:pPr>
-                  <w:commentRangeStart w:id="71"/>
+                  <w:commentRangeStart w:id="135"/>
+                  <w:commentRangeStart w:id="74"/>
+                  <w:commentRangeStart w:id="32"/>
                   <w:r>
                     <w:rPr>
                       <w:bCs/>
@@ -5254,9 +5461,17 @@
                     </w:rPr>
                     <w:fldChar w:fldCharType="end"/>
                   </w:r>
-                  <w:commentRangeEnd w:id="71"/>
-                  <w:r>
-                    <w:commentReference w:id="71"/>
+                  <w:commentRangeEnd w:id="32"/>
+                  <w:r>
+                    <w:commentReference w:id="32"/>
+                  </w:r>
+                  <w:commentRangeEnd w:id="74"/>
+                  <w:r>
+                    <w:commentReference w:id="74"/>
+                  </w:r>
+                  <w:commentRangeEnd w:id="135"/>
+                  <w:r>
+                    <w:commentReference w:id="135"/>
                   </w:r>
                 </w:p>
                 <w:p ns2:paraId="1E095FAB">
@@ -5266,7 +5481,9 @@
                       <w:tab w:val="right" w:leader="dot" w:pos="8504"/>
                     </w:tabs>
                   </w:pPr>
-                  <w:commentRangeStart w:id="72"/>
+                  <w:commentRangeStart w:id="136"/>
+                  <w:commentRangeStart w:id="75"/>
+                  <w:commentRangeStart w:id="33"/>
                   <w:r>
                     <w:rPr>
                       <w:bCs/>
@@ -5340,9 +5557,17 @@
                     </w:rPr>
                     <w:fldChar w:fldCharType="end"/>
                   </w:r>
-                  <w:commentRangeEnd w:id="72"/>
-                  <w:r>
-                    <w:commentReference w:id="72"/>
+                  <w:commentRangeEnd w:id="33"/>
+                  <w:r>
+                    <w:commentReference w:id="33"/>
+                  </w:r>
+                  <w:commentRangeEnd w:id="75"/>
+                  <w:r>
+                    <w:commentReference w:id="75"/>
+                  </w:r>
+                  <w:commentRangeEnd w:id="136"/>
+                  <w:r>
+                    <w:commentReference w:id="136"/>
                   </w:r>
                 </w:p>
                 <w:p ns2:paraId="39A4B827">
@@ -5352,7 +5577,9 @@
                       <w:tab w:val="right" w:leader="dot" w:pos="8504"/>
                     </w:tabs>
                   </w:pPr>
-                  <w:commentRangeStart w:id="73"/>
+                  <w:commentRangeStart w:id="137"/>
+                  <w:commentRangeStart w:id="76"/>
+                  <w:commentRangeStart w:id="34"/>
                   <w:r>
                     <w:rPr>
                       <w:bCs/>
@@ -5426,9 +5653,17 @@
                     </w:rPr>
                     <w:fldChar w:fldCharType="end"/>
                   </w:r>
-                  <w:commentRangeEnd w:id="73"/>
-                  <w:r>
-                    <w:commentReference w:id="73"/>
+                  <w:commentRangeEnd w:id="34"/>
+                  <w:r>
+                    <w:commentReference w:id="34"/>
+                  </w:r>
+                  <w:commentRangeEnd w:id="76"/>
+                  <w:r>
+                    <w:commentReference w:id="76"/>
+                  </w:r>
+                  <w:commentRangeEnd w:id="137"/>
+                  <w:r>
+                    <w:commentReference w:id="137"/>
                   </w:r>
                 </w:p>
                 <w:p ns2:paraId="09F01186">
@@ -5438,7 +5673,9 @@
                       <w:tab w:val="right" w:leader="dot" w:pos="8504"/>
                     </w:tabs>
                   </w:pPr>
-                  <w:commentRangeStart w:id="74"/>
+                  <w:commentRangeStart w:id="138"/>
+                  <w:commentRangeStart w:id="77"/>
+                  <w:commentRangeStart w:id="35"/>
                   <w:r>
                     <w:rPr>
                       <w:bCs/>
@@ -5502,9 +5739,17 @@
                     </w:rPr>
                     <w:fldChar w:fldCharType="end"/>
                   </w:r>
-                  <w:commentRangeEnd w:id="74"/>
-                  <w:r>
-                    <w:commentReference w:id="74"/>
+                  <w:commentRangeEnd w:id="35"/>
+                  <w:r>
+                    <w:commentReference w:id="35"/>
+                  </w:r>
+                  <w:commentRangeEnd w:id="77"/>
+                  <w:r>
+                    <w:commentReference w:id="77"/>
+                  </w:r>
+                  <w:commentRangeEnd w:id="138"/>
+                  <w:r>
+                    <w:commentReference w:id="138"/>
                   </w:r>
                 </w:p>
                 <w:p ns2:paraId="4890E1DE">
@@ -5514,7 +5759,9 @@
                       <w:tab w:val="right" w:leader="dot" w:pos="8504"/>
                     </w:tabs>
                   </w:pPr>
-                  <w:commentRangeStart w:id="75"/>
+                  <w:commentRangeStart w:id="139"/>
+                  <w:commentRangeStart w:id="78"/>
+                  <w:commentRangeStart w:id="36"/>
                   <w:r>
                     <w:rPr>
                       <w:bCs/>
@@ -5574,9 +5821,17 @@
                     </w:rPr>
                     <w:fldChar w:fldCharType="end"/>
                   </w:r>
-                  <w:commentRangeEnd w:id="75"/>
-                  <w:r>
-                    <w:commentReference w:id="75"/>
+                  <w:commentRangeEnd w:id="36"/>
+                  <w:r>
+                    <w:commentReference w:id="36"/>
+                  </w:r>
+                  <w:commentRangeEnd w:id="78"/>
+                  <w:r>
+                    <w:commentReference w:id="78"/>
+                  </w:r>
+                  <w:commentRangeEnd w:id="139"/>
+                  <w:r>
+                    <w:commentReference w:id="139"/>
                   </w:r>
                 </w:p>
                 <w:p ns2:paraId="410C56C0">
@@ -5586,7 +5841,9 @@
                       <w:tab w:val="right" w:leader="dot" w:pos="8504"/>
                     </w:tabs>
                   </w:pPr>
-                  <w:commentRangeStart w:id="76"/>
+                  <w:commentRangeStart w:id="140"/>
+                  <w:commentRangeStart w:id="79"/>
+                  <w:commentRangeStart w:id="37"/>
                   <w:r>
                     <w:rPr>
                       <w:bCs/>
@@ -5649,9 +5906,17 @@
                     </w:rPr>
                     <w:fldChar w:fldCharType="end"/>
                   </w:r>
-                  <w:commentRangeEnd w:id="76"/>
-                  <w:r>
-                    <w:commentReference w:id="76"/>
+                  <w:commentRangeEnd w:id="37"/>
+                  <w:r>
+                    <w:commentReference w:id="37"/>
+                  </w:r>
+                  <w:commentRangeEnd w:id="79"/>
+                  <w:r>
+                    <w:commentReference w:id="79"/>
+                  </w:r>
+                  <w:commentRangeEnd w:id="140"/>
+                  <w:r>
+                    <w:commentReference w:id="140"/>
                   </w:r>
                 </w:p>
                 <w:p ns2:paraId="69144EE7">
@@ -5661,7 +5926,9 @@
                       <w:tab w:val="right" w:leader="dot" w:pos="8504"/>
                     </w:tabs>
                   </w:pPr>
-                  <w:commentRangeStart w:id="77"/>
+                  <w:commentRangeStart w:id="141"/>
+                  <w:commentRangeStart w:id="80"/>
+                  <w:commentRangeStart w:id="38"/>
                   <w:r>
                     <w:rPr>
                       <w:bCs/>
@@ -5734,9 +6001,17 @@
                     </w:rPr>
                     <w:fldChar w:fldCharType="end"/>
                   </w:r>
-                  <w:commentRangeEnd w:id="77"/>
-                  <w:r>
-                    <w:commentReference w:id="77"/>
+                  <w:commentRangeEnd w:id="38"/>
+                  <w:r>
+                    <w:commentReference w:id="38"/>
+                  </w:r>
+                  <w:commentRangeEnd w:id="80"/>
+                  <w:r>
+                    <w:commentReference w:id="80"/>
+                  </w:r>
+                  <w:commentRangeEnd w:id="141"/>
+                  <w:r>
+                    <w:commentReference w:id="141"/>
                   </w:r>
                 </w:p>
                 <w:p ns2:paraId="14E6A227">
@@ -5746,8 +6021,9 @@
                       <w:tab w:val="right" w:leader="dot" w:pos="8504"/>
                     </w:tabs>
                   </w:pPr>
-                  <w:commentRangeStart w:id="206"/>
-                  <w:commentRangeStart w:id="78"/>
+                  <w:commentRangeStart w:id="142"/>
+                  <w:commentRangeStart w:id="81"/>
+                  <w:commentRangeStart w:id="39"/>
                   <w:r>
                     <w:rPr>
                       <w:bCs/>
@@ -5800,13 +6076,17 @@
                     </w:rPr>
                     <w:fldChar w:fldCharType="end"/>
                   </w:r>
-                  <w:commentRangeEnd w:id="78"/>
-                  <w:r>
-                    <w:commentReference w:id="78"/>
-                  </w:r>
-                  <w:commentRangeEnd w:id="206"/>
-                  <w:r>
-                    <w:commentReference w:id="206"/>
+                  <w:commentRangeEnd w:id="39"/>
+                  <w:r>
+                    <w:commentReference w:id="39"/>
+                  </w:r>
+                  <w:commentRangeEnd w:id="81"/>
+                  <w:r>
+                    <w:commentReference w:id="81"/>
+                  </w:r>
+                  <w:commentRangeEnd w:id="142"/>
+                  <w:r>
+                    <w:commentReference w:id="142"/>
                   </w:r>
                 </w:p>
                 <w:p ns2:paraId="02EB61AA">
@@ -5816,7 +6096,9 @@
                       <w:tab w:val="right" w:leader="dot" w:pos="8504"/>
                     </w:tabs>
                   </w:pPr>
-                  <w:commentRangeStart w:id="79"/>
+                  <w:commentRangeStart w:id="143"/>
+                  <w:commentRangeStart w:id="82"/>
+                  <w:commentRangeStart w:id="40"/>
                   <w:r>
                     <w:rPr>
                       <w:bCs/>
@@ -5869,9 +6151,17 @@
                     </w:rPr>
                     <w:fldChar w:fldCharType="end"/>
                   </w:r>
-                  <w:commentRangeEnd w:id="79"/>
-                  <w:r>
-                    <w:commentReference w:id="79"/>
+                  <w:commentRangeEnd w:id="40"/>
+                  <w:r>
+                    <w:commentReference w:id="40"/>
+                  </w:r>
+                  <w:commentRangeEnd w:id="82"/>
+                  <w:r>
+                    <w:commentReference w:id="82"/>
+                  </w:r>
+                  <w:commentRangeEnd w:id="143"/>
+                  <w:r>
+                    <w:commentReference w:id="143"/>
                   </w:r>
                 </w:p>
                 <w:p ns2:paraId="22A5DA91">
@@ -5881,7 +6171,9 @@
                       <w:tab w:val="right" w:leader="dot" w:pos="8504"/>
                     </w:tabs>
                   </w:pPr>
-                  <w:commentRangeStart w:id="80"/>
+                  <w:commentRangeStart w:id="144"/>
+                  <w:commentRangeStart w:id="83"/>
+                  <w:commentRangeStart w:id="41"/>
                   <w:r>
                     <w:rPr>
                       <w:bCs/>
@@ -5934,9 +6226,17 @@
                     </w:rPr>
                     <w:fldChar w:fldCharType="end"/>
                   </w:r>
-                  <w:commentRangeEnd w:id="80"/>
-                  <w:r>
-                    <w:commentReference w:id="80"/>
+                  <w:commentRangeEnd w:id="41"/>
+                  <w:r>
+                    <w:commentReference w:id="41"/>
+                  </w:r>
+                  <w:commentRangeEnd w:id="83"/>
+                  <w:r>
+                    <w:commentReference w:id="83"/>
+                  </w:r>
+                  <w:commentRangeEnd w:id="144"/>
+                  <w:r>
+                    <w:commentReference w:id="144"/>
                   </w:r>
                 </w:p>
                 <w:p ns2:paraId="30244776">
@@ -5955,17 +6255,12 @@
                       <w:docGrid w:type="linesAndChars" w:linePitch="326" w:charSpace="0"/>
                     </w:sectPr>
                   </w:pPr>
-                  <w:commentRangeStart w:id="81"/>
                   <w:r>
                     <w:rPr>
                       <w:bCs/>
                       <w:lang w:val="zh-CN"/>
                     </w:rPr>
                     <w:fldChar w:fldCharType="end"/>
-                  </w:r>
-                  <w:commentRangeEnd w:id="81"/>
-                  <w:r>
-                    <w:commentReference w:id="81"/>
                   </w:r>
                 </w:p>
               </w:sdtContent>
@@ -6116,8 +6411,6 @@
           <w:lang w:val="en-US" w:eastAsia="zh-CN"/>
         </w:rPr>
       </w:pPr>
-      <w:commentRangeStart w:id="201"/>
-      <w:commentRangeStart w:id="84"/>
       <w:r>
         <w:rPr>
           <w:rFonts w:hint="eastAsia"/>
@@ -6185,14 +6478,6 @@
         </w:rPr>
         <w:t>。在自动驾驶领域，根据因特尔的研究，一辆自动驾驶汽车每秒钟可以产生高达1GB的数据，只有高带宽和低延时的网络才能够满足数据实时处理的需求；在内容生成领域，Epic Games的虚幻引擎5可以生成令人难以置信的详细场景，这也意味着需要高达数百GB的数据传输和存储，高性能的网络可以确保这些大型文件的快速分发，加速复杂渲染任务的高效完成；在模型训练方面，AIGC技术的进步依赖于大量的数据和计算资源，斯坦福大学做出研究表明训练一个大型的图像识别模型可能需要数百GB到TB级别的数据，高性能网络可以加速模型的训练进程，缩短模型训练时间，从而加快AIGC技术的发展。</w:t>
       </w:r>
-      <w:commentRangeEnd w:id="84"/>
-      <w:r>
-        <w:commentReference w:id="84"/>
-      </w:r>
-      <w:commentRangeEnd w:id="201"/>
-      <w:r>
-        <w:commentReference w:id="201"/>
-      </w:r>
     </w:p>
     <w:p ns2:paraId="1BFF82A0">
       <w:pPr>
@@ -6202,7 +6487,6 @@
           <w:lang w:val="en-US" w:eastAsia="zh-CN"/>
         </w:rPr>
       </w:pPr>
-      <w:commentRangeStart w:id="85"/>
       <w:r>
         <w:rPr>
           <w:rFonts w:hint="eastAsia"/>
@@ -6225,10 +6509,6 @@
         </w:rPr>
         <w:t>；高可靠代表了网络的健壮性，表明网络不会因为网络拥塞等问题导致大规模的网络崩溃。</w:t>
       </w:r>
-      <w:commentRangeEnd w:id="85"/>
-      <w:r>
-        <w:commentReference w:id="85"/>
-      </w:r>
     </w:p>
     <w:p ns2:paraId="77254B33">
       <w:pPr>
@@ -6238,7 +6518,6 @@
           <w:lang w:val="en-US" w:eastAsia="zh-CN"/>
         </w:rPr>
       </w:pPr>
-      <w:commentRangeStart w:id="86"/>
       <w:r>
         <w:rPr>
           <w:rFonts w:hint="eastAsia"/>
@@ -6321,10 +6600,6 @@
         </w:rPr>
         <w:t>。</w:t>
       </w:r>
-      <w:commentRangeEnd w:id="86"/>
-      <w:r>
-        <w:commentReference w:id="86"/>
-      </w:r>
     </w:p>
     <w:p ns2:paraId="764ECDB9">
       <w:pPr>
@@ -6334,7 +6609,6 @@
           <w:lang w:val="en-US" w:eastAsia="zh-CN"/>
         </w:rPr>
       </w:pPr>
-      <w:commentRangeStart w:id="87"/>
       <w:r>
         <w:rPr>
           <w:rFonts w:hint="eastAsia"/>
@@ -6402,10 +6676,6 @@
         </w:rPr>
         <w:t>。</w:t>
       </w:r>
-      <w:commentRangeEnd w:id="87"/>
-      <w:r>
-        <w:commentReference w:id="87"/>
-      </w:r>
     </w:p>
     <w:p ns2:paraId="156BACD2">
       <w:pPr>
@@ -6415,17 +6685,12 @@
           <w:lang w:val="en-US" w:eastAsia="zh-CN"/>
         </w:rPr>
       </w:pPr>
-      <w:commentRangeStart w:id="88"/>
       <w:r>
         <w:rPr>
           <w:rFonts w:hint="eastAsia"/>
           <w:lang w:val="en-US" w:eastAsia="zh-CN"/>
         </w:rPr>
         <w:t>相较于IB网络和iWARP网络，RoCE网络结合了IB网络和TCP/IP网络的特点，因此为RoCE网络设计高效的拥塞控制算法是具有挑战的。DCQCN是当前RoCE网络中使用最广泛的拥塞控制算法，在国内外的诸多数据中心中已经部署了DCQCN。但是DCQCN由于单一的拥塞反馈信号、参数众多等因素的影响导致其在一些场景下表现不佳。因此设计一种更高效的RDMA拥塞控制算法是当前的重要研究方向。</w:t>
-      </w:r>
-      <w:commentRangeEnd w:id="88"/>
-      <w:r>
-        <w:commentReference w:id="88"/>
       </w:r>
     </w:p>
     <w:p ns2:paraId="757CC1EC">
@@ -6469,17 +6734,12 @@
           <w:lang w:val="en-US" w:eastAsia="zh-CN"/>
         </w:rPr>
       </w:pPr>
-      <w:commentRangeStart w:id="90"/>
       <w:r>
         <w:rPr>
           <w:rFonts w:hint="eastAsia"/>
           <w:lang w:val="en-US" w:eastAsia="zh-CN"/>
         </w:rPr>
         <w:t>数据传输量和网络流量的不断增长对网络的要求越来越高，网络除了需要具备高带宽和低时延等特点，也要面对高带宽可能带来的网络拥塞问题，当突发流量过多时，过高的带宽会带来严重的网络拥塞问题。网络发生拥塞后会导致网络延迟增加、丢包、吞吐量下降等一系列问题。因此，从TCP/IP网络开始，研究人员就在处理网络拥塞控制方面做出了很多工作。随着网络流量的多样化和复杂性，越来越多的拥塞算法被提出来提升网络拥塞处理能力，进而提升网络的综合性能。</w:t>
-      </w:r>
-      <w:commentRangeEnd w:id="90"/>
-      <w:r>
-        <w:commentReference w:id="90"/>
       </w:r>
     </w:p>
     <w:p ns2:paraId="62BEB336">
@@ -6491,7 +6751,6 @@
           <w:lang w:val="en-US" w:eastAsia="zh-CN"/>
         </w:rPr>
       </w:pPr>
-      <w:commentRangeStart w:id="91"/>
       <w:r>
         <w:rPr>
           <w:rFonts w:hint="eastAsia"/>
@@ -6528,10 +6787,6 @@
           <w:lang w:val="en-US" w:eastAsia="zh-CN"/>
         </w:rPr>
         <w:t>，并在TCP的使用中被标准化。慢启动指在传输开始时或在长空闲期后，TCP通过慢启动算法逐渐增加拥塞窗口，以探测网络容量并避免拥塞；拥塞避免指当拥塞窗口超过慢启动阈值时，TCP切换到拥塞避免模式，此时cwnd的增长速度会减慢；快速重传指当TCP接收到三个重复的ACK时，会触发快速重传机制，重传看似丢失的段，而不需要等待重传定时器超时；快速恢复指在快速重传后，TCP进入快速恢复模式，调整拥塞窗口以避免进一步的拥塞。</w:t>
-      </w:r>
-      <w:commentRangeEnd w:id="91"/>
-      <w:r>
-        <w:commentReference w:id="91"/>
       </w:r>
     </w:p>
     <w:p ns2:paraId="1BFD28E5">
@@ -6543,7 +6798,6 @@
           <w:lang w:val="en-US" w:eastAsia="zh-CN"/>
         </w:rPr>
       </w:pPr>
-      <w:commentRangeStart w:id="92"/>
       <w:r>
         <w:rPr>
           <w:rFonts w:hint="eastAsia"/>
@@ -6565,10 +6819,6 @@
           <w:lang w:val="en-US" w:eastAsia="zh-CN"/>
         </w:rPr>
         <w:t>，这个RFC是对ECN机制的正式规范，旨在通过在IP数据包中显式标记拥塞，而不是通过丢包来通知发送端网络中的拥塞情况。ECN允许网络设备在检测到即将发生拥塞时标记数据包，而不是丢弃它们，这样发送端就可以根据这些标记调整其发送速率，以减少拥塞发生的可能性。</w:t>
-      </w:r>
-      <w:commentRangeEnd w:id="92"/>
-      <w:r>
-        <w:commentReference w:id="92"/>
       </w:r>
     </w:p>
     <w:p ns2:paraId="63CC7E4A">
@@ -6580,7 +6830,6 @@
           <w:lang w:val="en-US" w:eastAsia="zh-CN"/>
         </w:rPr>
       </w:pPr>
-      <w:commentRangeStart w:id="93"/>
       <w:r>
         <w:rPr>
           <w:rFonts w:hint="eastAsia"/>
@@ -6602,10 +6851,6 @@
           <w:lang w:val="en-US" w:eastAsia="zh-CN"/>
         </w:rPr>
         <w:t>，它通过在数据包头部插入量化的拥塞反馈（Fb值）来通知发送端网络中的拥塞状况。QCN在拥塞点（CP）计算Fb值，反映队列长度与理论均衡队列长度的偏差，并在反射点（RefP）以概率方式将这些反馈信息传回给源点（ReaP）。源点根据接收到的Fb值执行乘法减少、快速恢复和主动探测等操作，以动态调整发送速率，从而有效控制拥塞并优化网络性能。</w:t>
-      </w:r>
-      <w:commentRangeEnd w:id="93"/>
-      <w:r>
-        <w:commentReference w:id="93"/>
       </w:r>
     </w:p>
     <w:p ns2:paraId="4BFA3E86">
@@ -6617,7 +6862,6 @@
           <w:lang w:val="en-US" w:eastAsia="zh-CN"/>
         </w:rPr>
       </w:pPr>
-      <w:commentRangeStart w:id="94"/>
       <w:r>
         <w:rPr>
           <w:rFonts w:hint="eastAsia"/>
@@ -6639,10 +6883,6 @@
           <w:lang w:val="en-US" w:eastAsia="zh-CN"/>
         </w:rPr>
         <w:t>，它通过利用显式拥塞通知（ECN）机制，实现了多比特反馈，允许端主机根据网络中的拥塞程度动态调整发送速率。DCTCP在发送端结合了ECN标记和一种新颖的控制方案，通过估计网络中标记数据包的比例作为拥塞程度的信号，从而实现在保持高吞吐量的同时，显著减少交换机缓冲区的占用，并为短时流量提供低延迟和高突发容忍性。</w:t>
-      </w:r>
-      <w:commentRangeEnd w:id="94"/>
-      <w:r>
-        <w:commentReference w:id="94"/>
       </w:r>
     </w:p>
     <w:p ns2:paraId="0E9CA93A">
@@ -6654,17 +6894,12 @@
           <w:lang w:val="en-US" w:eastAsia="zh-CN"/>
         </w:rPr>
       </w:pPr>
-      <w:commentRangeStart w:id="95"/>
       <w:r>
         <w:rPr>
           <w:rFonts w:hint="eastAsia"/>
           <w:lang w:val="en-US" w:eastAsia="zh-CN"/>
         </w:rPr>
         <w:t>这些算法我们将其概括为经典的拥塞控制算法，尽管这些算法并未在RDMA网络中被直接使用，但是它们的思想为日后RDMA拥塞控制算法的提出提供了丰富且坚实的理论基础。</w:t>
-      </w:r>
-      <w:commentRangeEnd w:id="95"/>
-      <w:r>
-        <w:commentReference w:id="95"/>
       </w:r>
     </w:p>
     <w:p ns2:paraId="7389377E">
@@ -6676,7 +6911,6 @@
           <w:lang w:val="en-US" w:eastAsia="zh-CN"/>
         </w:rPr>
       </w:pPr>
-      <w:commentRangeStart w:id="96"/>
       <w:r>
         <w:rPr>
           <w:rFonts w:hint="eastAsia"/>
@@ -6698,10 +6932,6 @@
           <w:lang w:val="en-US" w:eastAsia="zh-CN"/>
         </w:rPr>
         <w:t>。DCQCN是一种专为数据中心网络设计的端到端拥塞控制协议，它基于RoCEv2标准构建，利用显式拥塞通知（ECN）机制来提供多比特反馈，允许端主机根据网络中的拥塞程度动态调整发送速率。DCQCN通过在网络交换机中实现简单的ECN标记策略，并在端主机的NIC（网络接口卡）上执行复杂的拥塞控制逻辑，以实现快速收敛到公平带宽分配、高链路利用率、低队列累积和低队列振荡。DCQCN目前已被广泛的应用于多种实际场景中，证明了其在实际应用中的优越性。</w:t>
-      </w:r>
-      <w:commentRangeEnd w:id="96"/>
-      <w:r>
-        <w:commentReference w:id="96"/>
       </w:r>
     </w:p>
     <w:p ns2:paraId="7C513282">
@@ -6713,7 +6943,6 @@
           <w:lang w:val="en-US" w:eastAsia="zh-CN"/>
         </w:rPr>
       </w:pPr>
-      <w:commentRangeStart w:id="97"/>
       <w:r>
         <w:rPr>
           <w:rFonts w:hint="eastAsia"/>
@@ -6735,10 +6964,6 @@
           <w:lang w:val="en-US" w:eastAsia="zh-CN"/>
         </w:rPr>
         <w:t>，这是一种基于基于往返时延（RTT）的拥塞控制算法。该算法通过利用NIC硬件的高精度RTT（往返时延）测量功能，动态调整数据传输速率，以响应网络中的拥塞变化，实现了在保持高吞吐量的同时显著降低数据包延迟，特别是在大规模数据中心环境中，TIMELY通过监测RTT的变化梯度来预测和响应即将发生的拥塞，而不是依赖于交换机的反馈信号，从而有效地控制数据流，减少延迟，提高网络性能。</w:t>
-      </w:r>
-      <w:commentRangeEnd w:id="97"/>
-      <w:r>
-        <w:commentReference w:id="97"/>
       </w:r>
     </w:p>
     <w:p ns2:paraId="14627AAA">
@@ -6750,7 +6975,6 @@
           <w:lang w:val="en-US" w:eastAsia="zh-CN"/>
         </w:rPr>
       </w:pPr>
-      <w:commentRangeStart w:id="98"/>
       <w:r>
         <w:rPr>
           <w:rFonts w:hint="eastAsia"/>
@@ -6787,10 +7011,6 @@
           <w:lang w:val="en-US" w:eastAsia="zh-CN"/>
         </w:rPr>
         <w:t>获得精确的链路负载信息，并据此精确控制流量。HPCC通过解决在拥塞期间延迟INT信息和对INT信息过度反应的问题，能够快速收敛以利用空闲带宽，同时避免拥塞，并保持网络队列中接近零的数据堆积以实现超低延迟。</w:t>
-      </w:r>
-      <w:commentRangeEnd w:id="98"/>
-      <w:r>
-        <w:commentReference w:id="98"/>
       </w:r>
     </w:p>
     <w:p ns2:paraId="5240FD78">
@@ -6803,7 +7023,6 @@
           <w:lang w:val="en-US" w:eastAsia="zh-CN"/>
         </w:rPr>
       </w:pPr>
-      <w:commentRangeStart w:id="99"/>
       <w:r>
         <w:rPr>
           <w:rFonts w:hint="eastAsia"/>
@@ -6841,10 +7060,6 @@
         </w:rPr>
         <w:t>。</w:t>
       </w:r>
-      <w:commentRangeEnd w:id="99"/>
-      <w:r>
-        <w:commentReference w:id="99"/>
-      </w:r>
     </w:p>
     <w:p ns2:paraId="466B2698">
       <w:pPr>
@@ -6855,7 +7070,6 @@
           <w:lang w:val="en-US" w:eastAsia="zh-CN"/>
         </w:rPr>
       </w:pPr>
-      <w:commentRangeStart w:id="100"/>
       <w:r>
         <w:rPr>
           <w:rFonts w:hint="eastAsia"/>
@@ -6906,10 +7120,6 @@
         </w:rPr>
         <w:t>等，该部分研究在一定程度上使用拥塞控制提高了网络性能，但是仍然存在部分不足之处和待改进的内容。</w:t>
       </w:r>
-      <w:commentRangeEnd w:id="100"/>
-      <w:r>
-        <w:commentReference w:id="100"/>
-      </w:r>
     </w:p>
     <w:p ns2:paraId="3D1DE1D4">
       <w:pPr>
@@ -6955,7 +7165,6 @@
           <w:lang w:val="en-US" w:eastAsia="zh-CN"/>
         </w:rPr>
       </w:pPr>
-      <w:commentRangeStart w:id="102"/>
       <w:r>
         <w:rPr>
           <w:rFonts w:hint="eastAsia"/>
@@ -6984,10 +7193,6 @@
         </w:rPr>
         <w:t>中提到的，HPCC的算法在处理incast下的拥塞时可能存在的问题，我们针对HPCC在incast场景下的算法进行优化设计，通过更精确的INT信息来判别网络的拥塞状态并作出反应。本文的主要研究工作有：</w:t>
       </w:r>
-      <w:commentRangeEnd w:id="102"/>
-      <w:r>
-        <w:commentReference w:id="102"/>
-      </w:r>
     </w:p>
     <w:p ns2:paraId="28829205">
       <w:pPr>
@@ -7000,7 +7205,6 @@
           <w:lang w:val="en-US" w:eastAsia="zh-CN"/>
         </w:rPr>
       </w:pPr>
-      <w:commentRangeStart w:id="103"/>
       <w:r>
         <w:rPr>
           <w:rFonts w:hint="eastAsia"/>
@@ -7026,10 +7230,6 @@
           <w:lang w:val="en-US" w:eastAsia="zh-CN"/>
         </w:rPr>
         <w:t>上的仿真结果表明，同现有的其他主流拥塞控制算法相比，DCQCN-SW在incast场景下和真实网络负载场景下的整体性能更高，并且使交换机缓冲区长度保持相对稳定，在不影响网络整体性能的前提下有着更稳定的网络状态。</w:t>
-      </w:r>
-      <w:commentRangeEnd w:id="103"/>
-      <w:r>
-        <w:commentReference w:id="103"/>
       </w:r>
     </w:p>
     <w:p ns2:paraId="4EAE3E74">
@@ -7043,7 +7243,6 @@
           <w:lang w:val="en-US" w:eastAsia="zh-CN"/>
         </w:rPr>
       </w:pPr>
-      <w:commentRangeStart w:id="104"/>
       <w:r>
         <w:rPr>
           <w:rFonts w:hint="eastAsia"/>
@@ -7087,10 +7286,6 @@
         </w:rPr>
         <w:t>下性能较好，可见MPCC在处理小流方面的性能更优。</w:t>
       </w:r>
-      <w:commentRangeEnd w:id="104"/>
-      <w:r>
-        <w:commentReference w:id="104"/>
-      </w:r>
     </w:p>
     <w:p ns2:paraId="18646859">
       <w:pPr>
@@ -7127,7 +7322,6 @@
           <w:lang w:val="en-US" w:eastAsia="zh-CN"/>
         </w:rPr>
       </w:pPr>
-      <w:commentRangeStart w:id="106"/>
       <w:r>
         <w:rPr>
           <w:rFonts w:hint="eastAsia"/>
@@ -7137,10 +7331,6 @@
         </w:rPr>
         <w:t>论文的章节安排如下：</w:t>
       </w:r>
-      <w:commentRangeEnd w:id="106"/>
-      <w:r>
-        <w:commentReference w:id="106"/>
-      </w:r>
     </w:p>
     <w:p ns2:paraId="42752339">
       <w:pPr>
@@ -7153,7 +7343,6 @@
           <w:lang w:val="en-US" w:eastAsia="zh-CN"/>
         </w:rPr>
       </w:pPr>
-      <w:commentRangeStart w:id="107"/>
       <w:r>
         <w:rPr>
           <w:rFonts w:hint="eastAsia"/>
@@ -7163,10 +7352,6 @@
         </w:rPr>
         <w:t>第一章是绪论部分，首先阐述了高性能网络对目前发展迅速的AIGC产业的重要性，并引出一种广泛用于高性能网络的技术——RDMA技术。接着阐述了在任何网络中拥塞控制都是必不可少的组成部分，并对目前国内外经典的拥塞控制算法和RDMA相关的拥塞控制算法进行介绍，引出了现有拥塞控制算法面临的挑战。之后介绍了本文的主要研究工作，包括技术介绍和算法设计与仿真实现等。最后阐述了本文的具体结构安排。</w:t>
       </w:r>
-      <w:commentRangeEnd w:id="107"/>
-      <w:r>
-        <w:commentReference w:id="107"/>
-      </w:r>
     </w:p>
     <w:p ns2:paraId="1C87DC8F">
       <w:pPr>
@@ -7179,7 +7364,6 @@
           <w:lang w:val="en-US" w:eastAsia="zh-CN"/>
         </w:rPr>
       </w:pPr>
-      <w:commentRangeStart w:id="108"/>
       <w:r>
         <w:rPr>
           <w:rFonts w:hint="eastAsia"/>
@@ -7188,10 +7372,6 @@
           <w:lang w:val="en-US" w:eastAsia="zh-CN"/>
         </w:rPr>
         <w:t>第二章首先对RDMA技术进行介绍，并对TCP/IP中的数据传输过程和RDMA中的数据过程进行全面的分析和对比，具体的说明了RDMA的优越性。之后对三种基于RDMA技术搭建的高性能网络进行介绍。最后对本文中进行优化的两种RDMA拥塞控制算法DCQCN和HPCC进行介绍。</w:t>
-      </w:r>
-      <w:commentRangeEnd w:id="108"/>
-      <w:r>
-        <w:commentReference w:id="108"/>
       </w:r>
     </w:p>
     <w:p ns2:paraId="6A905FF2">
@@ -7205,7 +7385,6 @@
           <w:lang w:val="en-US" w:eastAsia="zh-CN"/>
         </w:rPr>
       </w:pPr>
-      <w:commentRangeStart w:id="109"/>
       <w:r>
         <w:rPr>
           <w:rFonts w:hint="eastAsia"/>
@@ -7214,10 +7393,6 @@
           <w:lang w:val="en-US" w:eastAsia="zh-CN"/>
         </w:rPr>
         <w:t>第三章首先对DCQCN算法存在的部分不足进行分析，然后提出了为解决这些不足的算法DCQCN-SW，DCQCN-SW基于对交换机队列更精确的观测优化DCQCN在处理网络拥塞方面的能力，之后详细描述了算法的实现细节。最后基于NS-3网络仿真工具对DCQCN-SW的算法同其他拥塞控制算法进行对比，验证了DCQCN-SW提升网络整体性能和缓解网络拥塞的能力</w:t>
-      </w:r>
-      <w:commentRangeEnd w:id="109"/>
-      <w:r>
-        <w:commentReference w:id="109"/>
       </w:r>
     </w:p>
     <w:p ns2:paraId="5AA0FC7A">
@@ -7231,7 +7406,6 @@
           <w:lang w:val="en-US" w:eastAsia="zh-CN"/>
         </w:rPr>
       </w:pPr>
-      <w:commentRangeStart w:id="110"/>
       <w:r>
         <w:rPr>
           <w:rFonts w:hint="eastAsia"/>
@@ -7240,10 +7414,6 @@
           <w:lang w:val="en-US" w:eastAsia="zh-CN"/>
         </w:rPr>
         <w:t>第四章首先对HPCC算法在处理incast场景下的不足进行分析，然后提出了优化HPCC处理incast能力的算法MPCC。MPCC基于对端到端时延和链路利用率的精确处理来识别网络状态，能够在发生拥塞前及时的调整发送窗口的大小。之后详细了描述MPCC算法的具体实现细节。最后基于NS-3网络仿真工具对MPCC在incast场景和真实网络负载场景下的性能做出评估，并同其他拥塞控制算法进行对比，验证了MPCC在提升网络整体性能和缓解网络拥塞方面的能力。</w:t>
-      </w:r>
-      <w:commentRangeEnd w:id="110"/>
-      <w:r>
-        <w:commentReference w:id="110"/>
       </w:r>
     </w:p>
     <w:p ns2:paraId="614538F2">
@@ -7257,7 +7427,6 @@
           <w:lang w:val="en-US" w:eastAsia="zh-CN"/>
         </w:rPr>
       </w:pPr>
-      <w:commentRangeStart w:id="111"/>
       <w:r>
         <w:rPr>
           <w:rFonts w:hint="eastAsia"/>
@@ -7266,10 +7435,6 @@
           <w:lang w:val="en-US" w:eastAsia="zh-CN"/>
         </w:rPr>
         <w:t>第五章对本文的前四章内容进行了总结，指出了本文研究目前存在的不足，并对下一步工作的研究方向进行展望。</w:t>
-      </w:r>
-      <w:commentRangeEnd w:id="111"/>
-      <w:r>
-        <w:commentReference w:id="111"/>
       </w:r>
     </w:p>
     <w:p ns2:paraId="513B496E">
@@ -7325,13 +7490,8 @@
         <w:spacing w:before="163" w:beforeLines="50" w:after="163" w:afterLines="50"/>
         <w:ind w:firstLine="420"/>
       </w:pPr>
-      <w:commentRangeStart w:id="112"/>
       <w:r>
         <w:br w:type="page"/>
-      </w:r>
-      <w:commentRangeEnd w:id="112"/>
-      <w:r>
-        <w:commentReference w:id="112"/>
       </w:r>
     </w:p>
     <w:p ns2:paraId="288C3C56">
@@ -7369,7 +7529,6 @@
           <w:lang w:val="en-US" w:eastAsia="zh-CN"/>
         </w:rPr>
       </w:pPr>
-      <w:commentRangeStart w:id="114"/>
       <w:bookmarkStart w:id="8" w:name="_Toc82108063"/>
       <w:r>
         <w:rPr>
@@ -7377,10 +7536,6 @@
           <w:lang w:val="en-US" w:eastAsia="zh-CN"/>
         </w:rPr>
         <w:t>本章首先介绍了远程内存直接访问技术的技术特点和优势，并同传统的TCP/IP数据传输方式进行对比；之后进一步介绍了三种RDMA网络，并着重介绍了RoCE网络；最后对两种RoCE网络下的拥塞控制算法DCQCN和HPCC进行了详细的介绍。</w:t>
-      </w:r>
-      <w:commentRangeEnd w:id="114"/>
-      <w:r>
-        <w:commentReference w:id="114"/>
       </w:r>
     </w:p>
     <w:p ns2:paraId="212CCA66">
@@ -7446,7 +7601,6 @@
           <w:rFonts w:hint="eastAsia"/>
         </w:rPr>
       </w:pPr>
-      <w:commentRangeStart w:id="117"/>
       <w:r>
         <w:rPr>
           <w:rFonts w:hint="eastAsia"/>
@@ -7466,10 +7620,6 @@
           <w:rFonts w:hint="eastAsia"/>
         </w:rPr>
         <w:t>，这包括从输入设备读取数据和向输出设备写入数据。这种模式下，CPU在大量数据传输时会花费大量时间等待I/O操作完成，导致CPU资源的浪费。CPU在处理复杂的计算任务时，如果还要同时处理大量的I/O操作，会导致处理能力的分散和效率的降低。随着存储和I/O设备的技术进步，如硬盘、网络接口卡等，它们能够以更高的速度传输数据。为了充分利用这些硬件的高速特性，需要一种机制来减少CPU在数据传输中的介入，DMA技术应运而生。</w:t>
-      </w:r>
-      <w:commentRangeEnd w:id="117"/>
-      <w:r>
-        <w:commentReference w:id="117"/>
       </w:r>
     </w:p>
     <w:p ns2:paraId="6E145751">
@@ -7481,7 +7631,6 @@
           <w:lang w:eastAsia="zh-CN"/>
         </w:rPr>
       </w:pPr>
-      <w:commentRangeStart w:id="118"/>
       <w:r>
         <w:rPr>
           <w:rFonts w:hint="eastAsia" w:eastAsia="宋体"/>
@@ -7521,10 +7670,6 @@
           </ns4:inline>
         </w:drawing>
       </w:r>
-      <w:commentRangeEnd w:id="118"/>
-      <w:r>
-        <w:commentReference w:id="118"/>
-      </w:r>
     </w:p>
     <w:p ns2:paraId="50922A53">
       <w:pPr>
@@ -7535,7 +7680,8 @@
           <w:lang w:val="en-US" w:eastAsia="zh-CN"/>
         </w:rPr>
       </w:pPr>
-      <w:commentRangeStart w:id="119"/>
+      <w:commentRangeStart w:id="148"/>
+      <w:commentRangeStart w:id="87"/>
       <w:r>
         <w:rPr>
           <w:rFonts w:hint="eastAsia" w:ascii="宋体" w:hAnsi="宋体"/>
@@ -7590,9 +7736,13 @@
         </w:rPr>
         <w:t>无DMA技术下的数据传输过程</w:t>
       </w:r>
-      <w:commentRangeEnd w:id="119"/>
-      <w:r>
-        <w:commentReference w:id="119"/>
+      <w:commentRangeEnd w:id="87"/>
+      <w:r>
+        <w:commentReference w:id="87"/>
+      </w:r>
+      <w:commentRangeEnd w:id="148"/>
+      <w:r>
+        <w:commentReference w:id="148"/>
       </w:r>
     </w:p>
     <w:p ns2:paraId="2009E4CF">
@@ -7604,7 +7754,6 @@
           <w:lang w:eastAsia="zh-CN"/>
         </w:rPr>
       </w:pPr>
-      <w:commentRangeStart w:id="120"/>
       <w:r>
         <w:rPr>
           <w:rFonts w:hint="eastAsia"/>
@@ -7672,10 +7821,6 @@
           <w:lang w:eastAsia="zh-CN"/>
         </w:rPr>
         <w:t>。</w:t>
-      </w:r>
-      <w:commentRangeEnd w:id="120"/>
-      <w:r>
-        <w:commentReference w:id="120"/>
       </w:r>
     </w:p>
     <w:p ns2:paraId="53C9A936">
@@ -7687,7 +7832,6 @@
           <w:lang w:eastAsia="zh-CN"/>
         </w:rPr>
       </w:pPr>
-      <w:commentRangeStart w:id="121"/>
       <w:r>
         <w:rPr>
           <w:rFonts w:hint="eastAsia"/>
@@ -7727,10 +7871,6 @@
           </ns4:inline>
         </w:drawing>
       </w:r>
-      <w:commentRangeEnd w:id="121"/>
-      <w:r>
-        <w:commentReference w:id="121"/>
-      </w:r>
     </w:p>
     <w:p ns2:paraId="7C664F16">
       <w:pPr>
@@ -7741,7 +7881,8 @@
           <w:lang w:eastAsia="zh-CN"/>
         </w:rPr>
       </w:pPr>
-      <w:commentRangeStart w:id="122"/>
+      <w:commentRangeStart w:id="149"/>
+      <w:commentRangeStart w:id="88"/>
       <w:r>
         <w:rPr>
           <w:rFonts w:hint="eastAsia" w:ascii="宋体" w:hAnsi="宋体"/>
@@ -7796,9 +7937,13 @@
         </w:rPr>
         <w:t>使用DMA技术下的数据传输过程</w:t>
       </w:r>
-      <w:commentRangeEnd w:id="122"/>
-      <w:r>
-        <w:commentReference w:id="122"/>
+      <w:commentRangeEnd w:id="88"/>
+      <w:r>
+        <w:commentReference w:id="88"/>
+      </w:r>
+      <w:commentRangeEnd w:id="149"/>
+      <w:r>
+        <w:commentReference w:id="149"/>
       </w:r>
     </w:p>
     <w:p ns2:paraId="3A572808">
@@ -7810,7 +7955,6 @@
           <w:lang w:val="en-US" w:eastAsia="zh-CN"/>
         </w:rPr>
       </w:pPr>
-      <w:commentRangeStart w:id="123"/>
       <w:r>
         <w:rPr>
           <w:rFonts w:hint="eastAsia"/>
@@ -7832,10 +7976,6 @@
           <w:lang w:val="en-US" w:eastAsia="zh-CN"/>
         </w:rPr>
         <w:t>。因此DMA技术的一大优势就是可以显著减少CPU的中断次数，因为数据传输完成后，DMA控制器通常只需要发送一个中断信号给CPU，而不是在传输过程中的每一步都中断CPU。这使得CPU可以更高效地执行计算任务，而数据传输任务则由DMA控制器处理。图2-1和图2-2呈现了在单台计算机内部使用DMA技术和未使用DMA技术的数据传输流程。</w:t>
-      </w:r>
-      <w:commentRangeEnd w:id="123"/>
-      <w:r>
-        <w:commentReference w:id="123"/>
       </w:r>
     </w:p>
     <w:p ns2:paraId="64BE59E2">
@@ -7847,17 +7987,12 @@
           <w:lang w:val="en-US" w:eastAsia="zh-CN"/>
         </w:rPr>
       </w:pPr>
-      <w:commentRangeStart w:id="124"/>
       <w:r>
         <w:rPr>
           <w:rFonts w:hint="eastAsia"/>
           <w:lang w:val="en-US" w:eastAsia="zh-CN"/>
         </w:rPr>
         <w:t>DMA技术允许多个I/O操作并行进行，大大提高了系统的并行处理能力，并且由于其减少了CPU在数据传输过程中的干预，使得内存带宽和I/O带宽等系统资源可以被更高效的利用，同时避免因CPU过载或错误I/O处理请求而导致的系统不稳定。随着技术的发展，DMA控制器的功能越来越强大，支持更复杂的数据传输模式和更高的数据传输速率。</w:t>
-      </w:r>
-      <w:commentRangeEnd w:id="124"/>
-      <w:r>
-        <w:commentReference w:id="124"/>
       </w:r>
     </w:p>
     <w:p ns2:paraId="7BB8C665">
@@ -7902,7 +8037,6 @@
           </ns2:textFill>
         </w:rPr>
       </w:pPr>
-      <w:commentRangeStart w:id="126"/>
       <w:r>
         <w:rPr>
           <w:rFonts w:hint="eastAsia"/>
@@ -7963,10 +8097,6 @@
           </ns2:textFill>
         </w:rPr>
         <w:t>。</w:t>
-      </w:r>
-      <w:commentRangeEnd w:id="126"/>
-      <w:r>
-        <w:commentReference w:id="126"/>
       </w:r>
     </w:p>
     <w:p ns2:paraId="334C777B">
@@ -7999,7 +8129,6 @@
           </ns2:textFill>
         </w:rPr>
       </w:pPr>
-      <w:commentRangeStart w:id="127"/>
       <w:r>
         <w:rPr>
           <w:rFonts w:hint="eastAsia"/>
@@ -8048,10 +8177,6 @@
           </ns4:inline>
         </w:drawing>
       </w:r>
-      <w:commentRangeEnd w:id="127"/>
-      <w:r>
-        <w:commentReference w:id="127"/>
-      </w:r>
     </w:p>
     <w:p ns2:paraId="1055AADF">
       <w:pPr>
@@ -8070,7 +8195,8 @@
           </ns2:textFill>
         </w:rPr>
       </w:pPr>
-      <w:commentRangeStart w:id="128"/>
+      <w:commentRangeStart w:id="150"/>
+      <w:commentRangeStart w:id="89"/>
       <w:r>
         <w:rPr>
           <w:rFonts w:hint="eastAsia" w:ascii="宋体" w:hAnsi="宋体"/>
@@ -8125,9 +8251,13 @@
         </w:rPr>
         <w:t>无RDMA技术下的数据传输过程</w:t>
       </w:r>
-      <w:commentRangeEnd w:id="128"/>
-      <w:r>
-        <w:commentReference w:id="128"/>
+      <w:commentRangeEnd w:id="89"/>
+      <w:r>
+        <w:commentReference w:id="89"/>
+      </w:r>
+      <w:commentRangeEnd w:id="150"/>
+      <w:r>
+        <w:commentReference w:id="150"/>
       </w:r>
     </w:p>
     <w:p ns2:paraId="0910EB6C">
@@ -8147,7 +8277,6 @@
           </ns2:textFill>
         </w:rPr>
       </w:pPr>
-      <w:commentRangeStart w:id="129"/>
       <w:r>
         <w:rPr>
           <w:rFonts w:hint="eastAsia" w:ascii="宋体" w:hAnsi="宋体"/>
@@ -8198,10 +8327,6 @@
           </ns4:inline>
         </w:drawing>
       </w:r>
-      <w:commentRangeEnd w:id="129"/>
-      <w:r>
-        <w:commentReference w:id="129"/>
-      </w:r>
     </w:p>
     <w:p ns2:paraId="3FDED763">
       <w:pPr>
@@ -8220,7 +8345,8 @@
           </ns2:textFill>
         </w:rPr>
       </w:pPr>
-      <w:commentRangeStart w:id="130"/>
+      <w:commentRangeStart w:id="151"/>
+      <w:commentRangeStart w:id="90"/>
       <w:r>
         <w:rPr>
           <w:rFonts w:hint="eastAsia" w:ascii="宋体" w:hAnsi="宋体"/>
@@ -8275,9 +8401,13 @@
         </w:rPr>
         <w:t>使用RDMA技术下的数据传输过程</w:t>
       </w:r>
-      <w:commentRangeEnd w:id="130"/>
-      <w:r>
-        <w:commentReference w:id="130"/>
+      <w:commentRangeEnd w:id="90"/>
+      <w:r>
+        <w:commentReference w:id="90"/>
+      </w:r>
+      <w:commentRangeEnd w:id="151"/>
+      <w:r>
+        <w:commentReference w:id="151"/>
       </w:r>
     </w:p>
     <w:p ns2:paraId="2400A2B8">
@@ -8296,7 +8426,6 @@
           </ns2:textFill>
         </w:rPr>
       </w:pPr>
-      <w:commentRangeStart w:id="131"/>
       <w:r>
         <w:rPr>
           <w:rFonts w:hint="eastAsia"/>
@@ -8351,10 +8480,6 @@
           </ns2:textFill>
         </w:rPr>
         <w:t>，图2-3和图2-4呈现了数据在传输过程中，使用TCP/IP协议和RDMA协议的区别。首先我们对内核旁路进行分析，在TCP/IP中，数据从内存抵达网卡的过程中需要操作系统完成多次内核态和用户态之间的切换，频繁的上下文切换为CPU带来了更多的负担，它会引入额外的系统调用开销，进而影响系统的整体性能；在RDMA中，数据从内存到达网卡的过程中无需使操作系统进入内核态，无需进行频繁的上下文切换，这大大提升了CPU的使用效率。其次我们对零拷贝进行分析，在TCP/IP中，以发送方的内存为数据传输起点，在其到达发送端网卡的过程中，数据首先需要从内存拷贝至内核的TCP/IP堆栈，并完成数据包封装的整个过程，之后再将封装好的数据包从内核的TCP/IP堆栈拷贝至内存，从内存将数据包发送至网卡进行数据发送。在数据包到达接收端内存后，数据包同样需要先从内存拷贝至内核的TCP/IP堆栈进行数据包解封装，然后再将数据拷贝至内存，最终完成这次数据传输。在RDMA中，数据无需在内存和TCP/IP堆栈间进行频繁的拷贝，而是直接由内存传输至网卡，并在网卡内完成数据包的封装和解封装任务，这个过程大大降低了CPU的负担，能够使得CPU将更多的资源用于计算和控制，而不是大量的数据传输，同时大大降低了数据在传输过程中的时延，提升了数据传输的速率和效率。</w:t>
-      </w:r>
-      <w:commentRangeEnd w:id="131"/>
-      <w:r>
-        <w:commentReference w:id="131"/>
       </w:r>
     </w:p>
     <w:p ns2:paraId="64E045E0">
@@ -8405,7 +8530,6 @@
           </ns2:textFill>
         </w:rPr>
       </w:pPr>
-      <w:commentRangeStart w:id="133"/>
       <w:r>
         <w:rPr>
           <w:rFonts w:hint="eastAsia"/>
@@ -8493,10 +8617,6 @@
           </ns2:textFill>
         </w:rPr>
         <w:t>。</w:t>
-      </w:r>
-      <w:commentRangeEnd w:id="133"/>
-      <w:r>
-        <w:commentReference w:id="133"/>
       </w:r>
     </w:p>
     <w:p ns2:paraId="1C917020">
@@ -8599,7 +8719,6 @@
           <w:lang w:val="en-US" w:eastAsia="zh-CN"/>
         </w:rPr>
       </w:pPr>
-      <w:commentRangeStart w:id="136"/>
       <w:r>
         <w:rPr>
           <w:rFonts w:hint="eastAsia"/>
@@ -8621,10 +8740,6 @@
           <w:lang w:val="en-US" w:eastAsia="zh-CN"/>
         </w:rPr>
         <w:t>。</w:t>
-      </w:r>
-      <w:commentRangeEnd w:id="136"/>
-      <w:r>
-        <w:commentReference w:id="136"/>
       </w:r>
     </w:p>
     <w:p ns2:paraId="464B90CC">
@@ -8636,17 +8751,12 @@
           <w:lang w:val="en-US" w:eastAsia="zh-CN"/>
         </w:rPr>
       </w:pPr>
-      <w:commentRangeStart w:id="137"/>
       <w:r>
         <w:rPr>
           <w:rFonts w:hint="eastAsia"/>
           <w:lang w:val="en-US" w:eastAsia="zh-CN"/>
         </w:rPr>
         <w:t>区别于传统的TCP/IP网络，IB网络重新设计了网络协议，并使用了RDMA技术来提升网络的性能。图2-5中包含了IB网络的层级结构，可以看到IB网络的每层都使用了全新设计的协议，例如在链路层和网络层中分别使用LID和GID来实现子网内和子网间的路由与寻址，并且在传输层也使用了为IB网络设计的传输层，图2-6展现了IB网络中子网内和子网间的数据包格式，可以看到子网间的数据包格式相交子网内明显多出了GID的部分。因此IB网络中用于传输数据的网络设备也和TCP/IP网络大不相同，包括交换机、网络适配器等设备，这也体现了IB网络存在的封闭性，即IB网络中的设备无法与传统以太网上的设备进行通信。</w:t>
-      </w:r>
-      <w:commentRangeEnd w:id="137"/>
-      <w:r>
-        <w:commentReference w:id="137"/>
       </w:r>
     </w:p>
     <w:p ns2:paraId="6B61675E">
@@ -8658,7 +8768,6 @@
           <w:lang w:val="en-US" w:eastAsia="zh-CN"/>
         </w:rPr>
       </w:pPr>
-      <w:commentRangeStart w:id="138"/>
       <w:r>
         <w:rPr>
           <w:rFonts w:hint="eastAsia"/>
@@ -8666,10 +8775,6 @@
         </w:rPr>
         <w:t>在IB网络中，其拥塞控制解决方案是一种基于credit-base的流控机制，它旨在防止发送端过快地发送数据而导致接收端缓冲区溢出。在这种机制中，接收端会根据其缓冲区的可用容量向发送端发送“信用”（credit）信息，这些信用信息表明了接收端能够接收的额外数据量。发送端必须等待接收端的信用信息才能继续发送数据，从而确保数据传输不会超出接收端的处理能力。具体来说，每当接收端处理了一些数据并为新的数据腾出了空间时，它就会发送一个包含信用值的消息给发送端。这个信用值告诉发送端可以发送多少额外的数据。发送端使用这些信用来决定它可以发送多少数据，而不是基于固定的窗口大小。这种动态的信用更新机制允许IB网络在不同的网络条件和负载下都能保持高效和稳定，因为它允许网络根据实际的缓冲区使用情况动态调整数据传输速率。</w:t>
       </w:r>
-      <w:commentRangeEnd w:id="138"/>
-      <w:r>
-        <w:commentReference w:id="138"/>
-      </w:r>
     </w:p>
     <w:p ns2:paraId="7488B0B7">
       <w:pPr>
@@ -8679,7 +8784,6 @@
           <w:lang w:val="en-US" w:eastAsia="zh-CN"/>
         </w:rPr>
       </w:pPr>
-      <w:commentRangeStart w:id="139"/>
       <w:r>
         <w:rPr>
           <w:rFonts w:hint="default"/>
@@ -8723,10 +8827,6 @@
           </ns4:inline>
         </w:drawing>
       </w:r>
-      <w:commentRangeEnd w:id="139"/>
-      <w:r>
-        <w:commentReference w:id="139"/>
-      </w:r>
     </w:p>
     <w:p ns2:paraId="089C4B12">
       <w:pPr>
@@ -8745,7 +8845,8 @@
           </ns2:textFill>
         </w:rPr>
       </w:pPr>
-      <w:commentRangeStart w:id="140"/>
+      <w:commentRangeStart w:id="152"/>
+      <w:commentRangeStart w:id="91"/>
       <w:r>
         <w:rPr>
           <w:rFonts w:hint="eastAsia" w:ascii="宋体" w:hAnsi="宋体"/>
@@ -8800,9 +8901,13 @@
         </w:rPr>
         <w:t>不同RDMA网络的链路层、网络层和传输层对比</w:t>
       </w:r>
-      <w:commentRangeEnd w:id="140"/>
-      <w:r>
-        <w:commentReference w:id="140"/>
+      <w:commentRangeEnd w:id="91"/>
+      <w:r>
+        <w:commentReference w:id="91"/>
+      </w:r>
+      <w:commentRangeEnd w:id="152"/>
+      <w:r>
+        <w:commentReference w:id="152"/>
       </w:r>
     </w:p>
     <w:p ns2:paraId="15FEB935">
@@ -8811,7 +8916,6 @@
         <w:ind w:firstLine="480" w:firstLineChars="200"/>
         <w:jc w:val="center"/>
       </w:pPr>
-      <w:commentRangeStart w:id="141"/>
       <w:r>
         <w:drawing>
           <ns4:inline distT="0" distB="0" distL="114300" distR="114300">
@@ -8857,10 +8961,6 @@
           </ns4:inline>
         </w:drawing>
       </w:r>
-      <w:commentRangeEnd w:id="141"/>
-      <w:r>
-        <w:commentReference w:id="141"/>
-      </w:r>
     </w:p>
     <w:p ns2:paraId="38164D05">
       <w:pPr>
@@ -8872,7 +8972,8 @@
           <w:lang w:val="en-US" w:eastAsia="zh-CN"/>
         </w:rPr>
       </w:pPr>
-      <w:commentRangeStart w:id="142"/>
+      <w:commentRangeStart w:id="153"/>
+      <w:commentRangeStart w:id="92"/>
       <w:r>
         <w:rPr>
           <w:rFonts w:hint="eastAsia" w:ascii="宋体" w:hAnsi="宋体"/>
@@ -8927,9 +9028,13 @@
         </w:rPr>
         <w:t>IB网络中子网内和子网间的数据包格式</w:t>
       </w:r>
-      <w:commentRangeEnd w:id="142"/>
-      <w:r>
-        <w:commentReference w:id="142"/>
+      <w:commentRangeEnd w:id="92"/>
+      <w:r>
+        <w:commentReference w:id="92"/>
+      </w:r>
+      <w:commentRangeEnd w:id="153"/>
+      <w:r>
+        <w:commentReference w:id="153"/>
       </w:r>
     </w:p>
     <w:p ns2:paraId="23E114D4">
@@ -8988,7 +9093,6 @@
           <w:lang w:val="en-US" w:eastAsia="zh-CN"/>
         </w:rPr>
       </w:pPr>
-      <w:commentRangeStart w:id="144"/>
       <w:r>
         <w:rPr>
           <w:rFonts w:hint="eastAsia"/>
@@ -9010,10 +9114,6 @@
           <w:lang w:val="en-US" w:eastAsia="zh-CN"/>
         </w:rPr>
         <w:t>。</w:t>
-      </w:r>
-      <w:commentRangeEnd w:id="144"/>
-      <w:r>
-        <w:commentReference w:id="144"/>
       </w:r>
     </w:p>
     <w:p ns2:paraId="392A352A">
@@ -9025,7 +9125,6 @@
           <w:lang w:val="en-US"/>
         </w:rPr>
       </w:pPr>
-      <w:commentRangeStart w:id="145"/>
       <w:r>
         <w:rPr>
           <w:rFonts w:hint="eastAsia"/>
@@ -9047,10 +9146,6 @@
           <w:lang w:val="en-US" w:eastAsia="zh-CN"/>
         </w:rPr>
         <w:t>，这些协议层次分明，最终实现了RDMA技术在以太网上的使用。</w:t>
-      </w:r>
-      <w:commentRangeEnd w:id="145"/>
-      <w:r>
-        <w:commentReference w:id="145"/>
       </w:r>
     </w:p>
     <w:p ns2:paraId="62871AE9">
@@ -9062,17 +9157,12 @@
           <w:lang w:val="en-US" w:eastAsia="zh-CN"/>
         </w:rPr>
       </w:pPr>
-      <w:commentRangeStart w:id="146"/>
       <w:r>
         <w:rPr>
           <w:rFonts w:hint="eastAsia"/>
           <w:lang w:val="en-US" w:eastAsia="zh-CN"/>
         </w:rPr>
         <w:t>同样的，由于iWARP建立在TCP/IP协议之上，所以其拥塞控制机制主要依赖于其底层的TCP协议，这意味着iWARP直接使用TCP的拥塞控制算法，如慢启动、拥塞避免、快速重传和快速恢复等，来管理和调整数据的发送速率。当网络出现拥塞时，TCP的拥塞控制机制会减少发送窗口的大小，从而降低数据的发送速率，避免过多的数据注入网络，直到网络条件改善。</w:t>
-      </w:r>
-      <w:commentRangeEnd w:id="146"/>
-      <w:r>
-        <w:commentReference w:id="146"/>
       </w:r>
     </w:p>
     <w:p ns2:paraId="69D072A7">
@@ -9122,7 +9212,6 @@
           <w:lang w:val="en-US" w:eastAsia="zh-CN"/>
         </w:rPr>
       </w:pPr>
-      <w:commentRangeStart w:id="148"/>
       <w:r>
         <w:rPr>
           <w:rFonts w:hint="eastAsia"/>
@@ -9159,10 +9248,6 @@
           <w:lang w:val="en-US" w:eastAsia="zh-CN"/>
         </w:rPr>
         <w:t>。RoCEv1协议在保留了IB网络传输层和网络层的前提下，使用以太网链路层取代了IB网络的链路层，这同样使得RDMA技术能够在以太网上使用。RoCEv2则是进一步使用以太网的网络层取代了IB网络的网络层，如图2-5所示。因此它既具有IB网络的高性能，同时又能够做到在以太网中广泛使用。</w:t>
-      </w:r>
-      <w:commentRangeEnd w:id="148"/>
-      <w:r>
-        <w:commentReference w:id="148"/>
       </w:r>
     </w:p>
     <w:p ns2:paraId="1A0B6022">
@@ -9175,7 +9260,6 @@
           <w:lang w:val="en-US" w:eastAsia="zh-CN"/>
         </w:rPr>
       </w:pPr>
-      <w:commentRangeStart w:id="149"/>
       <w:r>
         <w:rPr>
           <w:rFonts w:hint="eastAsia"/>
@@ -9219,10 +9303,6 @@
           </ns4:inline>
         </w:drawing>
       </w:r>
-      <w:commentRangeEnd w:id="149"/>
-      <w:r>
-        <w:commentReference w:id="149"/>
-      </w:r>
     </w:p>
     <w:p ns2:paraId="53BD3DD0">
       <w:pPr>
@@ -9234,7 +9314,8 @@
           <w:lang w:val="en-US" w:eastAsia="zh-CN"/>
         </w:rPr>
       </w:pPr>
-      <w:commentRangeStart w:id="150"/>
+      <w:commentRangeStart w:id="154"/>
+      <w:commentRangeStart w:id="93"/>
       <w:r>
         <w:rPr>
           <w:rFonts w:hint="eastAsia" w:ascii="宋体" w:hAnsi="宋体"/>
@@ -9289,9 +9370,13 @@
         </w:rPr>
         <w:t>RoCEv1和RoCEv2的数据包格式</w:t>
       </w:r>
-      <w:commentRangeEnd w:id="150"/>
-      <w:r>
-        <w:commentReference w:id="150"/>
+      <w:commentRangeEnd w:id="93"/>
+      <w:r>
+        <w:commentReference w:id="93"/>
+      </w:r>
+      <w:commentRangeEnd w:id="154"/>
+      <w:r>
+        <w:commentReference w:id="154"/>
       </w:r>
     </w:p>
     <w:p ns2:paraId="595AA136">
@@ -9314,17 +9399,12 @@
           <w:lang w:val="en-US" w:eastAsia="zh-CN"/>
         </w:rPr>
       </w:pPr>
-      <w:commentRangeStart w:id="151"/>
       <w:r>
         <w:rPr>
           <w:rFonts w:hint="eastAsia"/>
           <w:lang w:val="en-US" w:eastAsia="zh-CN"/>
         </w:rPr>
         <w:t>RoCEv1和RoCEv2的数据包格式如图2-7所示。RoCEv1由于缺乏IP协议，因此其只能在二层网络内进行通信，RoCEv2通过引入IP协议和UDP协议使得RoCE能够在三层IP网络中进行路由和通信，其中通过使用UDP的目的端口4791来标识以太网中的RoCE流量。通过这种封装后，使得RoCEv2在外部表现为普通的UDP报文，从而实现在传输过程中被IP路由设备正常进行路由和转发。</w:t>
-      </w:r>
-      <w:commentRangeEnd w:id="151"/>
-      <w:r>
-        <w:commentReference w:id="151"/>
       </w:r>
     </w:p>
     <w:p ns2:paraId="188FC39D">
@@ -9336,7 +9416,6 @@
           <w:lang w:val="en-US" w:eastAsia="zh-CN"/>
         </w:rPr>
       </w:pPr>
-      <w:commentRangeStart w:id="152"/>
       <w:r>
         <w:rPr>
           <w:rFonts w:hint="eastAsia"/>
@@ -9358,10 +9437,6 @@
           <w:lang w:val="en-US" w:eastAsia="zh-CN"/>
         </w:rPr>
         <w:t>。PFC是一种链路层协议，允许在一条以太网链路上创建8个虚拟通道，并为每条虚拟通道指定一个优先等级，允许单独暂停和重启其中任意一条虚拟通道。这样，网络能够为单个虚拟链路创建无丢包类别的服务，使其能够与同一接口上的其他流量类型共存。PFC使用IEEE 802.1Qbb标准，该标准定义了一组帧头标记，用于识别数据包的优先级，并将低优先级数据包暂停，以确保高优先级数据包的传输。</w:t>
-      </w:r>
-      <w:commentRangeEnd w:id="152"/>
-      <w:r>
-        <w:commentReference w:id="152"/>
       </w:r>
     </w:p>
     <w:p ns2:paraId="44D135B2">
@@ -9373,7 +9448,6 @@
           <w:lang w:val="en-US" w:eastAsia="zh-CN"/>
         </w:rPr>
       </w:pPr>
-      <w:commentRangeStart w:id="153"/>
       <w:r>
         <w:rPr>
           <w:rFonts w:hint="eastAsia"/>
@@ -9397,10 +9471,6 @@
         </w:rPr>
         <w:t>。这种情况下，各个交换机的端口缓存消耗超过阈值，而又相互等待对方释放资源，导致所有交换机上的数据流都永久阻塞。此外，当一个端口因为拥塞而发送PAUSE帧时，这可能会导致级联效应，影响到其他不相关的流量。例如，如果一个端口因为低优先级流量的拥塞而暂停，那么所有通过该端口的高优先级流量也会被暂停，即使它们并没有导致拥塞。</w:t>
       </w:r>
-      <w:commentRangeEnd w:id="153"/>
-      <w:r>
-        <w:commentReference w:id="153"/>
-      </w:r>
     </w:p>
     <w:p ns2:paraId="7B54D4F2">
       <w:pPr>
@@ -9411,17 +9481,12 @@
           <w:lang w:val="en-US" w:eastAsia="zh-CN"/>
         </w:rPr>
       </w:pPr>
-      <w:commentRangeStart w:id="154"/>
       <w:r>
         <w:rPr>
           <w:rFonts w:hint="eastAsia"/>
           <w:lang w:val="en-US" w:eastAsia="zh-CN"/>
         </w:rPr>
         <w:t>PFC机制确保了RoCE是一种无损网络，但是其存在的弊端可能导致网络性能下降等问题。因此为RoCE网络设计合适的拥塞控制算法来配合PFC机制实现流量控制有着重要的意义。</w:t>
-      </w:r>
-      <w:commentRangeEnd w:id="154"/>
-      <w:r>
-        <w:commentReference w:id="154"/>
       </w:r>
     </w:p>
     <w:p ns2:paraId="35F67C88">
@@ -9499,17 +9564,12 @@
           <w:lang w:val="en-US" w:eastAsia="zh-CN"/>
         </w:rPr>
       </w:pPr>
-      <w:commentRangeStart w:id="157"/>
       <w:r>
         <w:rPr>
           <w:rFonts w:hint="default"/>
           <w:lang w:val="en-US" w:eastAsia="zh-CN"/>
         </w:rPr>
         <w:t>随着云服务和大数据应用的快速发展，数据中心网络面临着巨大的带宽需求，需要支持高达40Gbps甚至更高的吞吐量。传统的TCP/IP栈由于其高CPU开销和延迟，无法满足现代数据中心对高速传输和低延迟的要求。RDMA在IP路由的数据中心网络中通过RoCEv2协议部署，该协议依赖于基于优先级的流控制（PFC）来实现无丢包网络。然而，PFC可能导致应用性能问题，如队头阻塞和不公平性。为了解决PFC的限制，需要一个能够在无丢包的、基于IP的数据中心网络中有效运行的流级拥塞控制协议，并且能够在NIC上实现。鉴于现有拥塞控制方案无法满足所有需求，DCQCN被提出作为一种端到端的拥塞控制方案，专门针对RoCEv2协议，以实现在大规模、IP路由的数据中心网络中部署RDMA。DCQCN旨在提供快速收敛到公平带宽分配，避免在稳定点附近的振荡，保持低队列长度，确保高链路利用率，同时保持低CPU开销。</w:t>
-      </w:r>
-      <w:commentRangeEnd w:id="157"/>
-      <w:r>
-        <w:commentReference w:id="157"/>
       </w:r>
     </w:p>
     <w:p ns2:paraId="719F3168">
@@ -9521,17 +9581,12 @@
           <w:lang w:val="en-US" w:eastAsia="zh-CN"/>
         </w:rPr>
       </w:pPr>
-      <w:commentRangeStart w:id="158"/>
       <w:r>
         <w:rPr>
           <w:rFonts w:hint="default"/>
           <w:lang w:val="en-US" w:eastAsia="zh-CN"/>
         </w:rPr>
         <w:t>DCQCN算法的实现主要分为三个部分：发送端（Reaction Point, RP）、交换机（Congestion Point, CP）和接收端（Notification Point, NP）。</w:t>
-      </w:r>
-      <w:commentRangeEnd w:id="158"/>
-      <w:r>
-        <w:commentReference w:id="158"/>
       </w:r>
     </w:p>
     <w:p ns2:paraId="11740B70">
@@ -9543,7 +9598,6 @@
           <w:lang w:val="en-US" w:eastAsia="zh-CN"/>
         </w:rPr>
       </w:pPr>
-      <w:commentRangeStart w:id="159"/>
       <w:r>
         <w:rPr>
           <w:rFonts w:hint="eastAsia"/>
@@ -9595,10 +9649,6 @@
           <w:lang w:val="en-US" w:eastAsia="zh-CN"/>
         </w:rPr>
         <w:t>是最大标记概率：</w:t>
-      </w:r>
-      <w:commentRangeEnd w:id="159"/>
-      <w:r>
-        <w:commentReference w:id="159"/>
       </w:r>
     </w:p>
     <w:p ns2:paraId="5FCA70EC">
@@ -9611,8 +9661,6 @@
           <w:lang w:val="en-US" w:eastAsia="zh-CN"/>
         </w:rPr>
       </w:pPr>
-      <w:commentRangeStart w:id="205"/>
-      <w:commentRangeStart w:id="160"/>
       <w:r>
         <w:rPr>
           <w:rFonts w:hint="default"/>
@@ -9641,14 +9689,6 @@
         </w:rPr>
         <w:t xml:space="preserve">       (2-1)</w:t>
       </w:r>
-      <w:commentRangeEnd w:id="160"/>
-      <w:r>
-        <w:commentReference w:id="160"/>
-      </w:r>
-      <w:commentRangeEnd w:id="205"/>
-      <w:r>
-        <w:commentReference w:id="205"/>
-      </w:r>
     </w:p>
     <w:p ns2:paraId="07734BAB">
       <w:pPr>
@@ -9660,7 +9700,6 @@
           <w:lang w:val="en-US" w:eastAsia="zh-CN"/>
         </w:rPr>
       </w:pPr>
-      <w:commentRangeStart w:id="161"/>
       <w:r>
         <w:rPr>
           <w:rFonts w:hint="default"/>
@@ -9715,10 +9754,6 @@
         </w:rPr>
         <w:tab/>
       </w:r>
-      <w:commentRangeEnd w:id="161"/>
-      <w:r>
-        <w:commentReference w:id="161"/>
-      </w:r>
     </w:p>
     <w:p ns2:paraId="50DA94B2">
       <w:pPr>
@@ -9730,7 +9765,8 @@
           <w:lang w:val="en-US" w:eastAsia="zh-CN"/>
         </w:rPr>
       </w:pPr>
-      <w:commentRangeStart w:id="162"/>
+      <w:commentRangeStart w:id="155"/>
+      <w:commentRangeStart w:id="94"/>
       <w:r>
         <w:rPr>
           <w:rFonts w:hint="eastAsia" w:ascii="宋体" w:hAnsi="宋体"/>
@@ -9785,9 +9821,13 @@
         </w:rPr>
         <w:t>ECN标记概率</w:t>
       </w:r>
-      <w:commentRangeEnd w:id="162"/>
-      <w:r>
-        <w:commentReference w:id="162"/>
+      <w:commentRangeEnd w:id="94"/>
+      <w:r>
+        <w:commentReference w:id="94"/>
+      </w:r>
+      <w:commentRangeEnd w:id="155"/>
+      <w:r>
+        <w:commentReference w:id="155"/>
       </w:r>
     </w:p>
     <w:p ns2:paraId="55051174">
@@ -9799,17 +9839,12 @@
           <w:lang w:val="en-US" w:eastAsia="zh-CN"/>
         </w:rPr>
       </w:pPr>
-      <w:commentRangeStart w:id="163"/>
       <w:r>
         <w:rPr>
           <w:rFonts w:hint="eastAsia"/>
           <w:lang w:val="en-US" w:eastAsia="zh-CN"/>
         </w:rPr>
         <w:t>2.在接收端，NP算法规定了如何和何时生成Congestion Notification Packets（CNP）。如果一个标记的数据包到达NP，并且在过去N微秒内没有为该流发送CNP，则立即发送一个CNP。</w:t>
-      </w:r>
-      <w:commentRangeEnd w:id="163"/>
-      <w:r>
-        <w:commentReference w:id="163"/>
       </w:r>
     </w:p>
     <w:p ns2:paraId="1BBFD722">
@@ -9821,7 +9856,6 @@
           <w:lang w:val="en-US" w:eastAsia="zh-CN"/>
         </w:rPr>
       </w:pPr>
-      <w:commentRangeStart w:id="164"/>
       <w:r>
         <w:rPr>
           <w:rFonts w:hint="eastAsia"/>
@@ -9843,10 +9877,6 @@
           <w:lang w:val="en-US" w:eastAsia="zh-CN"/>
         </w:rPr>
         <w:t>并更新速率减少因子γ。</w:t>
-      </w:r>
-      <w:commentRangeEnd w:id="164"/>
-      <w:r>
-        <w:commentReference w:id="164"/>
       </w:r>
     </w:p>
     <w:p ns2:paraId="48A98DA4">
@@ -9858,17 +9888,12 @@
           <w:lang w:val="en-US" w:eastAsia="zh-CN"/>
         </w:rPr>
       </w:pPr>
-      <w:commentRangeStart w:id="165"/>
       <w:r>
         <w:rPr>
           <w:rFonts w:hint="eastAsia"/>
           <w:lang w:val="en-US" w:eastAsia="zh-CN"/>
         </w:rPr>
         <w:t>降低速率公式如下：</w:t>
-      </w:r>
-      <w:commentRangeEnd w:id="165"/>
-      <w:r>
-        <w:commentReference w:id="165"/>
       </w:r>
     </w:p>
     <w:p ns2:paraId="1343FF9F">
@@ -9881,7 +9906,6 @@
           <w:lang w:val="en-US" w:eastAsia="zh-CN"/>
         </w:rPr>
       </w:pPr>
-      <w:commentRangeStart w:id="166"/>
       <w:r>
         <w:rPr>
           <w:rFonts w:hint="eastAsia"/>
@@ -9910,10 +9934,6 @@
         </w:rPr>
         <w:t xml:space="preserve">                           (2-2)</w:t>
       </w:r>
-      <w:commentRangeEnd w:id="166"/>
-      <w:r>
-        <w:commentReference w:id="166"/>
-      </w:r>
     </w:p>
     <w:p ns2:paraId="14CFE5F7">
       <w:pPr>
@@ -9925,7 +9945,6 @@
           <w:lang w:val="en-US" w:eastAsia="zh-CN"/>
         </w:rPr>
       </w:pPr>
-      <w:commentRangeStart w:id="167"/>
       <w:r>
         <w:rPr>
           <w:rFonts w:hint="eastAsia"/>
@@ -9954,10 +9973,6 @@
         </w:rPr>
         <w:t xml:space="preserve">                       (2-3) </w:t>
       </w:r>
-      <w:commentRangeEnd w:id="167"/>
-      <w:r>
-        <w:commentReference w:id="167"/>
-      </w:r>
     </w:p>
     <w:p ns2:paraId="1E7B9D52">
       <w:pPr>
@@ -9969,7 +9984,6 @@
           <w:lang w:val="en-US" w:eastAsia="zh-CN"/>
         </w:rPr>
       </w:pPr>
-      <w:commentRangeStart w:id="168"/>
       <w:r>
         <w:rPr>
           <w:rFonts w:hint="default"/>
@@ -9998,10 +10012,6 @@
         </w:rPr>
         <w:t xml:space="preserve">                       (2-4)</w:t>
       </w:r>
-      <w:commentRangeEnd w:id="168"/>
-      <w:r>
-        <w:commentReference w:id="168"/>
-      </w:r>
     </w:p>
     <w:p ns2:paraId="7E3D8DCB">
       <w:pPr>
@@ -10013,7 +10023,6 @@
           <w:lang w:val="en-US" w:eastAsia="zh-CN"/>
         </w:rPr>
       </w:pPr>
-      <w:commentRangeStart w:id="169"/>
       <w:r>
         <w:rPr>
           <w:rFonts w:hint="eastAsia"/>
@@ -10059,10 +10068,6 @@
           <w:lang w:val="en-US" w:eastAsia="zh-CN"/>
         </w:rPr>
         <w:t>表示目标速率，即发送端希望到达的理想传输速率，α表示速率减少因子，用于在检测到网络拥塞时调整发送端的传输速率，当网络中发生拥塞后，发送端会根据α降低其发送速率，用以减缓网络拥塞，当单位时间内收到的CNP数据包增加时，α会在下一次降速阶段增加。g是一个控制参数。</w:t>
-      </w:r>
-      <w:commentRangeEnd w:id="169"/>
-      <w:r>
-        <w:commentReference w:id="169"/>
       </w:r>
     </w:p>
     <w:p ns2:paraId="756F0E2A">
@@ -10075,8 +10080,6 @@
           <w:lang w:val="en-US" w:eastAsia="zh-CN"/>
         </w:rPr>
       </w:pPr>
-      <w:commentRangeStart w:id="171"/>
-      <w:commentRangeStart w:id="170"/>
       <w:r>
         <w:rPr>
           <w:rFonts w:hint="eastAsia"/>
@@ -10084,14 +10087,6 @@
           <w:lang w:val="en-US" w:eastAsia="zh-CN"/>
         </w:rPr>
         <w:t>当发送端在一定时间间隔K内没有收到更多CNP后，此时时间状态阈值会增加；当发送端发送了B字节但也未收到CNP后，字节状态阈值也会增加，当两种状态都小于初始设定的阈值时，发送端以公式(2-5)快速恢复速率：</w:t>
-      </w:r>
-      <w:commentRangeEnd w:id="170"/>
-      <w:r>
-        <w:commentReference w:id="170"/>
-      </w:r>
-      <w:commentRangeEnd w:id="171"/>
-      <w:r>
-        <w:commentReference w:id="171"/>
       </w:r>
     </w:p>
     <w:p ns2:paraId="6117C5B6">
@@ -10146,7 +10141,6 @@
           <w:lang w:val="en-US" w:eastAsia="zh-CN"/>
         </w:rPr>
       </w:pPr>
-      <w:commentRangeStart w:id="172"/>
       <w:r>
         <w:rPr>
           <w:rFonts w:hint="eastAsia"/>
@@ -10154,10 +10148,6 @@
           <w:lang w:val="en-US" w:eastAsia="zh-CN"/>
         </w:rPr>
         <w:t>当两种状态中的一种高于阈值时，表明此时应该进入超速增加阶段，能够快速响应网络空闲的情况，加速发送速率的增加，发送端通过以下公式超速恢复速率：</w:t>
-      </w:r>
-      <w:commentRangeEnd w:id="172"/>
-      <w:r>
-        <w:commentReference w:id="172"/>
       </w:r>
     </w:p>
     <w:p ns2:paraId="04203267">
@@ -10171,7 +10161,6 @@
           <w:lang w:val="en-US" w:eastAsia="zh-CN"/>
         </w:rPr>
       </w:pPr>
-      <w:commentRangeStart w:id="173"/>
       <w:r>
         <w:rPr>
           <w:rFonts w:hint="default"/>
@@ -10202,10 +10191,6 @@
         </w:rPr>
         <w:t xml:space="preserve">                        (2-6)</w:t>
       </w:r>
-      <w:commentRangeEnd w:id="173"/>
-      <w:r>
-        <w:commentReference w:id="173"/>
-      </w:r>
     </w:p>
     <w:p ns2:paraId="48B2070A">
       <w:pPr>
@@ -10217,7 +10202,6 @@
           <w:lang w:val="en-US" w:eastAsia="zh-CN"/>
         </w:rPr>
       </w:pPr>
-      <w:commentRangeStart w:id="174"/>
       <w:r>
         <w:rPr>
           <w:rFonts w:hint="default"/>
@@ -10246,10 +10230,6 @@
         </w:rPr>
         <w:t xml:space="preserve">                        (2-7)</w:t>
       </w:r>
-      <w:commentRangeEnd w:id="174"/>
-      <w:r>
-        <w:commentReference w:id="174"/>
-      </w:r>
     </w:p>
     <w:p ns2:paraId="7F904282">
       <w:pPr>
@@ -10260,7 +10240,6 @@
           <w:lang w:val="en-US" w:eastAsia="zh-CN"/>
         </w:rPr>
       </w:pPr>
-      <w:commentRangeStart w:id="175"/>
       <w:r>
         <w:rPr>
           <w:rFonts w:hint="eastAsia"/>
@@ -10282,10 +10261,6 @@
           <w:lang w:val="en-US" w:eastAsia="zh-CN"/>
         </w:rPr>
         <w:t>是一个固定的速率增加步长。</w:t>
-      </w:r>
-      <w:commentRangeEnd w:id="175"/>
-      <w:r>
-        <w:commentReference w:id="175"/>
       </w:r>
     </w:p>
     <w:p ns2:paraId="639266BC">
@@ -10297,7 +10272,6 @@
           <w:lang w:val="en-US" w:eastAsia="zh-CN"/>
         </w:rPr>
       </w:pPr>
-      <w:commentRangeStart w:id="176"/>
       <w:r>
         <w:rPr>
           <w:rFonts w:hint="eastAsia"/>
@@ -10319,10 +10293,6 @@
           <w:lang w:val="en-US" w:eastAsia="zh-CN"/>
         </w:rPr>
         <w:t>将会减少：</w:t>
-      </w:r>
-      <w:commentRangeEnd w:id="176"/>
-      <w:r>
-        <w:commentReference w:id="176"/>
       </w:r>
     </w:p>
     <w:p ns2:paraId="710D75DD">
@@ -10335,7 +10305,6 @@
           <w:lang w:val="en-US" w:eastAsia="zh-CN"/>
         </w:rPr>
       </w:pPr>
-      <w:commentRangeStart w:id="177"/>
       <w:r>
         <w:rPr>
           <w:rFonts w:hint="default"/>
@@ -10364,10 +10333,6 @@
         </w:rPr>
         <w:t xml:space="preserve">                        (2-8)</w:t>
       </w:r>
-      <w:commentRangeEnd w:id="177"/>
-      <w:r>
-        <w:commentReference w:id="177"/>
-      </w:r>
     </w:p>
     <w:p ns2:paraId="35856AAD">
       <w:pPr>
@@ -10378,17 +10343,12 @@
           <w:lang w:val="en-US" w:eastAsia="zh-CN"/>
         </w:rPr>
       </w:pPr>
-      <w:commentRangeStart w:id="178"/>
       <w:r>
         <w:rPr>
           <w:rFonts w:hint="eastAsia"/>
           <w:lang w:val="en-US" w:eastAsia="zh-CN"/>
         </w:rPr>
         <w:t>当发送端收到CNP后，发送端中的时间状态和字节状态将会置0，链路将重新进入拥塞控制状态。</w:t>
-      </w:r>
-      <w:commentRangeEnd w:id="178"/>
-      <w:r>
-        <w:commentReference w:id="178"/>
       </w:r>
     </w:p>
     <w:p ns2:paraId="11DC8D11">
@@ -10438,7 +10398,6 @@
           <w:lang w:val="en-US" w:eastAsia="zh-CN"/>
         </w:rPr>
       </w:pPr>
-      <w:commentRangeStart w:id="180"/>
       <w:r>
         <w:rPr>
           <w:rFonts w:hint="eastAsia"/>
@@ -10460,10 +10419,6 @@
           <w:lang w:val="en-US" w:eastAsia="zh-CN"/>
         </w:rPr>
         <w:t>。为了解决RoCE网络中PFC导致的应用性能问题和拥塞反馈精度较低的问题，研究人员提出了HPCC算法。该算法利用网络内遥测技术收集和报告网络流量和状态的实时信息，主要包括队列长度、传输字节数和时间戳等指标，并依据这些数据控制每个流的发送窗口。</w:t>
-      </w:r>
-      <w:commentRangeEnd w:id="180"/>
-      <w:r>
-        <w:commentReference w:id="180"/>
       </w:r>
     </w:p>
     <w:p ns2:paraId="262D0709">
@@ -10475,17 +10430,12 @@
           <w:lang w:val="en-US" w:eastAsia="zh-CN"/>
         </w:rPr>
       </w:pPr>
-      <w:commentRangeStart w:id="181"/>
       <w:r>
         <w:rPr>
           <w:rFonts w:hint="eastAsia"/>
           <w:lang w:val="en-US" w:eastAsia="zh-CN"/>
         </w:rPr>
         <w:t>首先在数据收集和INT信息获取阶段，每个数据包在从发送端接收端的传输过程中，会经过多个交换机。每个交换机会利用In-network Telemetry（INT）特性，在数据包上记录当前链路负载信息，如队列长度（qLen）、传输字节数（txBytes）和时间戳（ts）。之后接收端收到数据包后，将交换机记录的负载信息复制到ACK消息中，并将ACK消息发送回发送端。该流程如图2-9所示：</w:t>
-      </w:r>
-      <w:commentRangeEnd w:id="181"/>
-      <w:r>
-        <w:commentReference w:id="181"/>
       </w:r>
     </w:p>
     <w:p ns2:paraId="6A646AF4">
@@ -10506,7 +10456,6 @@
           <w:lang w:val="en-US" w:eastAsia="zh-CN"/>
         </w:rPr>
       </w:pPr>
-      <w:commentRangeStart w:id="182"/>
       <w:r>
         <w:rPr>
           <w:rFonts w:hint="default"/>
@@ -10550,10 +10499,6 @@
           </ns4:inline>
         </w:drawing>
       </w:r>
-      <w:commentRangeEnd w:id="182"/>
-      <w:r>
-        <w:commentReference w:id="182"/>
-      </w:r>
     </w:p>
     <w:p ns2:paraId="03E4FEB9">
       <w:pPr>
@@ -10564,7 +10509,8 @@
           <w:lang w:val="en-US" w:eastAsia="zh-CN"/>
         </w:rPr>
       </w:pPr>
-      <w:commentRangeStart w:id="183"/>
+      <w:commentRangeStart w:id="156"/>
+      <w:commentRangeStart w:id="95"/>
       <w:r>
         <w:rPr>
           <w:rFonts w:hint="eastAsia" w:ascii="宋体" w:hAnsi="宋体"/>
@@ -10619,9 +10565,13 @@
         </w:rPr>
         <w:t>HPCC算法流程</w:t>
       </w:r>
-      <w:commentRangeEnd w:id="183"/>
-      <w:r>
-        <w:commentReference w:id="183"/>
+      <w:commentRangeEnd w:id="95"/>
+      <w:r>
+        <w:commentReference w:id="95"/>
+      </w:r>
+      <w:commentRangeEnd w:id="156"/>
+      <w:r>
+        <w:commentReference w:id="156"/>
       </w:r>
     </w:p>
     <w:p ns2:paraId="5F73E035">
@@ -10633,7 +10583,6 @@
           <w:lang w:val="en-US" w:eastAsia="zh-CN"/>
         </w:rPr>
       </w:pPr>
-      <w:commentRangeStart w:id="184"/>
       <w:r>
         <w:rPr>
           <w:rFonts w:hint="eastAsia"/>
@@ -10655,10 +10604,6 @@
           <w:lang w:val="en-US" w:eastAsia="zh-CN"/>
         </w:rPr>
         <w:t>，包括队列中的数据包和管道中的字节。</w:t>
-      </w:r>
-      <w:commentRangeEnd w:id="184"/>
-      <w:r>
-        <w:commentReference w:id="184"/>
       </w:r>
     </w:p>
     <w:p ns2:paraId="68F49D7F">
@@ -10671,7 +10616,6 @@
           <w:lang w:val="en-US" w:eastAsia="zh-CN"/>
         </w:rPr>
       </w:pPr>
-      <w:commentRangeStart w:id="185"/>
       <w:r>
         <w:rPr>
           <w:rFonts w:hint="eastAsia"/>
@@ -10700,10 +10644,6 @@
         </w:rPr>
         <w:t xml:space="preserve">                     (2-9)</w:t>
       </w:r>
-      <w:commentRangeEnd w:id="185"/>
-      <w:r>
-        <w:commentReference w:id="185"/>
-      </w:r>
     </w:p>
     <w:p ns2:paraId="0320D9FD">
       <w:pPr>
@@ -10714,7 +10654,6 @@
           <w:lang w:val="en-US" w:eastAsia="zh-CN"/>
         </w:rPr>
       </w:pPr>
-      <w:commentRangeStart w:id="186"/>
       <w:r>
         <w:rPr>
           <w:rFonts w:hint="eastAsia"/>
@@ -10759,10 +10698,6 @@
           <w:lang w:val="en-US" w:eastAsia="zh-CN"/>
         </w:rPr>
         <w:t>传输字节数（txBytes）和时间戳（ts）信息计算得出，T是链路的基础往返时间。</w:t>
-      </w:r>
-      <w:commentRangeEnd w:id="186"/>
-      <w:r>
-        <w:commentReference w:id="186"/>
       </w:r>
     </w:p>
     <w:p ns2:paraId="49E4593D">
@@ -10774,7 +10709,6 @@
           <w:lang w:val="en-US" w:eastAsia="zh-CN"/>
         </w:rPr>
       </w:pPr>
-      <w:commentRangeStart w:id="187"/>
       <w:r>
         <w:rPr>
           <w:rFonts w:hint="eastAsia"/>
@@ -10796,10 +10730,6 @@
           <w:lang w:val="en-US" w:eastAsia="zh-CN"/>
         </w:rPr>
         <w:t>计算出此时的链路利用率情况，并根据链路利用率计算出发送窗口调整因子。</w:t>
-      </w:r>
-      <w:commentRangeEnd w:id="187"/>
-      <w:r>
-        <w:commentReference w:id="187"/>
       </w:r>
     </w:p>
     <w:p ns2:paraId="009BD7CB">
@@ -10812,7 +10742,6 @@
           <w:lang w:val="en-US" w:eastAsia="zh-CN"/>
         </w:rPr>
       </w:pPr>
-      <w:commentRangeStart w:id="188"/>
       <w:r>
         <w:rPr>
           <w:rFonts w:hint="default"/>
@@ -10841,10 +10770,6 @@
         </w:rPr>
         <w:t xml:space="preserve">                 (2-10)</w:t>
       </w:r>
-      <w:commentRangeEnd w:id="188"/>
-      <w:r>
-        <w:commentReference w:id="188"/>
-      </w:r>
     </w:p>
     <w:p ns2:paraId="5DF0A777">
       <w:pPr>
@@ -10856,7 +10781,6 @@
           <w:lang w:val="en-US" w:eastAsia="zh-CN"/>
         </w:rPr>
       </w:pPr>
-      <w:commentRangeStart w:id="189"/>
       <w:r>
         <w:rPr>
           <w:rFonts w:hint="default"/>
@@ -10885,10 +10809,6 @@
         </w:rPr>
         <w:t xml:space="preserve">                          (2-11)</w:t>
       </w:r>
-      <w:commentRangeEnd w:id="189"/>
-      <w:r>
-        <w:commentReference w:id="189"/>
-      </w:r>
     </w:p>
     <w:p ns2:paraId="730B3EFF">
       <w:pPr>
@@ -10899,7 +10819,6 @@
           <w:lang w:val="en-US" w:eastAsia="zh-CN"/>
         </w:rPr>
       </w:pPr>
-      <w:commentRangeStart w:id="190"/>
       <w:r>
         <w:rPr>
           <w:rFonts w:hint="eastAsia"/>
@@ -10987,10 +10906,6 @@
           <w:lang w:val="en-US" w:eastAsia="zh-CN"/>
         </w:rPr>
         <w:t>进行速率调整。</w:t>
-      </w:r>
-      <w:commentRangeEnd w:id="190"/>
-      <w:r>
-        <w:commentReference w:id="190"/>
       </w:r>
     </w:p>
     <w:p ns2:paraId="1CD55C6F">
@@ -11003,7 +10918,6 @@
           <w:lang w:val="en-US" w:eastAsia="zh-CN"/>
         </w:rPr>
       </w:pPr>
-      <w:commentRangeStart w:id="191"/>
       <w:r>
         <w:rPr>
           <w:rFonts w:hint="default"/>
@@ -11032,10 +10946,6 @@
         </w:rPr>
         <w:t xml:space="preserve">                   (2-12)</w:t>
       </w:r>
-      <w:commentRangeEnd w:id="191"/>
-      <w:r>
-        <w:commentReference w:id="191"/>
-      </w:r>
     </w:p>
     <w:p ns2:paraId="748D39A1">
       <w:pPr>
@@ -11047,7 +10957,6 @@
           <w:lang w:val="en-US" w:eastAsia="zh-CN"/>
         </w:rPr>
       </w:pPr>
-      <w:commentRangeStart w:id="192"/>
       <w:r>
         <w:rPr>
           <w:rFonts w:hint="eastAsia"/>
@@ -11172,10 +11081,6 @@
           <w:lang w:val="en-US" w:eastAsia="zh-CN"/>
         </w:rPr>
         <w:t>是加性增加部分，用于确保公平。公式(2-12)能够实现快速反应而不是过度反应，因为其只在接收到发送方接收到其发送的第一个数据包的ACK后才调整窗口，这种策略缓解了过度反应，但是存在无法处理紧急incast场景下的缺点。</w:t>
-      </w:r>
-      <w:commentRangeEnd w:id="192"/>
-      <w:r>
-        <w:commentReference w:id="192"/>
       </w:r>
     </w:p>
     <w:p ns2:paraId="38F31357">
@@ -11213,17 +11118,12 @@
           <w:lang w:val="en-US"/>
         </w:rPr>
       </w:pPr>
-      <w:commentRangeStart w:id="194"/>
       <w:r>
         <w:rPr>
           <w:rFonts w:hint="eastAsia"/>
           <w:lang w:val="en-US" w:eastAsia="zh-CN"/>
         </w:rPr>
         <w:t>本章首先介绍了RDMA的相关技术和优势特点，并将其和TCP/IP的数据传输方式进行对比。之后从历史发展和网络特点介绍了三种典型的RDMA网络，其中着重介绍了RoCE网络并对三种RDMA网络进行对比总结。最后介绍了RoCE网络中两种应用广泛的拥塞控制算法DCQCN和HPCC。</w:t>
-      </w:r>
-      <w:commentRangeEnd w:id="194"/>
-      <w:r>
-        <w:commentReference w:id="194"/>
       </w:r>
     </w:p>
     <w:p ns2:paraId="215DD635">
@@ -11239,13 +11139,8 @@
           <w:szCs w:val="44"/>
         </w:rPr>
       </w:pPr>
-      <w:commentRangeStart w:id="195"/>
       <w:r>
         <w:br w:type="page"/>
-      </w:r>
-      <w:commentRangeEnd w:id="195"/>
-      <w:r>
-        <w:commentReference w:id="195"/>
       </w:r>
     </w:p>
     <w:p ns2:paraId="058F1E83">
@@ -11282,8 +11177,6 @@
           <w:lang w:val="en-US" w:eastAsia="zh-CN"/>
         </w:rPr>
       </w:pPr>
-      <w:commentRangeStart w:id="209"/>
-      <w:commentRangeStart w:id="197"/>
       <w:bookmarkStart w:id="24" w:name="_Toc82108066"/>
       <w:r>
         <w:rPr>
@@ -11291,14 +11184,6 @@
           <w:lang w:val="en-US" w:eastAsia="zh-CN"/>
         </w:rPr>
         <w:t>本章首先对DCQCN算法的优化方向进行分析，然后从拥塞预警阶段和拥塞调整阶段两个方面介绍了基于DCQCN的改进算法DCQCN-SW的设计思想和原理，之后描述了DCQCN-SW的具体实现细节，最后基于NS-3网络仿真模拟器对DCQCN-SW在不同场景下的性能进行评估。</w:t>
-      </w:r>
-      <w:commentRangeEnd w:id="197"/>
-      <w:r>
-        <w:commentReference w:id="197"/>
-      </w:r>
-      <w:commentRangeEnd w:id="209"/>
-      <w:r>
-        <w:commentReference w:id="209"/>
       </w:r>
     </w:p>
     <w:p ns2:paraId="78BDE5F7">
@@ -11338,17 +11223,12 @@
           <w:lang w:val="en-US" w:eastAsia="zh-CN"/>
         </w:rPr>
       </w:pPr>
-      <w:commentRangeStart w:id="199"/>
       <w:r>
         <w:rPr>
           <w:rFonts w:hint="eastAsia"/>
           <w:lang w:val="en-US" w:eastAsia="zh-CN"/>
         </w:rPr>
         <w:t>随着云计算、人工智能等新型技术的发展和普及，这些技术相关的应用场景对网络的性能和效率提出了更高的要求，一些时延敏感和带宽敏感的应用对于数据传输能力越发关注。在一些特定的场景下，单位时间内任务完成的速度成为应用评价的重要指标。传统的拥塞控制算法存在无法适应越来越复杂网络流量的问题，无论是在理论研究方面还是在实际应用方面，DCQCN算法都展现出了较忧的性能，虽然DCQCN算法存在一些不足，但是其性能的综合优势让其时至今日仍然能成为工业界广泛使用的拥塞控制算法。在此背景下，我们从拥塞预警和拥塞控制两个方面充分分析了DCQCN算法存在的不足，并以提高拥塞控制能力和网络整体性能为目标，总结出DCQCN算法可以进行改进的方向。</w:t>
-      </w:r>
-      <w:commentRangeEnd w:id="199"/>
-      <w:r>
-        <w:commentReference w:id="199"/>
       </w:r>
     </w:p>
     <w:p ns2:paraId="4BE2EBF1">
@@ -11982,6 +11862,8 @@
           </ns2:textFill>
         </w:rPr>
       </w:pPr>
+      <w:commentRangeStart w:id="157"/>
+      <w:commentRangeStart w:id="96"/>
       <w:r>
         <w:rPr>
           <w:rFonts w:hint="eastAsia" w:ascii="宋体" w:hAnsi="宋体"/>
@@ -12043,6 +11925,14 @@
           </ns2:textFill>
         </w:rPr>
         <w:t>.</w:t>
+      </w:r>
+      <w:commentRangeEnd w:id="96"/>
+      <w:r>
+        <w:commentReference w:id="96"/>
+      </w:r>
+      <w:commentRangeEnd w:id="157"/>
+      <w:r>
+        <w:commentReference w:id="157"/>
       </w:r>
     </w:p>
     <w:p ns2:paraId="44C6A240">
@@ -13149,6 +13039,8 @@
           <w:lang w:val="en-US" w:eastAsia="zh-CN"/>
         </w:rPr>
       </w:pPr>
+      <w:commentRangeStart w:id="158"/>
+      <w:commentRangeStart w:id="97"/>
       <w:r>
         <w:rPr>
           <w:rFonts w:hint="eastAsia" w:ascii="宋体" w:hAnsi="宋体"/>
@@ -13202,6 +13094,14 @@
           </ns2:textFill>
         </w:rPr>
         <w:t>不同算法在同时发送场景下的平均FCT和分时发送场景下的尾流FCT</w:t>
+      </w:r>
+      <w:commentRangeEnd w:id="97"/>
+      <w:r>
+        <w:commentReference w:id="97"/>
+      </w:r>
+      <w:commentRangeEnd w:id="158"/>
+      <w:r>
+        <w:commentReference w:id="158"/>
       </w:r>
     </w:p>
     <w:p ns2:paraId="3C40FDD2">
@@ -13987,6 +13887,8 @@
           <w:lang w:val="en-US" w:eastAsia="zh-CN"/>
         </w:rPr>
       </w:pPr>
+      <w:commentRangeStart w:id="159"/>
+      <w:commentRangeStart w:id="98"/>
       <w:r>
         <w:rPr>
           <w:rFonts w:hint="eastAsia" w:ascii="宋体" w:hAnsi="宋体"/>
@@ -14040,6 +13942,14 @@
           </ns2:textFill>
         </w:rPr>
         <w:t>不同算法在真实网络负载下的的平均FCT（负载系数为0.3和0.5）</w:t>
+      </w:r>
+      <w:commentRangeEnd w:id="98"/>
+      <w:r>
+        <w:commentReference w:id="98"/>
+      </w:r>
+      <w:commentRangeEnd w:id="159"/>
+      <w:r>
+        <w:commentReference w:id="159"/>
       </w:r>
     </w:p>
     <w:p ns2:paraId="56519117">
@@ -14431,6 +14341,8 @@
           </ns2:textFill>
         </w:rPr>
       </w:pPr>
+      <w:commentRangeStart w:id="160"/>
+      <w:commentRangeStart w:id="99"/>
       <w:r>
         <w:rPr>
           <w:rFonts w:hint="eastAsia" w:ascii="宋体" w:hAnsi="宋体"/>
@@ -14493,6 +14405,14 @@
         </w:rPr>
         <w:t>.</w:t>
       </w:r>
+      <w:commentRangeEnd w:id="99"/>
+      <w:r>
+        <w:commentReference w:id="99"/>
+      </w:r>
+      <w:commentRangeEnd w:id="160"/>
+      <w:r>
+        <w:commentReference w:id="160"/>
+      </w:r>
     </w:p>
     <w:p ns2:paraId="18FF4DA0">
       <w:pPr>
@@ -14507,6 +14427,8 @@
           </ns2:textFill>
         </w:rPr>
       </w:pPr>
+      <w:commentRangeStart w:id="161"/>
+      <w:commentRangeStart w:id="100"/>
       <w:r>
         <w:rPr>
           <w:rFonts w:hint="eastAsia" w:ascii="宋体" w:hAnsi="宋体"/>
@@ -14546,6 +14468,14 @@
           <w:lang w:val="en-US" w:eastAsia="zh-CN"/>
         </w:rPr>
         <w:t>AI</w:t>
+      </w:r>
+      <w:commentRangeEnd w:id="100"/>
+      <w:r>
+        <w:commentReference w:id="100"/>
+      </w:r>
+      <w:commentRangeEnd w:id="161"/>
+      <w:r>
+        <w:commentReference w:id="161"/>
       </w:r>
     </w:p>
     <w:p ns2:paraId="74290639">
@@ -15317,6 +15247,8 @@
           <w:lang w:val="en-US" w:eastAsia="zh-CN"/>
         </w:rPr>
       </w:pPr>
+      <w:commentRangeStart w:id="162"/>
+      <w:commentRangeStart w:id="101"/>
       <w:r>
         <w:rPr>
           <w:rFonts w:hint="eastAsia" w:ascii="宋体" w:hAnsi="宋体"/>
@@ -15370,6 +15302,14 @@
           </ns2:textFill>
         </w:rPr>
         <w:t>不同算法在同时发送和分时发送场景下的平均FCT</w:t>
+      </w:r>
+      <w:commentRangeEnd w:id="101"/>
+      <w:r>
+        <w:commentReference w:id="101"/>
+      </w:r>
+      <w:commentRangeEnd w:id="162"/>
+      <w:r>
+        <w:commentReference w:id="162"/>
       </w:r>
     </w:p>
     <w:p ns2:paraId="32371683">
@@ -15604,6 +15544,8 @@
           <w:lang w:val="en-US" w:eastAsia="zh-CN"/>
         </w:rPr>
       </w:pPr>
+      <w:commentRangeStart w:id="163"/>
+      <w:commentRangeStart w:id="102"/>
       <w:r>
         <w:rPr>
           <w:rFonts w:hint="eastAsia" w:ascii="宋体" w:hAnsi="宋体"/>
@@ -15657,6 +15599,14 @@
           </ns2:textFill>
         </w:rPr>
         <w:t>不同算法在真实网络负载下的的平均FCT（负载系数为0.3和0.5）</w:t>
+      </w:r>
+      <w:commentRangeEnd w:id="102"/>
+      <w:r>
+        <w:commentReference w:id="102"/>
+      </w:r>
+      <w:commentRangeEnd w:id="163"/>
+      <w:r>
+        <w:commentReference w:id="163"/>
       </w:r>
     </w:p>
     <w:p ns2:paraId="4EA1F3B5">
@@ -18459,7 +18409,763 @@
 
 <file path=word/comments.xml><?xml version="1.0" encoding="utf-8"?>
 <w:comments xmlns:w="http://schemas.openxmlformats.org/wordprocessingml/2006/main">
-  <w:comment w:id="0" w:author="LLM Format Check" w:date="2026-05-01T14:00:59+00:00">
+  <w:comment w:id="0" w:author="LLM Format Check" w:date="2026-05-05T06:33:01+00:00">
+    <w:p>
+      <w:r>
+        <w:t>错误原因：程序读取到的实际格式为 黑体
+规范要求：规范要求为 宋体
+修改建议：请将该位置调整为 宋体</w:t>
+      </w:r>
+    </w:p>
+  </w:comment>
+  <w:comment w:id="1" w:author="LLM Format Check" w:date="2026-05-05T06:33:01+00:00">
+    <w:p>
+      <w:r>
+        <w:t>错误原因：程序读取到的实际格式为 黑体
+规范要求：规范要求为 宋体
+修改建议：请将该位置调整为 宋体</w:t>
+      </w:r>
+    </w:p>
+  </w:comment>
+  <w:comment w:id="2" w:author="LLM Format Check" w:date="2026-05-05T06:33:01+00:00">
+    <w:p>
+      <w:r>
+        <w:t>错误原因：程序读取到的实际格式为 黑体
+规范要求：规范要求为 宋体
+修改建议：请将该位置调整为 宋体</w:t>
+      </w:r>
+    </w:p>
+  </w:comment>
+  <w:comment w:id="3" w:author="LLM Format Check" w:date="2026-05-05T06:33:01+00:00">
+    <w:p>
+      <w:r>
+        <w:t>错误原因：程序读取到的实际格式为 黑体
+规范要求：规范要求为 宋体
+修改建议：请将该位置调整为 宋体</w:t>
+      </w:r>
+    </w:p>
+  </w:comment>
+  <w:comment w:id="4" w:author="LLM Format Check" w:date="2026-05-05T06:33:01+00:00">
+    <w:p>
+      <w:r>
+        <w:t>错误原因：程序读取到的实际格式为 黑体
+规范要求：规范要求为 宋体
+修改建议：请将该位置调整为 宋体</w:t>
+      </w:r>
+    </w:p>
+  </w:comment>
+  <w:comment w:id="5" w:author="LLM Format Check" w:date="2026-05-05T06:33:01+00:00">
+    <w:p>
+      <w:r>
+        <w:t>错误原因：程序读取到的实际格式为 黑体
+规范要求：规范要求为 宋体
+修改建议：请将该位置调整为 宋体</w:t>
+      </w:r>
+    </w:p>
+  </w:comment>
+  <w:comment w:id="6" w:author="LLM Format Check" w:date="2026-05-05T06:33:01+00:00">
+    <w:p>
+      <w:r>
+        <w:t>错误原因：程序读取到的实际格式为 黑体
+规范要求：规范要求为 宋体
+修改建议：请将该位置调整为 宋体</w:t>
+      </w:r>
+    </w:p>
+  </w:comment>
+  <w:comment w:id="7" w:author="LLM Format Check" w:date="2026-05-05T06:33:01+00:00">
+    <w:p>
+      <w:r>
+        <w:t>错误原因：程序读取到的实际格式为 黑体
+规范要求：规范要求为 宋体
+修改建议：请将该位置调整为 宋体</w:t>
+      </w:r>
+    </w:p>
+  </w:comment>
+  <w:comment w:id="8" w:author="LLM Format Check" w:date="2026-05-05T06:33:01+00:00">
+    <w:p>
+      <w:r>
+        <w:t>错误原因：程序读取到的实际格式为 黑体
+规范要求：规范要求为 宋体
+修改建议：请将该位置调整为 宋体</w:t>
+      </w:r>
+    </w:p>
+  </w:comment>
+  <w:comment w:id="9" w:author="LLM Format Check" w:date="2026-05-05T06:33:01+00:00">
+    <w:p>
+      <w:r>
+        <w:t>错误原因：程序读取到的实际格式为 黑体
+规范要求：规范要求为 宋体
+修改建议：请将该位置调整为 宋体</w:t>
+      </w:r>
+    </w:p>
+  </w:comment>
+  <w:comment w:id="10" w:author="LLM Format Check" w:date="2026-05-05T06:33:01+00:00">
+    <w:p>
+      <w:r>
+        <w:t>错误原因：程序读取到的实际格式为 黑体
+规范要求：规范要求为 宋体
+修改建议：请将该位置调整为 宋体</w:t>
+      </w:r>
+    </w:p>
+  </w:comment>
+  <w:comment w:id="11" w:author="LLM Format Check" w:date="2026-05-05T06:33:01+00:00">
+    <w:p>
+      <w:r>
+        <w:t>错误原因：程序读取到的实际格式为 黑体
+规范要求：规范要求为 宋体
+修改建议：请将该位置调整为 宋体</w:t>
+      </w:r>
+    </w:p>
+  </w:comment>
+  <w:comment w:id="12" w:author="LLM Format Check" w:date="2026-05-05T06:33:01+00:00">
+    <w:p>
+      <w:r>
+        <w:t>错误原因：程序读取到的实际格式为 黑体
+规范要求：规范要求为 宋体
+修改建议：请将该位置调整为 宋体</w:t>
+      </w:r>
+    </w:p>
+  </w:comment>
+  <w:comment w:id="13" w:author="LLM Format Check" w:date="2026-05-05T06:33:01+00:00">
+    <w:p>
+      <w:r>
+        <w:t>错误原因：程序读取到的实际格式为 黑体
+规范要求：规范要求为 宋体
+修改建议：请将该位置调整为 宋体</w:t>
+      </w:r>
+    </w:p>
+  </w:comment>
+  <w:comment w:id="14" w:author="LLM Format Check" w:date="2026-05-05T06:33:01+00:00">
+    <w:p>
+      <w:r>
+        <w:t>错误原因：程序读取到的实际格式为 黑体
+规范要求：规范要求为 宋体
+修改建议：请将该位置调整为 宋体</w:t>
+      </w:r>
+    </w:p>
+  </w:comment>
+  <w:comment w:id="15" w:author="LLM Format Check" w:date="2026-05-05T06:33:01+00:00">
+    <w:p>
+      <w:r>
+        <w:t>错误原因：程序读取到的实际格式为 黑体
+规范要求：规范要求为 宋体
+修改建议：请将该位置调整为 宋体</w:t>
+      </w:r>
+    </w:p>
+  </w:comment>
+  <w:comment w:id="16" w:author="LLM Format Check" w:date="2026-05-05T06:33:01+00:00">
+    <w:p>
+      <w:r>
+        <w:t>错误原因：程序读取到的实际格式为 黑体
+规范要求：规范要求为 宋体
+修改建议：请将该位置调整为 宋体</w:t>
+      </w:r>
+    </w:p>
+  </w:comment>
+  <w:comment w:id="17" w:author="LLM Format Check" w:date="2026-05-05T06:33:01+00:00">
+    <w:p>
+      <w:r>
+        <w:t>错误原因：程序读取到的实际格式为 黑体
+规范要求：规范要求为 宋体
+修改建议：请将该位置调整为 宋体</w:t>
+      </w:r>
+    </w:p>
+  </w:comment>
+  <w:comment w:id="18" w:author="LLM Format Check" w:date="2026-05-05T06:33:01+00:00">
+    <w:p>
+      <w:r>
+        <w:t>错误原因：程序读取到的实际格式为 黑体
+规范要求：规范要求为 宋体
+修改建议：请将该位置调整为 宋体</w:t>
+      </w:r>
+    </w:p>
+  </w:comment>
+  <w:comment w:id="19" w:author="LLM Format Check" w:date="2026-05-05T06:33:01+00:00">
+    <w:p>
+      <w:r>
+        <w:t>错误原因：程序读取到的实际格式为 黑体
+规范要求：规范要求为 宋体
+修改建议：请将该位置调整为 宋体</w:t>
+      </w:r>
+    </w:p>
+  </w:comment>
+  <w:comment w:id="20" w:author="LLM Format Check" w:date="2026-05-05T06:33:01+00:00">
+    <w:p>
+      <w:r>
+        <w:t>错误原因：程序读取到的实际格式为 黑体
+规范要求：规范要求为 宋体
+修改建议：请将该位置调整为 宋体</w:t>
+      </w:r>
+    </w:p>
+  </w:comment>
+  <w:comment w:id="21" w:author="LLM Format Check" w:date="2026-05-05T06:33:01+00:00">
+    <w:p>
+      <w:r>
+        <w:t>错误原因：程序读取到的实际格式为 黑体
+规范要求：规范要求为 宋体
+修改建议：请将该位置调整为 宋体</w:t>
+      </w:r>
+    </w:p>
+  </w:comment>
+  <w:comment w:id="22" w:author="LLM Format Check" w:date="2026-05-05T06:33:01+00:00">
+    <w:p>
+      <w:r>
+        <w:t>错误原因：程序读取到的实际格式为 黑体
+规范要求：规范要求为 宋体
+修改建议：请将该位置调整为 宋体</w:t>
+      </w:r>
+    </w:p>
+  </w:comment>
+  <w:comment w:id="23" w:author="LLM Format Check" w:date="2026-05-05T06:33:01+00:00">
+    <w:p>
+      <w:r>
+        <w:t>错误原因：程序读取到的实际格式为 黑体
+规范要求：规范要求为 宋体
+修改建议：请将该位置调整为 宋体</w:t>
+      </w:r>
+    </w:p>
+  </w:comment>
+  <w:comment w:id="24" w:author="LLM Format Check" w:date="2026-05-05T06:33:01+00:00">
+    <w:p>
+      <w:r>
+        <w:t>错误原因：程序读取到的实际格式为 黑体
+规范要求：规范要求为 宋体
+修改建议：请将该位置调整为 宋体</w:t>
+      </w:r>
+    </w:p>
+  </w:comment>
+  <w:comment w:id="25" w:author="LLM Format Check" w:date="2026-05-05T06:33:01+00:00">
+    <w:p>
+      <w:r>
+        <w:t>错误原因：程序读取到的实际格式为 黑体
+规范要求：规范要求为 宋体
+修改建议：请将该位置调整为 宋体</w:t>
+      </w:r>
+    </w:p>
+  </w:comment>
+  <w:comment w:id="26" w:author="LLM Format Check" w:date="2026-05-05T06:33:01+00:00">
+    <w:p>
+      <w:r>
+        <w:t>错误原因：程序读取到的实际格式为 黑体
+规范要求：规范要求为 宋体
+修改建议：请将该位置调整为 宋体</w:t>
+      </w:r>
+    </w:p>
+  </w:comment>
+  <w:comment w:id="27" w:author="LLM Format Check" w:date="2026-05-05T06:33:01+00:00">
+    <w:p>
+      <w:r>
+        <w:t>错误原因：程序读取到的实际格式为 黑体
+规范要求：规范要求为 宋体
+修改建议：请将该位置调整为 宋体</w:t>
+      </w:r>
+    </w:p>
+  </w:comment>
+  <w:comment w:id="28" w:author="LLM Format Check" w:date="2026-05-05T06:33:01+00:00">
+    <w:p>
+      <w:r>
+        <w:t>错误原因：程序读取到的实际格式为 黑体
+规范要求：规范要求为 宋体
+修改建议：请将该位置调整为 宋体</w:t>
+      </w:r>
+    </w:p>
+  </w:comment>
+  <w:comment w:id="29" w:author="LLM Format Check" w:date="2026-05-05T06:33:01+00:00">
+    <w:p>
+      <w:r>
+        <w:t>错误原因：程序读取到的实际格式为 黑体
+规范要求：规范要求为 宋体
+修改建议：请将该位置调整为 宋体</w:t>
+      </w:r>
+    </w:p>
+  </w:comment>
+  <w:comment w:id="30" w:author="LLM Format Check" w:date="2026-05-05T06:33:01+00:00">
+    <w:p>
+      <w:r>
+        <w:t>错误原因：程序读取到的实际格式为 黑体
+规范要求：规范要求为 宋体
+修改建议：请将该位置调整为 宋体</w:t>
+      </w:r>
+    </w:p>
+  </w:comment>
+  <w:comment w:id="31" w:author="LLM Format Check" w:date="2026-05-05T06:33:01+00:00">
+    <w:p>
+      <w:r>
+        <w:t>错误原因：程序读取到的实际格式为 黑体
+规范要求：规范要求为 宋体
+修改建议：请将该位置调整为 宋体</w:t>
+      </w:r>
+    </w:p>
+  </w:comment>
+  <w:comment w:id="32" w:author="LLM Format Check" w:date="2026-05-05T06:33:01+00:00">
+    <w:p>
+      <w:r>
+        <w:t>错误原因：程序读取到的实际格式为 黑体
+规范要求：规范要求为 宋体
+修改建议：请将该位置调整为 宋体</w:t>
+      </w:r>
+    </w:p>
+  </w:comment>
+  <w:comment w:id="33" w:author="LLM Format Check" w:date="2026-05-05T06:33:01+00:00">
+    <w:p>
+      <w:r>
+        <w:t>错误原因：程序读取到的实际格式为 黑体
+规范要求：规范要求为 宋体
+修改建议：请将该位置调整为 宋体</w:t>
+      </w:r>
+    </w:p>
+  </w:comment>
+  <w:comment w:id="34" w:author="LLM Format Check" w:date="2026-05-05T06:33:01+00:00">
+    <w:p>
+      <w:r>
+        <w:t>错误原因：程序读取到的实际格式为 黑体
+规范要求：规范要求为 宋体
+修改建议：请将该位置调整为 宋体</w:t>
+      </w:r>
+    </w:p>
+  </w:comment>
+  <w:comment w:id="35" w:author="LLM Format Check" w:date="2026-05-05T06:33:01+00:00">
+    <w:p>
+      <w:r>
+        <w:t>错误原因：程序读取到的实际格式为 黑体
+规范要求：规范要求为 宋体
+修改建议：请将该位置调整为 宋体</w:t>
+      </w:r>
+    </w:p>
+  </w:comment>
+  <w:comment w:id="36" w:author="LLM Format Check" w:date="2026-05-05T06:33:01+00:00">
+    <w:p>
+      <w:r>
+        <w:t>错误原因：程序读取到的实际格式为 黑体
+规范要求：规范要求为 宋体
+修改建议：请将该位置调整为 宋体</w:t>
+      </w:r>
+    </w:p>
+  </w:comment>
+  <w:comment w:id="37" w:author="LLM Format Check" w:date="2026-05-05T06:33:01+00:00">
+    <w:p>
+      <w:r>
+        <w:t>错误原因：程序读取到的实际格式为 黑体
+规范要求：规范要求为 宋体
+修改建议：请将该位置调整为 宋体</w:t>
+      </w:r>
+    </w:p>
+  </w:comment>
+  <w:comment w:id="38" w:author="LLM Format Check" w:date="2026-05-05T06:33:01+00:00">
+    <w:p>
+      <w:r>
+        <w:t>错误原因：程序读取到的实际格式为 黑体
+规范要求：规范要求为 宋体
+修改建议：请将该位置调整为 宋体</w:t>
+      </w:r>
+    </w:p>
+  </w:comment>
+  <w:comment w:id="39" w:author="LLM Format Check" w:date="2026-05-05T06:33:01+00:00">
+    <w:p>
+      <w:r>
+        <w:t>错误原因：程序读取到的实际格式为 黑体
+规范要求：规范要求为 宋体
+修改建议：请将该位置调整为 宋体</w:t>
+      </w:r>
+    </w:p>
+  </w:comment>
+  <w:comment w:id="40" w:author="LLM Format Check" w:date="2026-05-05T06:33:01+00:00">
+    <w:p>
+      <w:r>
+        <w:t>错误原因：程序读取到的实际格式为 黑体
+规范要求：规范要求为 宋体
+修改建议：请将该位置调整为 宋体</w:t>
+      </w:r>
+    </w:p>
+  </w:comment>
+  <w:comment w:id="41" w:author="LLM Format Check" w:date="2026-05-05T06:33:01+00:00">
+    <w:p>
+      <w:r>
+        <w:t>错误原因：程序读取到的实际格式为 黑体
+规范要求：规范要求为 宋体
+修改建议：请将该位置调整为 宋体</w:t>
+      </w:r>
+    </w:p>
+  </w:comment>
+  <w:comment w:id="42" w:author="LLM Format Check" w:date="2026-05-05T06:33:01+00:00">
+    <w:p>
+      <w:r>
+        <w:t>错误原因：程序读取到的实际格式为 黑体
+规范要求：规范要求为 宋体
+修改建议：请将该位置调整为 宋体</w:t>
+      </w:r>
+    </w:p>
+  </w:comment>
+  <w:comment w:id="43" w:author="LLM Format Check" w:date="2026-05-05T06:33:01+00:00">
+    <w:p>
+      <w:r>
+        <w:t>错误原因：程序读取到的实际格式为 黑体
+规范要求：规范要求为 宋体
+修改建议：请将该位置调整为 宋体</w:t>
+      </w:r>
+    </w:p>
+  </w:comment>
+  <w:comment w:id="44" w:author="LLM Format Check" w:date="2026-05-05T06:33:01+00:00">
+    <w:p>
+      <w:r>
+        <w:t>错误原因：程序读取到的实际格式为 黑体
+规范要求：规范要求为 宋体
+修改建议：请将该位置调整为 宋体</w:t>
+      </w:r>
+    </w:p>
+  </w:comment>
+  <w:comment w:id="45" w:author="LLM Format Check" w:date="2026-05-05T06:33:01+00:00">
+    <w:p>
+      <w:r>
+        <w:t>错误原因：程序读取到的实际格式为 黑体
+规范要求：规范要求为 宋体
+修改建议：请将该位置调整为 宋体</w:t>
+      </w:r>
+    </w:p>
+  </w:comment>
+  <w:comment w:id="46" w:author="LLM Format Check" w:date="2026-05-05T06:33:01+00:00">
+    <w:p>
+      <w:r>
+        <w:t>错误原因：程序读取到的实际格式为 黑体
+规范要求：规范要求为 宋体
+修改建议：请将该位置调整为 宋体</w:t>
+      </w:r>
+    </w:p>
+  </w:comment>
+  <w:comment w:id="47" w:author="LLM Format Check" w:date="2026-05-05T06:33:01+00:00">
+    <w:p>
+      <w:r>
+        <w:t>错误原因：程序读取到的实际格式为 黑体
+规范要求：规范要求为 宋体
+修改建议：请将该位置调整为 宋体</w:t>
+      </w:r>
+    </w:p>
+  </w:comment>
+  <w:comment w:id="48" w:author="LLM Format Check" w:date="2026-05-05T06:33:01+00:00">
+    <w:p>
+      <w:r>
+        <w:t>错误原因：程序读取到的实际格式为 黑体
+规范要求：规范要求为 宋体
+修改建议：请将该位置调整为 宋体</w:t>
+      </w:r>
+    </w:p>
+  </w:comment>
+  <w:comment w:id="49" w:author="LLM Format Check" w:date="2026-05-05T06:33:01+00:00">
+    <w:p>
+      <w:r>
+        <w:t>错误原因：程序读取到的实际格式为 黑体
+规范要求：规范要求为 宋体
+修改建议：请将该位置调整为 宋体</w:t>
+      </w:r>
+    </w:p>
+  </w:comment>
+  <w:comment w:id="50" w:author="LLM Format Check" w:date="2026-05-05T06:33:01+00:00">
+    <w:p>
+      <w:r>
+        <w:t>错误原因：程序读取到的实际格式为 黑体
+规范要求：规范要求为 宋体
+修改建议：请将该位置调整为 宋体</w:t>
+      </w:r>
+    </w:p>
+  </w:comment>
+  <w:comment w:id="51" w:author="LLM Format Check" w:date="2026-05-05T06:33:01+00:00">
+    <w:p>
+      <w:r>
+        <w:t>错误原因：程序读取到的实际格式为 黑体
+规范要求：规范要求为 宋体
+修改建议：请将该位置调整为 宋体</w:t>
+      </w:r>
+    </w:p>
+  </w:comment>
+  <w:comment w:id="52" w:author="LLM Format Check" w:date="2026-05-05T06:33:01+00:00">
+    <w:p>
+      <w:r>
+        <w:t>错误原因：程序读取到的实际格式为 黑体
+规范要求：规范要求为 宋体
+修改建议：请将该位置调整为 宋体</w:t>
+      </w:r>
+    </w:p>
+  </w:comment>
+  <w:comment w:id="53" w:author="LLM Format Check" w:date="2026-05-05T06:33:01+00:00">
+    <w:p>
+      <w:r>
+        <w:t>错误原因：程序读取到的实际格式为 黑体
+规范要求：规范要求为 宋体
+修改建议：请将该位置调整为 宋体</w:t>
+      </w:r>
+    </w:p>
+  </w:comment>
+  <w:comment w:id="54" w:author="LLM Format Check" w:date="2026-05-05T06:33:01+00:00">
+    <w:p>
+      <w:r>
+        <w:t>错误原因：程序读取到的实际格式为 黑体
+规范要求：规范要求为 宋体
+修改建议：请将该位置调整为 宋体</w:t>
+      </w:r>
+    </w:p>
+  </w:comment>
+  <w:comment w:id="55" w:author="LLM Format Check" w:date="2026-05-05T06:33:01+00:00">
+    <w:p>
+      <w:r>
+        <w:t>错误原因：程序读取到的实际格式为 黑体
+规范要求：规范要求为 宋体
+修改建议：请将该位置调整为 宋体</w:t>
+      </w:r>
+    </w:p>
+  </w:comment>
+  <w:comment w:id="56" w:author="LLM Format Check" w:date="2026-05-05T06:33:01+00:00">
+    <w:p>
+      <w:r>
+        <w:t>错误原因：程序读取到的实际格式为 黑体
+规范要求：规范要求为 宋体
+修改建议：请将该位置调整为 宋体</w:t>
+      </w:r>
+    </w:p>
+  </w:comment>
+  <w:comment w:id="57" w:author="LLM Format Check" w:date="2026-05-05T06:33:01+00:00">
+    <w:p>
+      <w:r>
+        <w:t>错误原因：程序读取到的实际格式为 黑体
+规范要求：规范要求为 宋体
+修改建议：请将该位置调整为 宋体</w:t>
+      </w:r>
+    </w:p>
+  </w:comment>
+  <w:comment w:id="58" w:author="LLM Format Check" w:date="2026-05-05T06:33:01+00:00">
+    <w:p>
+      <w:r>
+        <w:t>错误原因：程序读取到的实际格式为 黑体
+规范要求：规范要求为 宋体
+修改建议：请将该位置调整为 宋体</w:t>
+      </w:r>
+    </w:p>
+  </w:comment>
+  <w:comment w:id="59" w:author="LLM Format Check" w:date="2026-05-05T06:33:01+00:00">
+    <w:p>
+      <w:r>
+        <w:t>错误原因：程序读取到的实际格式为 黑体
+规范要求：规范要求为 宋体
+修改建议：请将该位置调整为 宋体</w:t>
+      </w:r>
+    </w:p>
+  </w:comment>
+  <w:comment w:id="60" w:author="LLM Format Check" w:date="2026-05-05T06:33:01+00:00">
+    <w:p>
+      <w:r>
+        <w:t>错误原因：程序读取到的实际格式为 黑体
+规范要求：规范要求为 宋体
+修改建议：请将该位置调整为 宋体</w:t>
+      </w:r>
+    </w:p>
+  </w:comment>
+  <w:comment w:id="61" w:author="LLM Format Check" w:date="2026-05-05T06:33:01+00:00">
+    <w:p>
+      <w:r>
+        <w:t>错误原因：程序读取到的实际格式为 黑体
+规范要求：规范要求为 宋体
+修改建议：请将该位置调整为 宋体</w:t>
+      </w:r>
+    </w:p>
+  </w:comment>
+  <w:comment w:id="62" w:author="LLM Format Check" w:date="2026-05-05T06:33:01+00:00">
+    <w:p>
+      <w:r>
+        <w:t>错误原因：程序读取到的实际格式为 黑体
+规范要求：规范要求为 宋体
+修改建议：请将该位置调整为 宋体</w:t>
+      </w:r>
+    </w:p>
+  </w:comment>
+  <w:comment w:id="63" w:author="LLM Format Check" w:date="2026-05-05T06:33:01+00:00">
+    <w:p>
+      <w:r>
+        <w:t>错误原因：程序读取到的实际格式为 黑体
+规范要求：规范要求为 宋体
+修改建议：请将该位置调整为 宋体</w:t>
+      </w:r>
+    </w:p>
+  </w:comment>
+  <w:comment w:id="64" w:author="LLM Format Check" w:date="2026-05-05T06:33:01+00:00">
+    <w:p>
+      <w:r>
+        <w:t>错误原因：程序读取到的实际格式为 黑体
+规范要求：规范要求为 宋体
+修改建议：请将该位置调整为 宋体</w:t>
+      </w:r>
+    </w:p>
+  </w:comment>
+  <w:comment w:id="65" w:author="LLM Format Check" w:date="2026-05-05T06:33:01+00:00">
+    <w:p>
+      <w:r>
+        <w:t>错误原因：程序读取到的实际格式为 黑体
+规范要求：规范要求为 宋体
+修改建议：请将该位置调整为 宋体</w:t>
+      </w:r>
+    </w:p>
+  </w:comment>
+  <w:comment w:id="66" w:author="LLM Format Check" w:date="2026-05-05T06:33:01+00:00">
+    <w:p>
+      <w:r>
+        <w:t>错误原因：程序读取到的实际格式为 黑体
+规范要求：规范要求为 宋体
+修改建议：请将该位置调整为 宋体</w:t>
+      </w:r>
+    </w:p>
+  </w:comment>
+  <w:comment w:id="67" w:author="LLM Format Check" w:date="2026-05-05T06:33:01+00:00">
+    <w:p>
+      <w:r>
+        <w:t>错误原因：程序读取到的实际格式为 黑体
+规范要求：规范要求为 宋体
+修改建议：请将该位置调整为 宋体</w:t>
+      </w:r>
+    </w:p>
+  </w:comment>
+  <w:comment w:id="68" w:author="LLM Format Check" w:date="2026-05-05T06:33:01+00:00">
+    <w:p>
+      <w:r>
+        <w:t>错误原因：程序读取到的实际格式为 黑体
+规范要求：规范要求为 宋体
+修改建议：请将该位置调整为 宋体</w:t>
+      </w:r>
+    </w:p>
+  </w:comment>
+  <w:comment w:id="69" w:author="LLM Format Check" w:date="2026-05-05T06:33:01+00:00">
+    <w:p>
+      <w:r>
+        <w:t>错误原因：程序读取到的实际格式为 黑体
+规范要求：规范要求为 宋体
+修改建议：请将该位置调整为 宋体</w:t>
+      </w:r>
+    </w:p>
+  </w:comment>
+  <w:comment w:id="70" w:author="LLM Format Check" w:date="2026-05-05T06:33:01+00:00">
+    <w:p>
+      <w:r>
+        <w:t>错误原因：程序读取到的实际格式为 黑体
+规范要求：规范要求为 宋体
+修改建议：请将该位置调整为 宋体</w:t>
+      </w:r>
+    </w:p>
+  </w:comment>
+  <w:comment w:id="71" w:author="LLM Format Check" w:date="2026-05-05T06:33:01+00:00">
+    <w:p>
+      <w:r>
+        <w:t>错误原因：程序读取到的实际格式为 黑体
+规范要求：规范要求为 宋体
+修改建议：请将该位置调整为 宋体</w:t>
+      </w:r>
+    </w:p>
+  </w:comment>
+  <w:comment w:id="72" w:author="LLM Format Check" w:date="2026-05-05T06:33:01+00:00">
+    <w:p>
+      <w:r>
+        <w:t>错误原因：程序读取到的实际格式为 黑体
+规范要求：规范要求为 宋体
+修改建议：请将该位置调整为 宋体</w:t>
+      </w:r>
+    </w:p>
+  </w:comment>
+  <w:comment w:id="73" w:author="LLM Format Check" w:date="2026-05-05T06:33:01+00:00">
+    <w:p>
+      <w:r>
+        <w:t>错误原因：程序读取到的实际格式为 黑体
+规范要求：规范要求为 宋体
+修改建议：请将该位置调整为 宋体</w:t>
+      </w:r>
+    </w:p>
+  </w:comment>
+  <w:comment w:id="74" w:author="LLM Format Check" w:date="2026-05-05T06:33:01+00:00">
+    <w:p>
+      <w:r>
+        <w:t>错误原因：程序读取到的实际格式为 黑体
+规范要求：规范要求为 宋体
+修改建议：请将该位置调整为 宋体</w:t>
+      </w:r>
+    </w:p>
+  </w:comment>
+  <w:comment w:id="75" w:author="LLM Format Check" w:date="2026-05-05T06:33:01+00:00">
+    <w:p>
+      <w:r>
+        <w:t>错误原因：程序读取到的实际格式为 黑体
+规范要求：规范要求为 宋体
+修改建议：请将该位置调整为 宋体</w:t>
+      </w:r>
+    </w:p>
+  </w:comment>
+  <w:comment w:id="76" w:author="LLM Format Check" w:date="2026-05-05T06:33:01+00:00">
+    <w:p>
+      <w:r>
+        <w:t>错误原因：程序读取到的实际格式为 黑体
+规范要求：规范要求为 宋体
+修改建议：请将该位置调整为 宋体</w:t>
+      </w:r>
+    </w:p>
+  </w:comment>
+  <w:comment w:id="77" w:author="LLM Format Check" w:date="2026-05-05T06:33:01+00:00">
+    <w:p>
+      <w:r>
+        <w:t>错误原因：程序读取到的实际格式为 黑体
+规范要求：规范要求为 宋体
+修改建议：请将该位置调整为 宋体</w:t>
+      </w:r>
+    </w:p>
+  </w:comment>
+  <w:comment w:id="78" w:author="LLM Format Check" w:date="2026-05-05T06:33:01+00:00">
+    <w:p>
+      <w:r>
+        <w:t>错误原因：程序读取到的实际格式为 黑体
+规范要求：规范要求为 宋体
+修改建议：请将该位置调整为 宋体</w:t>
+      </w:r>
+    </w:p>
+  </w:comment>
+  <w:comment w:id="79" w:author="LLM Format Check" w:date="2026-05-05T06:33:01+00:00">
+    <w:p>
+      <w:r>
+        <w:t>错误原因：程序读取到的实际格式为 黑体
+规范要求：规范要求为 宋体
+修改建议：请将该位置调整为 宋体</w:t>
+      </w:r>
+    </w:p>
+  </w:comment>
+  <w:comment w:id="80" w:author="LLM Format Check" w:date="2026-05-05T06:33:01+00:00">
+    <w:p>
+      <w:r>
+        <w:t>错误原因：程序读取到的实际格式为 黑体
+规范要求：规范要求为 宋体
+修改建议：请将该位置调整为 宋体</w:t>
+      </w:r>
+    </w:p>
+  </w:comment>
+  <w:comment w:id="81" w:author="LLM Format Check" w:date="2026-05-05T06:33:01+00:00">
+    <w:p>
+      <w:r>
+        <w:t>错误原因：程序读取到的实际格式为 黑体
+规范要求：规范要求为 宋体
+修改建议：请将该位置调整为 宋体</w:t>
+      </w:r>
+    </w:p>
+  </w:comment>
+  <w:comment w:id="82" w:author="LLM Format Check" w:date="2026-05-05T06:33:01+00:00">
+    <w:p>
+      <w:r>
+        <w:t>错误原因：程序读取到的实际格式为 黑体
+规范要求：规范要求为 宋体
+修改建议：请将该位置调整为 宋体</w:t>
+      </w:r>
+    </w:p>
+  </w:comment>
+  <w:comment w:id="83" w:author="LLM Format Check" w:date="2026-05-05T06:33:01+00:00">
+    <w:p>
+      <w:r>
+        <w:t>错误原因：程序读取到的实际格式为 黑体
+规范要求：规范要求为 宋体
+修改建议：请将该位置调整为 宋体</w:t>
+      </w:r>
+    </w:p>
+  </w:comment>
+  <w:comment w:id="84" w:author="LLM Format Check" w:date="2026-05-05T06:33:01+00:00">
     <w:p>
       <w:r>
         <w:t>错误原因：程序读取到的实际格式为 宋体
@@ -18468,7 +19174,7 @@
       </w:r>
     </w:p>
   </w:comment>
-  <w:comment w:id="1" w:author="LLM Format Check" w:date="2026-05-01T14:00:59+00:00">
+  <w:comment w:id="85" w:author="LLM Format Check" w:date="2026-05-05T06:33:01+00:00">
     <w:p>
       <w:r>
         <w:t>错误原因：程序读取到的实际格式为 宋体
@@ -18477,7 +19183,7 @@
       </w:r>
     </w:p>
   </w:comment>
-  <w:comment w:id="2" w:author="LLM Format Check" w:date="2026-05-01T14:00:59+00:00">
+  <w:comment w:id="86" w:author="LLM Format Check" w:date="2026-05-05T06:33:01+00:00">
     <w:p>
       <w:r>
         <w:t>错误原因：程序读取到的实际格式为 宋体
@@ -18486,7 +19192,7 @@
       </w:r>
     </w:p>
   </w:comment>
-  <w:comment w:id="3" w:author="LLM Format Check" w:date="2026-05-01T14:00:59+00:00">
+  <w:comment w:id="87" w:author="LLM Format Check" w:date="2026-05-05T06:33:01+00:00">
     <w:p>
       <w:r>
         <w:t>错误原因：程序读取到的实际格式为 宋体
@@ -18495,7 +19201,7 @@
       </w:r>
     </w:p>
   </w:comment>
-  <w:comment w:id="4" w:author="LLM Format Check" w:date="2026-05-01T14:00:59+00:00">
+  <w:comment w:id="88" w:author="LLM Format Check" w:date="2026-05-05T06:33:01+00:00">
     <w:p>
       <w:r>
         <w:t>错误原因：程序读取到的实际格式为 宋体
@@ -18504,7 +19210,7 @@
       </w:r>
     </w:p>
   </w:comment>
-  <w:comment w:id="5" w:author="LLM Format Check" w:date="2026-05-01T14:00:59+00:00">
+  <w:comment w:id="89" w:author="LLM Format Check" w:date="2026-05-05T06:33:01+00:00">
     <w:p>
       <w:r>
         <w:t>错误原因：程序读取到的实际格式为 宋体
@@ -18513,7 +19219,7 @@
       </w:r>
     </w:p>
   </w:comment>
-  <w:comment w:id="6" w:author="LLM Format Check" w:date="2026-05-01T14:00:59+00:00">
+  <w:comment w:id="90" w:author="LLM Format Check" w:date="2026-05-05T06:33:01+00:00">
     <w:p>
       <w:r>
         <w:t>错误原因：程序读取到的实际格式为 宋体
@@ -18522,7 +19228,7 @@
       </w:r>
     </w:p>
   </w:comment>
-  <w:comment w:id="7" w:author="LLM Format Check" w:date="2026-05-01T14:00:59+00:00">
+  <w:comment w:id="91" w:author="LLM Format Check" w:date="2026-05-05T06:33:01+00:00">
     <w:p>
       <w:r>
         <w:t>错误原因：程序读取到的实际格式为 宋体
@@ -18531,7 +19237,7 @@
       </w:r>
     </w:p>
   </w:comment>
-  <w:comment w:id="8" w:author="LLM Format Check" w:date="2026-05-01T14:00:59+00:00">
+  <w:comment w:id="92" w:author="LLM Format Check" w:date="2026-05-05T06:33:01+00:00">
     <w:p>
       <w:r>
         <w:t>错误原因：程序读取到的实际格式为 宋体
@@ -18540,7 +19246,7 @@
       </w:r>
     </w:p>
   </w:comment>
-  <w:comment w:id="9" w:author="LLM Format Check" w:date="2026-05-01T14:00:59+00:00">
+  <w:comment w:id="93" w:author="LLM Format Check" w:date="2026-05-05T06:33:01+00:00">
     <w:p>
       <w:r>
         <w:t>错误原因：程序读取到的实际格式为 宋体
@@ -18549,7 +19255,7 @@
       </w:r>
     </w:p>
   </w:comment>
-  <w:comment w:id="10" w:author="LLM Format Check" w:date="2026-05-01T14:00:59+00:00">
+  <w:comment w:id="94" w:author="LLM Format Check" w:date="2026-05-05T06:33:01+00:00">
     <w:p>
       <w:r>
         <w:t>错误原因：程序读取到的实际格式为 宋体
@@ -18558,7 +19264,7 @@
       </w:r>
     </w:p>
   </w:comment>
-  <w:comment w:id="11" w:author="LLM Format Check" w:date="2026-05-01T14:00:59+00:00">
+  <w:comment w:id="95" w:author="LLM Format Check" w:date="2026-05-05T06:33:01+00:00">
     <w:p>
       <w:r>
         <w:t>错误原因：程序读取到的实际格式为 宋体
@@ -18567,7 +19273,7 @@
       </w:r>
     </w:p>
   </w:comment>
-  <w:comment w:id="12" w:author="LLM Format Check" w:date="2026-05-01T14:00:59+00:00">
+  <w:comment w:id="96" w:author="LLM Format Check" w:date="2026-05-05T06:33:01+00:00">
     <w:p>
       <w:r>
         <w:t>错误原因：程序读取到的实际格式为 宋体
@@ -18576,7 +19282,7 @@
       </w:r>
     </w:p>
   </w:comment>
-  <w:comment w:id="13" w:author="LLM Format Check" w:date="2026-05-01T14:00:59+00:00">
+  <w:comment w:id="97" w:author="LLM Format Check" w:date="2026-05-05T06:33:01+00:00">
     <w:p>
       <w:r>
         <w:t>错误原因：程序读取到的实际格式为 宋体
@@ -18585,7 +19291,7 @@
       </w:r>
     </w:p>
   </w:comment>
-  <w:comment w:id="14" w:author="LLM Format Check" w:date="2026-05-01T14:00:59+00:00">
+  <w:comment w:id="98" w:author="LLM Format Check" w:date="2026-05-05T06:33:01+00:00">
     <w:p>
       <w:r>
         <w:t>错误原因：程序读取到的实际格式为 宋体
@@ -18594,7 +19300,7 @@
       </w:r>
     </w:p>
   </w:comment>
-  <w:comment w:id="15" w:author="LLM Format Check" w:date="2026-05-01T14:00:59+00:00">
+  <w:comment w:id="99" w:author="LLM Format Check" w:date="2026-05-05T06:33:01+00:00">
     <w:p>
       <w:r>
         <w:t>错误原因：程序读取到的实际格式为 宋体
@@ -18603,7 +19309,7 @@
       </w:r>
     </w:p>
   </w:comment>
-  <w:comment w:id="16" w:author="LLM Format Check" w:date="2026-05-01T14:00:59+00:00">
+  <w:comment w:id="100" w:author="LLM Format Check" w:date="2026-05-05T06:33:01+00:00">
     <w:p>
       <w:r>
         <w:t>错误原因：程序读取到的实际格式为 宋体
@@ -18612,7 +19318,7 @@
       </w:r>
     </w:p>
   </w:comment>
-  <w:comment w:id="17" w:author="LLM Format Check" w:date="2026-05-01T14:00:59+00:00">
+  <w:comment w:id="101" w:author="LLM Format Check" w:date="2026-05-05T06:33:01+00:00">
     <w:p>
       <w:r>
         <w:t>错误原因：程序读取到的实际格式为 宋体
@@ -18621,7 +19327,7 @@
       </w:r>
     </w:p>
   </w:comment>
-  <w:comment w:id="18" w:author="LLM Format Check" w:date="2026-05-01T14:00:59+00:00">
+  <w:comment w:id="102" w:author="LLM Format Check" w:date="2026-05-05T06:33:01+00:00">
     <w:p>
       <w:r>
         <w:t>错误原因：程序读取到的实际格式为 宋体
@@ -18630,7 +19336,385 @@
       </w:r>
     </w:p>
   </w:comment>
-  <w:comment w:id="19" w:author="LLM Format Check" w:date="2026-05-01T14:00:59+00:00">
+  <w:comment w:id="103" w:author="LLM Format Check" w:date="2026-05-05T06:33:01+00:00">
+    <w:p>
+      <w:r>
+        <w:t>错误原因：程序读取到的实际格式为 黑体
+规范要求：规范要求为 宋体
+修改建议：请将该位置调整为 宋体</w:t>
+      </w:r>
+    </w:p>
+  </w:comment>
+  <w:comment w:id="104" w:author="LLM Format Check" w:date="2026-05-05T06:33:01+00:00">
+    <w:p>
+      <w:r>
+        <w:t>错误原因：程序读取到的实际格式为 黑体
+规范要求：规范要求为 宋体
+修改建议：请将该位置调整为 宋体</w:t>
+      </w:r>
+    </w:p>
+  </w:comment>
+  <w:comment w:id="105" w:author="LLM Format Check" w:date="2026-05-05T06:33:01+00:00">
+    <w:p>
+      <w:r>
+        <w:t>错误原因：程序读取到的实际格式为 黑体
+规范要求：规范要求为 宋体
+修改建议：请将该位置调整为 宋体</w:t>
+      </w:r>
+    </w:p>
+  </w:comment>
+  <w:comment w:id="106" w:author="LLM Format Check" w:date="2026-05-05T06:33:01+00:00">
+    <w:p>
+      <w:r>
+        <w:t>错误原因：程序读取到的实际格式为 黑体
+规范要求：规范要求为 宋体
+修改建议：请将该位置调整为 宋体</w:t>
+      </w:r>
+    </w:p>
+  </w:comment>
+  <w:comment w:id="107" w:author="LLM Format Check" w:date="2026-05-05T06:33:01+00:00">
+    <w:p>
+      <w:r>
+        <w:t>错误原因：程序读取到的实际格式为 黑体
+规范要求：规范要求为 宋体
+修改建议：请将该位置调整为 宋体</w:t>
+      </w:r>
+    </w:p>
+  </w:comment>
+  <w:comment w:id="108" w:author="LLM Format Check" w:date="2026-05-05T06:33:01+00:00">
+    <w:p>
+      <w:r>
+        <w:t>错误原因：程序读取到的实际格式为 黑体
+规范要求：规范要求为 宋体
+修改建议：请将该位置调整为 宋体</w:t>
+      </w:r>
+    </w:p>
+  </w:comment>
+  <w:comment w:id="109" w:author="LLM Format Check" w:date="2026-05-05T06:33:01+00:00">
+    <w:p>
+      <w:r>
+        <w:t>错误原因：程序读取到的实际格式为 黑体
+规范要求：规范要求为 宋体
+修改建议：请将该位置调整为 宋体</w:t>
+      </w:r>
+    </w:p>
+  </w:comment>
+  <w:comment w:id="110" w:author="LLM Format Check" w:date="2026-05-05T06:33:01+00:00">
+    <w:p>
+      <w:r>
+        <w:t>错误原因：程序读取到的实际格式为 黑体
+规范要求：规范要求为 宋体
+修改建议：请将该位置调整为 宋体</w:t>
+      </w:r>
+    </w:p>
+  </w:comment>
+  <w:comment w:id="111" w:author="LLM Format Check" w:date="2026-05-05T06:33:01+00:00">
+    <w:p>
+      <w:r>
+        <w:t>错误原因：程序读取到的实际格式为 黑体
+规范要求：规范要求为 宋体
+修改建议：请将该位置调整为 宋体</w:t>
+      </w:r>
+    </w:p>
+  </w:comment>
+  <w:comment w:id="112" w:author="LLM Format Check" w:date="2026-05-05T06:33:01+00:00">
+    <w:p>
+      <w:r>
+        <w:t>错误原因：程序读取到的实际格式为 黑体
+规范要求：规范要求为 宋体
+修改建议：请将该位置调整为 宋体</w:t>
+      </w:r>
+    </w:p>
+  </w:comment>
+  <w:comment w:id="113" w:author="LLM Format Check" w:date="2026-05-05T06:33:01+00:00">
+    <w:p>
+      <w:r>
+        <w:t>错误原因：程序读取到的实际格式为 黑体
+规范要求：规范要求为 宋体
+修改建议：请将该位置调整为 宋体</w:t>
+      </w:r>
+    </w:p>
+  </w:comment>
+  <w:comment w:id="114" w:author="LLM Format Check" w:date="2026-05-05T06:33:01+00:00">
+    <w:p>
+      <w:r>
+        <w:t>错误原因：程序读取到的实际格式为 黑体
+规范要求：规范要求为 宋体
+修改建议：请将该位置调整为 宋体</w:t>
+      </w:r>
+    </w:p>
+  </w:comment>
+  <w:comment w:id="115" w:author="LLM Format Check" w:date="2026-05-05T06:33:01+00:00">
+    <w:p>
+      <w:r>
+        <w:t>错误原因：程序读取到的实际格式为 黑体
+规范要求：规范要求为 宋体
+修改建议：请将该位置调整为 宋体</w:t>
+      </w:r>
+    </w:p>
+  </w:comment>
+  <w:comment w:id="116" w:author="LLM Format Check" w:date="2026-05-05T06:33:01+00:00">
+    <w:p>
+      <w:r>
+        <w:t>错误原因：程序读取到的实际格式为 黑体
+规范要求：规范要求为 宋体
+修改建议：请将该位置调整为 宋体</w:t>
+      </w:r>
+    </w:p>
+  </w:comment>
+  <w:comment w:id="117" w:author="LLM Format Check" w:date="2026-05-05T06:33:01+00:00">
+    <w:p>
+      <w:r>
+        <w:t>错误原因：程序读取到的实际格式为 黑体
+规范要求：规范要求为 宋体
+修改建议：请将该位置调整为 宋体</w:t>
+      </w:r>
+    </w:p>
+  </w:comment>
+  <w:comment w:id="118" w:author="LLM Format Check" w:date="2026-05-05T06:33:01+00:00">
+    <w:p>
+      <w:r>
+        <w:t>错误原因：程序读取到的实际格式为 黑体
+规范要求：规范要求为 宋体
+修改建议：请将该位置调整为 宋体</w:t>
+      </w:r>
+    </w:p>
+  </w:comment>
+  <w:comment w:id="119" w:author="LLM Format Check" w:date="2026-05-05T06:33:01+00:00">
+    <w:p>
+      <w:r>
+        <w:t>错误原因：程序读取到的实际格式为 黑体
+规范要求：规范要求为 宋体
+修改建议：请将该位置调整为 宋体</w:t>
+      </w:r>
+    </w:p>
+  </w:comment>
+  <w:comment w:id="120" w:author="LLM Format Check" w:date="2026-05-05T06:33:01+00:00">
+    <w:p>
+      <w:r>
+        <w:t>错误原因：程序读取到的实际格式为 黑体
+规范要求：规范要求为 宋体
+修改建议：请将该位置调整为 宋体</w:t>
+      </w:r>
+    </w:p>
+  </w:comment>
+  <w:comment w:id="121" w:author="LLM Format Check" w:date="2026-05-05T06:33:01+00:00">
+    <w:p>
+      <w:r>
+        <w:t>错误原因：程序读取到的实际格式为 黑体
+规范要求：规范要求为 宋体
+修改建议：请将该位置调整为 宋体</w:t>
+      </w:r>
+    </w:p>
+  </w:comment>
+  <w:comment w:id="122" w:author="LLM Format Check" w:date="2026-05-05T06:33:01+00:00">
+    <w:p>
+      <w:r>
+        <w:t>错误原因：程序读取到的实际格式为 黑体
+规范要求：规范要求为 宋体
+修改建议：请将该位置调整为 宋体</w:t>
+      </w:r>
+    </w:p>
+  </w:comment>
+  <w:comment w:id="123" w:author="LLM Format Check" w:date="2026-05-05T06:33:01+00:00">
+    <w:p>
+      <w:r>
+        <w:t>错误原因：程序读取到的实际格式为 黑体
+规范要求：规范要求为 宋体
+修改建议：请将该位置调整为 宋体</w:t>
+      </w:r>
+    </w:p>
+  </w:comment>
+  <w:comment w:id="124" w:author="LLM Format Check" w:date="2026-05-05T06:33:01+00:00">
+    <w:p>
+      <w:r>
+        <w:t>错误原因：程序读取到的实际格式为 黑体
+规范要求：规范要求为 宋体
+修改建议：请将该位置调整为 宋体</w:t>
+      </w:r>
+    </w:p>
+  </w:comment>
+  <w:comment w:id="125" w:author="LLM Format Check" w:date="2026-05-05T06:33:01+00:00">
+    <w:p>
+      <w:r>
+        <w:t>错误原因：程序读取到的实际格式为 黑体
+规范要求：规范要求为 宋体
+修改建议：请将该位置调整为 宋体</w:t>
+      </w:r>
+    </w:p>
+  </w:comment>
+  <w:comment w:id="126" w:author="LLM Format Check" w:date="2026-05-05T06:33:01+00:00">
+    <w:p>
+      <w:r>
+        <w:t>错误原因：程序读取到的实际格式为 黑体
+规范要求：规范要求为 宋体
+修改建议：请将该位置调整为 宋体</w:t>
+      </w:r>
+    </w:p>
+  </w:comment>
+  <w:comment w:id="127" w:author="LLM Format Check" w:date="2026-05-05T06:33:01+00:00">
+    <w:p>
+      <w:r>
+        <w:t>错误原因：程序读取到的实际格式为 黑体
+规范要求：规范要求为 宋体
+修改建议：请将该位置调整为 宋体</w:t>
+      </w:r>
+    </w:p>
+  </w:comment>
+  <w:comment w:id="128" w:author="LLM Format Check" w:date="2026-05-05T06:33:01+00:00">
+    <w:p>
+      <w:r>
+        <w:t>错误原因：程序读取到的实际格式为 黑体
+规范要求：规范要求为 宋体
+修改建议：请将该位置调整为 宋体</w:t>
+      </w:r>
+    </w:p>
+  </w:comment>
+  <w:comment w:id="129" w:author="LLM Format Check" w:date="2026-05-05T06:33:01+00:00">
+    <w:p>
+      <w:r>
+        <w:t>错误原因：程序读取到的实际格式为 黑体
+规范要求：规范要求为 宋体
+修改建议：请将该位置调整为 宋体</w:t>
+      </w:r>
+    </w:p>
+  </w:comment>
+  <w:comment w:id="130" w:author="LLM Format Check" w:date="2026-05-05T06:33:01+00:00">
+    <w:p>
+      <w:r>
+        <w:t>错误原因：程序读取到的实际格式为 黑体
+规范要求：规范要求为 宋体
+修改建议：请将该位置调整为 宋体</w:t>
+      </w:r>
+    </w:p>
+  </w:comment>
+  <w:comment w:id="131" w:author="LLM Format Check" w:date="2026-05-05T06:33:01+00:00">
+    <w:p>
+      <w:r>
+        <w:t>错误原因：程序读取到的实际格式为 黑体
+规范要求：规范要求为 宋体
+修改建议：请将该位置调整为 宋体</w:t>
+      </w:r>
+    </w:p>
+  </w:comment>
+  <w:comment w:id="132" w:author="LLM Format Check" w:date="2026-05-05T06:33:01+00:00">
+    <w:p>
+      <w:r>
+        <w:t>错误原因：程序读取到的实际格式为 黑体
+规范要求：规范要求为 宋体
+修改建议：请将该位置调整为 宋体</w:t>
+      </w:r>
+    </w:p>
+  </w:comment>
+  <w:comment w:id="133" w:author="LLM Format Check" w:date="2026-05-05T06:33:01+00:00">
+    <w:p>
+      <w:r>
+        <w:t>错误原因：程序读取到的实际格式为 黑体
+规范要求：规范要求为 宋体
+修改建议：请将该位置调整为 宋体</w:t>
+      </w:r>
+    </w:p>
+  </w:comment>
+  <w:comment w:id="134" w:author="LLM Format Check" w:date="2026-05-05T06:33:01+00:00">
+    <w:p>
+      <w:r>
+        <w:t>错误原因：程序读取到的实际格式为 黑体
+规范要求：规范要求为 宋体
+修改建议：请将该位置调整为 宋体</w:t>
+      </w:r>
+    </w:p>
+  </w:comment>
+  <w:comment w:id="135" w:author="LLM Format Check" w:date="2026-05-05T06:33:01+00:00">
+    <w:p>
+      <w:r>
+        <w:t>错误原因：程序读取到的实际格式为 黑体
+规范要求：规范要求为 宋体
+修改建议：请将该位置调整为 宋体</w:t>
+      </w:r>
+    </w:p>
+  </w:comment>
+  <w:comment w:id="136" w:author="LLM Format Check" w:date="2026-05-05T06:33:01+00:00">
+    <w:p>
+      <w:r>
+        <w:t>错误原因：程序读取到的实际格式为 黑体
+规范要求：规范要求为 宋体
+修改建议：请将该位置调整为 宋体</w:t>
+      </w:r>
+    </w:p>
+  </w:comment>
+  <w:comment w:id="137" w:author="LLM Format Check" w:date="2026-05-05T06:33:01+00:00">
+    <w:p>
+      <w:r>
+        <w:t>错误原因：程序读取到的实际格式为 黑体
+规范要求：规范要求为 宋体
+修改建议：请将该位置调整为 宋体</w:t>
+      </w:r>
+    </w:p>
+  </w:comment>
+  <w:comment w:id="138" w:author="LLM Format Check" w:date="2026-05-05T06:33:01+00:00">
+    <w:p>
+      <w:r>
+        <w:t>错误原因：程序读取到的实际格式为 黑体
+规范要求：规范要求为 宋体
+修改建议：请将该位置调整为 宋体</w:t>
+      </w:r>
+    </w:p>
+  </w:comment>
+  <w:comment w:id="139" w:author="LLM Format Check" w:date="2026-05-05T06:33:01+00:00">
+    <w:p>
+      <w:r>
+        <w:t>错误原因：程序读取到的实际格式为 黑体
+规范要求：规范要求为 宋体
+修改建议：请将该位置调整为 宋体</w:t>
+      </w:r>
+    </w:p>
+  </w:comment>
+  <w:comment w:id="140" w:author="LLM Format Check" w:date="2026-05-05T06:33:01+00:00">
+    <w:p>
+      <w:r>
+        <w:t>错误原因：程序读取到的实际格式为 黑体
+规范要求：规范要求为 宋体
+修改建议：请将该位置调整为 宋体</w:t>
+      </w:r>
+    </w:p>
+  </w:comment>
+  <w:comment w:id="141" w:author="LLM Format Check" w:date="2026-05-05T06:33:01+00:00">
+    <w:p>
+      <w:r>
+        <w:t>错误原因：程序读取到的实际格式为 黑体
+规范要求：规范要求为 宋体
+修改建议：请将该位置调整为 宋体</w:t>
+      </w:r>
+    </w:p>
+  </w:comment>
+  <w:comment w:id="142" w:author="LLM Format Check" w:date="2026-05-05T06:33:01+00:00">
+    <w:p>
+      <w:r>
+        <w:t>错误原因：程序读取到的实际格式为 黑体
+规范要求：规范要求为 宋体
+修改建议：请将该位置调整为 宋体</w:t>
+      </w:r>
+    </w:p>
+  </w:comment>
+  <w:comment w:id="143" w:author="LLM Format Check" w:date="2026-05-05T06:33:01+00:00">
+    <w:p>
+      <w:r>
+        <w:t>错误原因：程序读取到的实际格式为 黑体
+规范要求：规范要求为 宋体
+修改建议：请将该位置调整为 宋体</w:t>
+      </w:r>
+    </w:p>
+  </w:comment>
+  <w:comment w:id="144" w:author="LLM Format Check" w:date="2026-05-05T06:33:01+00:00">
+    <w:p>
+      <w:r>
+        <w:t>错误原因：程序读取到的实际格式为 黑体
+规范要求：规范要求为 宋体
+修改建议：请将该位置调整为 宋体</w:t>
+      </w:r>
+    </w:p>
+  </w:comment>
+  <w:comment w:id="145" w:author="LLM Format Check" w:date="2026-05-05T06:33:01+00:00">
     <w:p>
       <w:r>
         <w:t>错误原因：程序读取到的实际格式为 宋体
@@ -18639,7 +19723,7 @@
       </w:r>
     </w:p>
   </w:comment>
-  <w:comment w:id="20" w:author="LLM Format Check" w:date="2026-05-01T14:00:59+00:00">
+  <w:comment w:id="146" w:author="LLM Format Check" w:date="2026-05-05T06:33:01+00:00">
     <w:p>
       <w:r>
         <w:t>错误原因：程序读取到的实际格式为 宋体
@@ -18648,7 +19732,7 @@
       </w:r>
     </w:p>
   </w:comment>
-  <w:comment w:id="21" w:author="LLM Format Check" w:date="2026-05-01T14:00:59+00:00">
+  <w:comment w:id="147" w:author="LLM Format Check" w:date="2026-05-05T06:33:01+00:00">
     <w:p>
       <w:r>
         <w:t>错误原因：程序读取到的实际格式为 宋体
@@ -18657,7 +19741,7 @@
       </w:r>
     </w:p>
   </w:comment>
-  <w:comment w:id="22" w:author="LLM Format Check" w:date="2026-05-01T14:00:59+00:00">
+  <w:comment w:id="148" w:author="LLM Format Check" w:date="2026-05-05T06:33:01+00:00">
     <w:p>
       <w:r>
         <w:t>错误原因：程序读取到的实际格式为 宋体
@@ -18666,7 +19750,7 @@
       </w:r>
     </w:p>
   </w:comment>
-  <w:comment w:id="23" w:author="LLM Format Check" w:date="2026-05-01T14:00:59+00:00">
+  <w:comment w:id="149" w:author="LLM Format Check" w:date="2026-05-05T06:33:01+00:00">
     <w:p>
       <w:r>
         <w:t>错误原因：程序读取到的实际格式为 宋体
@@ -18675,7 +19759,7 @@
       </w:r>
     </w:p>
   </w:comment>
-  <w:comment w:id="24" w:author="LLM Format Check" w:date="2026-05-01T14:00:59+00:00">
+  <w:comment w:id="150" w:author="LLM Format Check" w:date="2026-05-05T06:33:01+00:00">
     <w:p>
       <w:r>
         <w:t>错误原因：程序读取到的实际格式为 宋体
@@ -18684,7 +19768,7 @@
       </w:r>
     </w:p>
   </w:comment>
-  <w:comment w:id="25" w:author="LLM Format Check" w:date="2026-05-01T14:00:59+00:00">
+  <w:comment w:id="151" w:author="LLM Format Check" w:date="2026-05-05T06:33:01+00:00">
     <w:p>
       <w:r>
         <w:t>错误原因：程序读取到的实际格式为 宋体
@@ -18693,7 +19777,7 @@
       </w:r>
     </w:p>
   </w:comment>
-  <w:comment w:id="26" w:author="LLM Format Check" w:date="2026-05-01T14:00:59+00:00">
+  <w:comment w:id="152" w:author="LLM Format Check" w:date="2026-05-05T06:33:01+00:00">
     <w:p>
       <w:r>
         <w:t>错误原因：程序读取到的实际格式为 宋体
@@ -18702,7 +19786,7 @@
       </w:r>
     </w:p>
   </w:comment>
-  <w:comment w:id="27" w:author="LLM Format Check" w:date="2026-05-01T14:00:59+00:00">
+  <w:comment w:id="153" w:author="LLM Format Check" w:date="2026-05-05T06:33:01+00:00">
     <w:p>
       <w:r>
         <w:t>错误原因：程序读取到的实际格式为 宋体
@@ -18711,7 +19795,7 @@
       </w:r>
     </w:p>
   </w:comment>
-  <w:comment w:id="28" w:author="LLM Format Check" w:date="2026-05-01T14:00:59+00:00">
+  <w:comment w:id="154" w:author="LLM Format Check" w:date="2026-05-05T06:33:01+00:00">
     <w:p>
       <w:r>
         <w:t>错误原因：程序读取到的实际格式为 宋体
@@ -18720,25 +19804,7 @@
       </w:r>
     </w:p>
   </w:comment>
-  <w:comment w:id="29" w:author="LLM Format Check" w:date="2026-05-01T14:00:59+00:00">
-    <w:p>
-      <w:r>
-        <w:t>错误原因：程序读取到的实际格式为 黑体
-规范要求：规范要求为 Times New Roman
-修改建议：请将该位置调整为 Times New Roman</w:t>
-      </w:r>
-    </w:p>
-  </w:comment>
-  <w:comment w:id="30" w:author="LLM Format Check" w:date="2026-05-01T14:00:59+00:00">
-    <w:p>
-      <w:r>
-        <w:t>错误原因：程序读取到的实际格式为 黑体
-规范要求：规范要求为 Times New Roman
-修改建议：请将该位置调整为 Times New Roman</w:t>
-      </w:r>
-    </w:p>
-  </w:comment>
-  <w:comment w:id="31" w:author="LLM Format Check" w:date="2026-05-01T14:00:59+00:00">
+  <w:comment w:id="155" w:author="LLM Format Check" w:date="2026-05-05T06:33:01+00:00">
     <w:p>
       <w:r>
         <w:t>错误原因：程序读取到的实际格式为 宋体
@@ -18747,7 +19813,7 @@
       </w:r>
     </w:p>
   </w:comment>
-  <w:comment w:id="32" w:author="LLM Format Check" w:date="2026-05-01T14:00:59+00:00">
+  <w:comment w:id="156" w:author="LLM Format Check" w:date="2026-05-05T06:33:01+00:00">
     <w:p>
       <w:r>
         <w:t>错误原因：程序读取到的实际格式为 宋体
@@ -18756,7 +19822,7 @@
       </w:r>
     </w:p>
   </w:comment>
-  <w:comment w:id="33" w:author="LLM Format Check" w:date="2026-05-01T14:00:59+00:00">
+  <w:comment w:id="157" w:author="LLM Format Check" w:date="2026-05-05T06:33:01+00:00">
     <w:p>
       <w:r>
         <w:t>错误原因：程序读取到的实际格式为 宋体
@@ -18765,7 +19831,7 @@
       </w:r>
     </w:p>
   </w:comment>
-  <w:comment w:id="34" w:author="LLM Format Check" w:date="2026-05-01T14:00:59+00:00">
+  <w:comment w:id="158" w:author="LLM Format Check" w:date="2026-05-05T06:33:01+00:00">
     <w:p>
       <w:r>
         <w:t>错误原因：程序读取到的实际格式为 宋体
@@ -18774,7 +19840,7 @@
       </w:r>
     </w:p>
   </w:comment>
-  <w:comment w:id="35" w:author="LLM Format Check" w:date="2026-05-01T14:00:59+00:00">
+  <w:comment w:id="159" w:author="LLM Format Check" w:date="2026-05-05T06:33:01+00:00">
     <w:p>
       <w:r>
         <w:t>错误原因：程序读取到的实际格式为 宋体
@@ -18783,7 +19849,7 @@
       </w:r>
     </w:p>
   </w:comment>
-  <w:comment w:id="36" w:author="LLM Format Check" w:date="2026-05-01T14:00:59+00:00">
+  <w:comment w:id="160" w:author="LLM Format Check" w:date="2026-05-05T06:33:01+00:00">
     <w:p>
       <w:r>
         <w:t>错误原因：程序读取到的实际格式为 宋体
@@ -18792,7 +19858,7 @@
       </w:r>
     </w:p>
   </w:comment>
-  <w:comment w:id="37" w:author="LLM Format Check" w:date="2026-05-01T14:00:59+00:00">
+  <w:comment w:id="161" w:author="LLM Format Check" w:date="2026-05-05T06:33:01+00:00">
     <w:p>
       <w:r>
         <w:t>错误原因：程序读取到的实际格式为 宋体
@@ -18801,16 +19867,7 @@
       </w:r>
     </w:p>
   </w:comment>
-  <w:comment w:id="38" w:author="LLM Format Check" w:date="2026-05-01T14:00:59+00:00">
-    <w:p>
-      <w:r>
-        <w:t>错误原因：程序读取到的实际格式为 黑体
-规范要求：规范要求为 Times New Roman
-修改建议：请将该位置调整为 Times New Roman</w:t>
-      </w:r>
-    </w:p>
-  </w:comment>
-  <w:comment w:id="39" w:author="LLM Format Check" w:date="2026-05-01T14:00:59+00:00">
+  <w:comment w:id="162" w:author="LLM Format Check" w:date="2026-05-05T06:33:01+00:00">
     <w:p>
       <w:r>
         <w:t>错误原因：程序读取到的实际格式为 宋体
@@ -18819,7 +19876,7 @@
       </w:r>
     </w:p>
   </w:comment>
-  <w:comment w:id="40" w:author="LLM Format Check" w:date="2026-05-01T14:00:59+00:00">
+  <w:comment w:id="163" w:author="LLM Format Check" w:date="2026-05-05T06:33:01+00:00">
     <w:p>
       <w:r>
         <w:t>错误原因：程序读取到的实际格式为 宋体
@@ -18828,1524 +19885,327 @@
       </w:r>
     </w:p>
   </w:comment>
-  <w:comment w:id="41" w:author="LLM Format Check" w:date="2026-05-01T14:00:59+00:00">
+  <w:comment w:id="164" w:author="LLM Format Check" w:date="2026-05-05T06:33:01+00:00">
     <w:p>
       <w:r>
         <w:t>错误原因：程序读取到的实际格式为 宋体
-规范要求：规范要求为 Times New Roman
-修改建议：请将该位置调整为 Times New Roman</w:t>
+规范要求：规范要求为 黑体
+修改建议：请将该位置调整为 黑体</w:t>
       </w:r>
     </w:p>
   </w:comment>
-  <w:comment w:id="42" w:author="LLM Format Check" w:date="2026-05-01T14:00:59+00:00">
+  <w:comment w:id="165" w:author="LLM Format Check" w:date="2026-05-05T06:33:01+00:00">
     <w:p>
       <w:r>
         <w:t>错误原因：程序读取到的实际格式为 宋体
-规范要求：规范要求为 Times New Roman
-修改建议：请将该位置调整为 Times New Roman</w:t>
+规范要求：规范要求为 黑体
+修改建议：请将该位置调整为 黑体</w:t>
       </w:r>
     </w:p>
   </w:comment>
-  <w:comment w:id="43" w:author="LLM Format Check" w:date="2026-05-01T14:00:59+00:00">
+  <w:comment w:id="166" w:author="LLM Format Check" w:date="2026-05-05T06:33:01+00:00">
     <w:p>
       <w:r>
         <w:t>错误原因：程序读取到的实际格式为 宋体
-规范要求：规范要求为 Times New Roman
-修改建议：请将该位置调整为 Times New Roman</w:t>
+规范要求：规范要求为 黑体
+修改建议：请将该位置调整为 黑体</w:t>
       </w:r>
     </w:p>
   </w:comment>
-  <w:comment w:id="44" w:author="LLM Format Check" w:date="2026-05-01T14:00:59+00:00">
+  <w:comment w:id="167" w:author="LLM Format Check" w:date="2026-05-05T06:33:01+00:00">
     <w:p>
       <w:r>
         <w:t>错误原因：程序读取到的实际格式为 宋体
-规范要求：规范要求为 Times New Roman
-修改建议：请将该位置调整为 Times New Roman</w:t>
+规范要求：规范要求为 黑体
+修改建议：请将该位置调整为 黑体</w:t>
       </w:r>
     </w:p>
   </w:comment>
-  <w:comment w:id="45" w:author="LLM Format Check" w:date="2026-05-01T14:00:59+00:00">
+  <w:comment w:id="168" w:author="LLM Format Check" w:date="2026-05-05T06:33:01+00:00">
     <w:p>
       <w:r>
         <w:t>错误原因：程序读取到的实际格式为 宋体
-规范要求：规范要求为 Times New Roman
-修改建议：请将该位置调整为 Times New Roman</w:t>
+规范要求：规范要求为 黑体
+修改建议：请将该位置调整为 黑体</w:t>
       </w:r>
     </w:p>
   </w:comment>
-  <w:comment w:id="46" w:author="LLM Format Check" w:date="2026-05-01T14:00:59+00:00">
+  <w:comment w:id="169" w:author="LLM Format Check" w:date="2026-05-05T06:33:01+00:00">
     <w:p>
       <w:r>
         <w:t>错误原因：程序读取到的实际格式为 宋体
-规范要求：规范要求为 Times New Roman
-修改建议：请将该位置调整为 Times New Roman</w:t>
+规范要求：规范要求为 黑体
+修改建议：请将该位置调整为 黑体</w:t>
       </w:r>
     </w:p>
   </w:comment>
-  <w:comment w:id="47" w:author="LLM Format Check" w:date="2026-05-01T14:00:59+00:00">
+  <w:comment w:id="170" w:author="LLM Format Check" w:date="2026-05-05T06:33:01+00:00">
     <w:p>
       <w:r>
         <w:t>错误原因：程序读取到的实际格式为 宋体
-规范要求：规范要求为 Times New Roman
-修改建议：请将该位置调整为 Times New Roman</w:t>
+规范要求：规范要求为 黑体
+修改建议：请将该位置调整为 黑体</w:t>
       </w:r>
     </w:p>
   </w:comment>
-  <w:comment w:id="48" w:author="LLM Format Check" w:date="2026-05-01T14:00:59+00:00">
+  <w:comment w:id="171" w:author="LLM Format Check" w:date="2026-05-05T06:33:01+00:00">
     <w:p>
       <w:r>
         <w:t>错误原因：程序读取到的实际格式为 宋体
-规范要求：规范要求为 Times New Roman
-修改建议：请将该位置调整为 Times New Roman</w:t>
+规范要求：规范要求为 黑体
+修改建议：请将该位置调整为 黑体</w:t>
       </w:r>
     </w:p>
   </w:comment>
-  <w:comment w:id="49" w:author="LLM Format Check" w:date="2026-05-01T14:00:59+00:00">
+  <w:comment w:id="172" w:author="LLM Format Check" w:date="2026-05-05T06:33:01+00:00">
     <w:p>
       <w:r>
         <w:t>错误原因：程序读取到的实际格式为 宋体
-规范要求：规范要求为 Times New Roman
-修改建议：请将该位置调整为 Times New Roman</w:t>
+规范要求：规范要求为 黑体
+修改建议：请将该位置调整为 黑体</w:t>
       </w:r>
     </w:p>
   </w:comment>
-  <w:comment w:id="50" w:author="LLM Format Check" w:date="2026-05-01T14:00:59+00:00">
+  <w:comment w:id="173" w:author="LLM Format Check" w:date="2026-05-05T06:33:01+00:00">
     <w:p>
       <w:r>
         <w:t>错误原因：程序读取到的实际格式为 宋体
-规范要求：规范要求为 Times New Roman
-修改建议：请将该位置调整为 Times New Roman</w:t>
+规范要求：规范要求为 黑体
+修改建议：请将该位置调整为 黑体</w:t>
       </w:r>
     </w:p>
   </w:comment>
-  <w:comment w:id="51" w:author="LLM Format Check" w:date="2026-05-01T14:00:59+00:00">
+  <w:comment w:id="174" w:author="LLM Format Check" w:date="2026-05-05T06:33:01+00:00">
     <w:p>
       <w:r>
         <w:t>错误原因：程序读取到的实际格式为 宋体
-规范要求：规范要求为 Times New Roman
-修改建议：请将该位置调整为 Times New Roman</w:t>
+规范要求：规范要求为 黑体
+修改建议：请将该位置调整为 黑体</w:t>
       </w:r>
     </w:p>
   </w:comment>
-  <w:comment w:id="52" w:author="LLM Format Check" w:date="2026-05-01T14:00:59+00:00">
+  <w:comment w:id="175" w:author="LLM Format Check" w:date="2026-05-05T06:33:01+00:00">
     <w:p>
       <w:r>
         <w:t>错误原因：程序读取到的实际格式为 宋体
-规范要求：规范要求为 Times New Roman
-修改建议：请将该位置调整为 Times New Roman</w:t>
+规范要求：规范要求为 黑体
+修改建议：请将该位置调整为 黑体</w:t>
       </w:r>
     </w:p>
   </w:comment>
-  <w:comment w:id="53" w:author="LLM Format Check" w:date="2026-05-01T14:00:59+00:00">
+  <w:comment w:id="176" w:author="LLM Format Check" w:date="2026-05-05T06:33:01+00:00">
     <w:p>
       <w:r>
         <w:t>错误原因：程序读取到的实际格式为 宋体
-规范要求：规范要求为 Times New Roman
-修改建议：请将该位置调整为 Times New Roman</w:t>
+规范要求：规范要求为 黑体
+修改建议：请将该位置调整为 黑体</w:t>
       </w:r>
     </w:p>
   </w:comment>
-  <w:comment w:id="54" w:author="LLM Format Check" w:date="2026-05-01T14:00:59+00:00">
+  <w:comment w:id="177" w:author="LLM Format Check" w:date="2026-05-05T06:33:01+00:00">
     <w:p>
       <w:r>
         <w:t>错误原因：程序读取到的实际格式为 宋体
-规范要求：规范要求为 Times New Roman
-修改建议：请将该位置调整为 Times New Roman</w:t>
+规范要求：规范要求为 黑体
+修改建议：请将该位置调整为 黑体</w:t>
       </w:r>
     </w:p>
   </w:comment>
-  <w:comment w:id="55" w:author="LLM Format Check" w:date="2026-05-01T14:00:59+00:00">
+  <w:comment w:id="178" w:author="LLM Format Check" w:date="2026-05-05T06:33:01+00:00">
     <w:p>
       <w:r>
         <w:t>错误原因：程序读取到的实际格式为 宋体
-规范要求：规范要求为 Times New Roman
-修改建议：请将该位置调整为 Times New Roman</w:t>
+规范要求：规范要求为 黑体
+修改建议：请将该位置调整为 黑体</w:t>
       </w:r>
     </w:p>
   </w:comment>
-  <w:comment w:id="56" w:author="LLM Format Check" w:date="2026-05-01T14:00:59+00:00">
+  <w:comment w:id="179" w:author="LLM Format Check" w:date="2026-05-05T06:33:01+00:00">
     <w:p>
       <w:r>
         <w:t>错误原因：程序读取到的实际格式为 宋体
-规范要求：规范要求为 Times New Roman
-修改建议：请将该位置调整为 Times New Roman</w:t>
+规范要求：规范要求为 黑体
+修改建议：请将该位置调整为 黑体</w:t>
       </w:r>
     </w:p>
   </w:comment>
-  <w:comment w:id="57" w:author="LLM Format Check" w:date="2026-05-01T14:00:59+00:00">
+  <w:comment w:id="180" w:author="LLM Format Check" w:date="2026-05-05T06:33:01+00:00">
     <w:p>
       <w:r>
         <w:t>错误原因：程序读取到的实际格式为 宋体
-规范要求：规范要求为 Times New Roman
-修改建议：请将该位置调整为 Times New Roman</w:t>
+规范要求：规范要求为 黑体
+修改建议：请将该位置调整为 黑体</w:t>
       </w:r>
     </w:p>
   </w:comment>
-  <w:comment w:id="58" w:author="LLM Format Check" w:date="2026-05-01T14:00:59+00:00">
+  <w:comment w:id="181" w:author="LLM Format Check" w:date="2026-05-05T06:33:01+00:00">
     <w:p>
       <w:r>
         <w:t>错误原因：程序读取到的实际格式为 宋体
-规范要求：规范要求为 Times New Roman
-修改建议：请将该位置调整为 Times New Roman</w:t>
+规范要求：规范要求为 黑体
+修改建议：请将该位置调整为 黑体</w:t>
       </w:r>
     </w:p>
   </w:comment>
-  <w:comment w:id="59" w:author="LLM Format Check" w:date="2026-05-01T14:00:59+00:00">
+  <w:comment w:id="182" w:author="LLM Format Check" w:date="2026-05-05T06:33:01+00:00">
     <w:p>
       <w:r>
         <w:t>错误原因：程序读取到的实际格式为 宋体
-规范要求：规范要求为 Times New Roman
-修改建议：请将该位置调整为 Times New Roman</w:t>
+规范要求：规范要求为 黑体
+修改建议：请将该位置调整为 黑体</w:t>
       </w:r>
     </w:p>
   </w:comment>
-  <w:comment w:id="60" w:author="LLM Format Check" w:date="2026-05-01T14:00:59+00:00">
+  <w:comment w:id="183" w:author="LLM Format Check" w:date="2026-05-05T06:33:01+00:00">
     <w:p>
       <w:r>
         <w:t>错误原因：程序读取到的实际格式为 宋体
-规范要求：规范要求为 Times New Roman
-修改建议：请将该位置调整为 Times New Roman</w:t>
+规范要求：规范要求为 黑体
+修改建议：请将该位置调整为 黑体</w:t>
       </w:r>
     </w:p>
   </w:comment>
-  <w:comment w:id="61" w:author="LLM Format Check" w:date="2026-05-01T14:00:59+00:00">
+  <w:comment w:id="184" w:author="LLM Format Check" w:date="2026-05-05T06:33:01+00:00">
     <w:p>
       <w:r>
         <w:t>错误原因：程序读取到的实际格式为 宋体
-规范要求：规范要求为 Times New Roman
-修改建议：请将该位置调整为 Times New Roman</w:t>
+规范要求：规范要求为 黑体
+修改建议：请将该位置调整为 黑体</w:t>
       </w:r>
     </w:p>
   </w:comment>
-  <w:comment w:id="62" w:author="LLM Format Check" w:date="2026-05-01T14:00:59+00:00">
+  <w:comment w:id="185" w:author="LLM Format Check" w:date="2026-05-05T06:33:01+00:00">
     <w:p>
       <w:r>
         <w:t>错误原因：程序读取到的实际格式为 宋体
-规范要求：规范要求为 Times New Roman
-修改建议：请将该位置调整为 Times New Roman</w:t>
+规范要求：规范要求为 黑体
+修改建议：请将该位置调整为 黑体</w:t>
       </w:r>
     </w:p>
   </w:comment>
-  <w:comment w:id="63" w:author="LLM Format Check" w:date="2026-05-01T14:00:59+00:00">
+  <w:comment w:id="186" w:author="LLM Format Check" w:date="2026-05-05T06:33:01+00:00">
     <w:p>
       <w:r>
         <w:t>错误原因：程序读取到的实际格式为 宋体
-规范要求：规范要求为 Times New Roman
-修改建议：请将该位置调整为 Times New Roman</w:t>
+规范要求：规范要求为 黑体
+修改建议：请将该位置调整为 黑体</w:t>
       </w:r>
     </w:p>
   </w:comment>
-  <w:comment w:id="64" w:author="LLM Format Check" w:date="2026-05-01T14:00:59+00:00">
+  <w:comment w:id="187" w:author="LLM Format Check" w:date="2026-05-05T06:33:01+00:00">
     <w:p>
       <w:r>
         <w:t>错误原因：程序读取到的实际格式为 宋体
-规范要求：规范要求为 Times New Roman
-修改建议：请将该位置调整为 Times New Roman</w:t>
+规范要求：规范要求为 黑体
+修改建议：请将该位置调整为 黑体</w:t>
       </w:r>
     </w:p>
   </w:comment>
-  <w:comment w:id="65" w:author="LLM Format Check" w:date="2026-05-01T14:00:59+00:00">
+  <w:comment w:id="188" w:author="LLM Format Check" w:date="2026-05-05T06:33:01+00:00">
     <w:p>
       <w:r>
         <w:t>错误原因：程序读取到的实际格式为 宋体
-规范要求：规范要求为 Times New Roman
-修改建议：请将该位置调整为 Times New Roman</w:t>
+规范要求：规范要求为 黑体
+修改建议：请将该位置调整为 黑体</w:t>
       </w:r>
     </w:p>
   </w:comment>
-  <w:comment w:id="66" w:author="LLM Format Check" w:date="2026-05-01T14:00:59+00:00">
+  <w:comment w:id="189" w:author="LLM Format Check" w:date="2026-05-05T06:33:01+00:00">
     <w:p>
       <w:r>
         <w:t>错误原因：程序读取到的实际格式为 宋体
-规范要求：规范要求为 Times New Roman
-修改建议：请将该位置调整为 Times New Roman</w:t>
+规范要求：规范要求为 黑体
+修改建议：请将该位置调整为 黑体</w:t>
       </w:r>
     </w:p>
   </w:comment>
-  <w:comment w:id="67" w:author="LLM Format Check" w:date="2026-05-01T14:00:59+00:00">
+  <w:comment w:id="190" w:author="LLM Format Check" w:date="2026-05-05T06:33:01+00:00">
     <w:p>
       <w:r>
         <w:t>错误原因：程序读取到的实际格式为 宋体
-规范要求：规范要求为 Times New Roman
-修改建议：请将该位置调整为 Times New Roman</w:t>
+规范要求：规范要求为 黑体
+修改建议：请将该位置调整为 黑体</w:t>
       </w:r>
     </w:p>
   </w:comment>
-  <w:comment w:id="68" w:author="LLM Format Check" w:date="2026-05-01T14:00:59+00:00">
+  <w:comment w:id="191" w:author="LLM Format Check" w:date="2026-05-05T06:33:01+00:00">
     <w:p>
       <w:r>
         <w:t>错误原因：程序读取到的实际格式为 宋体
-规范要求：规范要求为 Times New Roman
-修改建议：请将该位置调整为 Times New Roman</w:t>
+规范要求：规范要求为 黑体
+修改建议：请将该位置调整为 黑体</w:t>
       </w:r>
     </w:p>
   </w:comment>
-  <w:comment w:id="69" w:author="LLM Format Check" w:date="2026-05-01T14:00:59+00:00">
+  <w:comment w:id="192" w:author="LLM Format Check" w:date="2026-05-05T06:33:01+00:00">
     <w:p>
       <w:r>
         <w:t>错误原因：程序读取到的实际格式为 宋体
-规范要求：规范要求为 Times New Roman
-修改建议：请将该位置调整为 Times New Roman</w:t>
+规范要求：规范要求为 黑体
+修改建议：请将该位置调整为 黑体</w:t>
       </w:r>
     </w:p>
   </w:comment>
-  <w:comment w:id="70" w:author="LLM Format Check" w:date="2026-05-01T14:00:59+00:00">
+  <w:comment w:id="193" w:author="LLM Format Check" w:date="2026-05-05T06:33:01+00:00">
     <w:p>
       <w:r>
         <w:t>错误原因：程序读取到的实际格式为 宋体
-规范要求：规范要求为 Times New Roman
-修改建议：请将该位置调整为 Times New Roman</w:t>
+规范要求：规范要求为 黑体
+修改建议：请将该位置调整为 黑体</w:t>
       </w:r>
     </w:p>
   </w:comment>
-  <w:comment w:id="71" w:author="LLM Format Check" w:date="2026-05-01T14:00:59+00:00">
+  <w:comment w:id="194" w:author="LLM Format Check" w:date="2026-05-05T06:33:01+00:00">
     <w:p>
       <w:r>
         <w:t>错误原因：程序读取到的实际格式为 宋体
-规范要求：规范要求为 Times New Roman
-修改建议：请将该位置调整为 Times New Roman</w:t>
+规范要求：规范要求为 黑体
+修改建议：请将该位置调整为 黑体</w:t>
       </w:r>
     </w:p>
   </w:comment>
-  <w:comment w:id="72" w:author="LLM Format Check" w:date="2026-05-01T14:00:59+00:00">
+  <w:comment w:id="195" w:author="LLM Format Check" w:date="2026-05-05T06:33:01+00:00">
     <w:p>
       <w:r>
         <w:t>错误原因：程序读取到的实际格式为 宋体
-规范要求：规范要求为 Times New Roman
-修改建议：请将该位置调整为 Times New Roman</w:t>
+规范要求：规范要求为 黑体
+修改建议：请将该位置调整为 黑体</w:t>
       </w:r>
     </w:p>
   </w:comment>
-  <w:comment w:id="73" w:author="LLM Format Check" w:date="2026-05-01T14:00:59+00:00">
+  <w:comment w:id="196" w:author="LLM Format Check" w:date="2026-05-05T06:33:01+00:00">
     <w:p>
       <w:r>
         <w:t>错误原因：程序读取到的实际格式为 宋体
-规范要求：规范要求为 Times New Roman
-修改建议：请将该位置调整为 Times New Roman</w:t>
+规范要求：规范要求为 黑体
+修改建议：请将该位置调整为 黑体</w:t>
       </w:r>
     </w:p>
   </w:comment>
-  <w:comment w:id="74" w:author="LLM Format Check" w:date="2026-05-01T14:00:59+00:00">
+  <w:comment w:id="197" w:author="LLM Format Check" w:date="2026-05-05T06:33:01+00:00">
     <w:p>
       <w:r>
         <w:t>错误原因：程序读取到的实际格式为 宋体
-规范要求：规范要求为 Times New Roman
-修改建议：请将该位置调整为 Times New Roman</w:t>
+规范要求：规范要求为 黑体
+修改建议：请将该位置调整为 黑体</w:t>
       </w:r>
     </w:p>
   </w:comment>
-  <w:comment w:id="75" w:author="LLM Format Check" w:date="2026-05-01T14:00:59+00:00">
+  <w:comment w:id="198" w:author="LLM Format Check" w:date="2026-05-05T06:33:01+00:00">
     <w:p>
       <w:r>
         <w:t>错误原因：程序读取到的实际格式为 宋体
-规范要求：规范要求为 Times New Roman
-修改建议：请将该位置调整为 Times New Roman</w:t>
+规范要求：规范要求为 黑体
+修改建议：请将该位置调整为 黑体</w:t>
       </w:r>
     </w:p>
   </w:comment>
-  <w:comment w:id="76" w:author="LLM Format Check" w:date="2026-05-01T14:00:59+00:00">
+  <w:comment w:id="199" w:author="LLM Format Check" w:date="2026-05-05T06:33:01+00:00">
     <w:p>
       <w:r>
         <w:t>错误原因：程序读取到的实际格式为 宋体
-规范要求：规范要求为 Times New Roman
-修改建议：请将该位置调整为 Times New Roman</w:t>
-      </w:r>
-    </w:p>
-  </w:comment>
-  <w:comment w:id="77" w:author="LLM Format Check" w:date="2026-05-01T14:00:59+00:00">
-    <w:p>
-      <w:r>
-        <w:t>错误原因：程序读取到的实际格式为 宋体
-规范要求：规范要求为 Times New Roman
-修改建议：请将该位置调整为 Times New Roman</w:t>
-      </w:r>
-    </w:p>
-  </w:comment>
-  <w:comment w:id="78" w:author="LLM Format Check" w:date="2026-05-01T14:00:59+00:00">
-    <w:p>
-      <w:r>
-        <w:t>错误原因：程序读取到的实际格式为 宋体
-规范要求：规范要求为 Times New Roman
-修改建议：请将该位置调整为 Times New Roman</w:t>
-      </w:r>
-    </w:p>
-  </w:comment>
-  <w:comment w:id="79" w:author="LLM Format Check" w:date="2026-05-01T14:00:59+00:00">
-    <w:p>
-      <w:r>
-        <w:t>错误原因：程序读取到的实际格式为 宋体
-规范要求：规范要求为 Times New Roman
-修改建议：请将该位置调整为 Times New Roman</w:t>
-      </w:r>
-    </w:p>
-  </w:comment>
-  <w:comment w:id="80" w:author="LLM Format Check" w:date="2026-05-01T14:00:59+00:00">
-    <w:p>
-      <w:r>
-        <w:t>错误原因：程序读取到的实际格式为 宋体
-规范要求：规范要求为 Times New Roman
-修改建议：请将该位置调整为 Times New Roman</w:t>
-      </w:r>
-    </w:p>
-  </w:comment>
-  <w:comment w:id="81" w:author="LLM Format Check" w:date="2026-05-01T14:00:59+00:00">
-    <w:p>
-      <w:r>
-        <w:t>错误原因：程序读取到的实际格式为 宋体
-规范要求：规范要求为 Times New Roman
-修改建议：请将该位置调整为 Times New Roman</w:t>
-      </w:r>
-    </w:p>
-  </w:comment>
-  <w:comment w:id="82" w:author="LLM Format Check" w:date="2026-05-01T14:00:59+00:00">
-    <w:p>
-      <w:r>
-        <w:t>错误原因：程序读取到的实际格式为 黑体
-规范要求：规范要求为 Times New Roman
-修改建议：请将该位置调整为 Times New Roman</w:t>
-      </w:r>
-    </w:p>
-  </w:comment>
-  <w:comment w:id="83" w:author="LLM Format Check" w:date="2026-05-01T14:00:59+00:00">
-    <w:p>
-      <w:r>
-        <w:t>错误原因：程序读取到的实际格式为 黑体
-规范要求：规范要求为 Times New Roman
-修改建议：请将该位置调整为 Times New Roman</w:t>
-      </w:r>
-    </w:p>
-  </w:comment>
-  <w:comment w:id="84" w:author="LLM Format Check" w:date="2026-05-01T14:00:59+00:00">
-    <w:p>
-      <w:r>
-        <w:t>错误原因：程序读取到的实际格式为 宋体
-规范要求：规范要求为 Times New Roman
-修改建议：请将该位置调整为 Times New Roman</w:t>
-      </w:r>
-    </w:p>
-  </w:comment>
-  <w:comment w:id="85" w:author="LLM Format Check" w:date="2026-05-01T14:00:59+00:00">
-    <w:p>
-      <w:r>
-        <w:t>错误原因：程序读取到的实际格式为 宋体
-规范要求：规范要求为 Times New Roman
-修改建议：请将该位置调整为 Times New Roman</w:t>
-      </w:r>
-    </w:p>
-  </w:comment>
-  <w:comment w:id="86" w:author="LLM Format Check" w:date="2026-05-01T14:00:59+00:00">
-    <w:p>
-      <w:r>
-        <w:t>错误原因：程序读取到的实际格式为 宋体
-规范要求：规范要求为 Times New Roman
-修改建议：请将该位置调整为 Times New Roman</w:t>
-      </w:r>
-    </w:p>
-  </w:comment>
-  <w:comment w:id="87" w:author="LLM Format Check" w:date="2026-05-01T14:00:59+00:00">
-    <w:p>
-      <w:r>
-        <w:t>错误原因：程序读取到的实际格式为 宋体
-规范要求：规范要求为 Times New Roman
-修改建议：请将该位置调整为 Times New Roman</w:t>
-      </w:r>
-    </w:p>
-  </w:comment>
-  <w:comment w:id="88" w:author="LLM Format Check" w:date="2026-05-01T14:00:59+00:00">
-    <w:p>
-      <w:r>
-        <w:t>错误原因：程序读取到的实际格式为 宋体
-规范要求：规范要求为 Times New Roman
-修改建议：请将该位置调整为 Times New Roman</w:t>
-      </w:r>
-    </w:p>
-  </w:comment>
-  <w:comment w:id="89" w:author="LLM Format Check" w:date="2026-05-01T14:00:59+00:00">
-    <w:p>
-      <w:r>
-        <w:t>错误原因：程序读取到的实际格式为 黑体
-规范要求：规范要求为 Times New Roman
-修改建议：请将该位置调整为 Times New Roman</w:t>
-      </w:r>
-    </w:p>
-  </w:comment>
-  <w:comment w:id="90" w:author="LLM Format Check" w:date="2026-05-01T14:00:59+00:00">
-    <w:p>
-      <w:r>
-        <w:t>错误原因：程序读取到的实际格式为 宋体
-规范要求：规范要求为 Times New Roman
-修改建议：请将该位置调整为 Times New Roman</w:t>
-      </w:r>
-    </w:p>
-  </w:comment>
-  <w:comment w:id="91" w:author="LLM Format Check" w:date="2026-05-01T14:00:59+00:00">
-    <w:p>
-      <w:r>
-        <w:t>错误原因：程序读取到的实际格式为 宋体
-规范要求：规范要求为 Times New Roman
-修改建议：请将该位置调整为 Times New Roman</w:t>
-      </w:r>
-    </w:p>
-  </w:comment>
-  <w:comment w:id="92" w:author="LLM Format Check" w:date="2026-05-01T14:00:59+00:00">
-    <w:p>
-      <w:r>
-        <w:t>错误原因：程序读取到的实际格式为 宋体
-规范要求：规范要求为 Times New Roman
-修改建议：请将该位置调整为 Times New Roman</w:t>
-      </w:r>
-    </w:p>
-  </w:comment>
-  <w:comment w:id="93" w:author="LLM Format Check" w:date="2026-05-01T14:00:59+00:00">
-    <w:p>
-      <w:r>
-        <w:t>错误原因：程序读取到的实际格式为 宋体
-规范要求：规范要求为 Times New Roman
-修改建议：请将该位置调整为 Times New Roman</w:t>
-      </w:r>
-    </w:p>
-  </w:comment>
-  <w:comment w:id="94" w:author="LLM Format Check" w:date="2026-05-01T14:00:59+00:00">
-    <w:p>
-      <w:r>
-        <w:t>错误原因：程序读取到的实际格式为 宋体
-规范要求：规范要求为 Times New Roman
-修改建议：请将该位置调整为 Times New Roman</w:t>
-      </w:r>
-    </w:p>
-  </w:comment>
-  <w:comment w:id="95" w:author="LLM Format Check" w:date="2026-05-01T14:00:59+00:00">
-    <w:p>
-      <w:r>
-        <w:t>错误原因：程序读取到的实际格式为 宋体
-规范要求：规范要求为 Times New Roman
-修改建议：请将该位置调整为 Times New Roman</w:t>
-      </w:r>
-    </w:p>
-  </w:comment>
-  <w:comment w:id="96" w:author="LLM Format Check" w:date="2026-05-01T14:00:59+00:00">
-    <w:p>
-      <w:r>
-        <w:t>错误原因：程序读取到的实际格式为 宋体
-规范要求：规范要求为 Times New Roman
-修改建议：请将该位置调整为 Times New Roman</w:t>
-      </w:r>
-    </w:p>
-  </w:comment>
-  <w:comment w:id="97" w:author="LLM Format Check" w:date="2026-05-01T14:00:59+00:00">
-    <w:p>
-      <w:r>
-        <w:t>错误原因：程序读取到的实际格式为 宋体
-规范要求：规范要求为 Times New Roman
-修改建议：请将该位置调整为 Times New Roman</w:t>
-      </w:r>
-    </w:p>
-  </w:comment>
-  <w:comment w:id="98" w:author="LLM Format Check" w:date="2026-05-01T14:00:59+00:00">
-    <w:p>
-      <w:r>
-        <w:t>错误原因：程序读取到的实际格式为 宋体
-规范要求：规范要求为 Times New Roman
-修改建议：请将该位置调整为 Times New Roman</w:t>
-      </w:r>
-    </w:p>
-  </w:comment>
-  <w:comment w:id="99" w:author="LLM Format Check" w:date="2026-05-01T14:01:00+00:00">
-    <w:p>
-      <w:r>
-        <w:t>错误原因：程序读取到的实际格式为 宋体
-规范要求：规范要求为 Times New Roman
-修改建议：请将该位置调整为 Times New Roman</w:t>
-      </w:r>
-    </w:p>
-  </w:comment>
-  <w:comment w:id="100" w:author="LLM Format Check" w:date="2026-05-01T14:01:00+00:00">
-    <w:p>
-      <w:r>
-        <w:t>错误原因：程序读取到的实际格式为 宋体
-规范要求：规范要求为 Times New Roman
-修改建议：请将该位置调整为 Times New Roman</w:t>
-      </w:r>
-    </w:p>
-  </w:comment>
-  <w:comment w:id="101" w:author="LLM Format Check" w:date="2026-05-01T14:01:00+00:00">
-    <w:p>
-      <w:r>
-        <w:t>错误原因：程序读取到的实际格式为 黑体
-规范要求：规范要求为 Times New Roman
-修改建议：请将该位置调整为 Times New Roman</w:t>
-      </w:r>
-    </w:p>
-  </w:comment>
-  <w:comment w:id="102" w:author="LLM Format Check" w:date="2026-05-01T14:01:00+00:00">
-    <w:p>
-      <w:r>
-        <w:t>错误原因：程序读取到的实际格式为 宋体
-规范要求：规范要求为 Times New Roman
-修改建议：请将该位置调整为 Times New Roman</w:t>
-      </w:r>
-    </w:p>
-  </w:comment>
-  <w:comment w:id="103" w:author="LLM Format Check" w:date="2026-05-01T14:01:00+00:00">
-    <w:p>
-      <w:r>
-        <w:t>错误原因：程序读取到的实际格式为 宋体
-规范要求：规范要求为 Times New Roman
-修改建议：请将该位置调整为 Times New Roman</w:t>
-      </w:r>
-    </w:p>
-  </w:comment>
-  <w:comment w:id="104" w:author="LLM Format Check" w:date="2026-05-01T14:01:00+00:00">
-    <w:p>
-      <w:r>
-        <w:t>错误原因：程序读取到的实际格式为 宋体
-规范要求：规范要求为 Times New Roman
-修改建议：请将该位置调整为 Times New Roman</w:t>
-      </w:r>
-    </w:p>
-  </w:comment>
-  <w:comment w:id="105" w:author="LLM Format Check" w:date="2026-05-01T14:01:00+00:00">
-    <w:p>
-      <w:r>
-        <w:t>错误原因：程序读取到的实际格式为 黑体
-规范要求：规范要求为 Times New Roman
-修改建议：请将该位置调整为 Times New Roman</w:t>
-      </w:r>
-    </w:p>
-  </w:comment>
-  <w:comment w:id="106" w:author="LLM Format Check" w:date="2026-05-01T14:01:00+00:00">
-    <w:p>
-      <w:r>
-        <w:t>错误原因：程序读取到的实际格式为 宋体
-规范要求：规范要求为 Times New Roman
-修改建议：请将该位置调整为 Times New Roman</w:t>
-      </w:r>
-    </w:p>
-  </w:comment>
-  <w:comment w:id="107" w:author="LLM Format Check" w:date="2026-05-01T14:01:00+00:00">
-    <w:p>
-      <w:r>
-        <w:t>错误原因：程序读取到的实际格式为 宋体
-规范要求：规范要求为 Times New Roman
-修改建议：请将该位置调整为 Times New Roman</w:t>
-      </w:r>
-    </w:p>
-  </w:comment>
-  <w:comment w:id="108" w:author="LLM Format Check" w:date="2026-05-01T14:01:00+00:00">
-    <w:p>
-      <w:r>
-        <w:t>错误原因：程序读取到的实际格式为 宋体
-规范要求：规范要求为 Times New Roman
-修改建议：请将该位置调整为 Times New Roman</w:t>
-      </w:r>
-    </w:p>
-  </w:comment>
-  <w:comment w:id="109" w:author="LLM Format Check" w:date="2026-05-01T14:01:00+00:00">
-    <w:p>
-      <w:r>
-        <w:t>错误原因：程序读取到的实际格式为 宋体
-规范要求：规范要求为 Times New Roman
-修改建议：请将该位置调整为 Times New Roman</w:t>
-      </w:r>
-    </w:p>
-  </w:comment>
-  <w:comment w:id="110" w:author="LLM Format Check" w:date="2026-05-01T14:01:00+00:00">
-    <w:p>
-      <w:r>
-        <w:t>错误原因：程序读取到的实际格式为 宋体
-规范要求：规范要求为 Times New Roman
-修改建议：请将该位置调整为 Times New Roman</w:t>
-      </w:r>
-    </w:p>
-  </w:comment>
-  <w:comment w:id="111" w:author="LLM Format Check" w:date="2026-05-01T14:01:00+00:00">
-    <w:p>
-      <w:r>
-        <w:t>错误原因：程序读取到的实际格式为 宋体
-规范要求：规范要求为 Times New Roman
-修改建议：请将该位置调整为 Times New Roman</w:t>
-      </w:r>
-    </w:p>
-  </w:comment>
-  <w:comment w:id="112" w:author="LLM Format Check" w:date="2026-05-01T14:01:00+00:00">
-    <w:p>
-      <w:r>
-        <w:t>错误原因：程序读取到的实际格式为 宋体
-规范要求：规范要求为 Times New Roman
-修改建议：请将该位置调整为 Times New Roman</w:t>
-      </w:r>
-    </w:p>
-  </w:comment>
-  <w:comment w:id="113" w:author="LLM Format Check" w:date="2026-05-01T14:01:00+00:00">
-    <w:p>
-      <w:r>
-        <w:t>错误原因：程序读取到的实际格式为 黑体
-规范要求：规范要求为 Times New Roman
-修改建议：请将该位置调整为 Times New Roman</w:t>
-      </w:r>
-    </w:p>
-  </w:comment>
-  <w:comment w:id="114" w:author="LLM Format Check" w:date="2026-05-01T14:01:00+00:00">
-    <w:p>
-      <w:r>
-        <w:t>错误原因：程序读取到的实际格式为 宋体
-规范要求：规范要求为 Times New Roman
-修改建议：请将该位置调整为 Times New Roman</w:t>
-      </w:r>
-    </w:p>
-  </w:comment>
-  <w:comment w:id="115" w:author="LLM Format Check" w:date="2026-05-01T14:01:00+00:00">
-    <w:p>
-      <w:r>
-        <w:t>错误原因：程序读取到的实际格式为 黑体
-规范要求：规范要求为 Times New Roman
-修改建议：请将该位置调整为 Times New Roman</w:t>
-      </w:r>
-    </w:p>
-  </w:comment>
-  <w:comment w:id="116" w:author="LLM Format Check" w:date="2026-05-01T14:01:00+00:00">
-    <w:p>
-      <w:r>
-        <w:t>错误原因：程序读取到的实际格式为 黑体
-规范要求：规范要求为 Times New Roman
-修改建议：请将该位置调整为 Times New Roman</w:t>
-      </w:r>
-    </w:p>
-  </w:comment>
-  <w:comment w:id="117" w:author="LLM Format Check" w:date="2026-05-01T14:01:00+00:00">
-    <w:p>
-      <w:r>
-        <w:t>错误原因：程序读取到的实际格式为 宋体
-规范要求：规范要求为 Times New Roman
-修改建议：请将该位置调整为 Times New Roman</w:t>
-      </w:r>
-    </w:p>
-  </w:comment>
-  <w:comment w:id="118" w:author="LLM Format Check" w:date="2026-05-01T14:01:00+00:00">
-    <w:p>
-      <w:r>
-        <w:t>错误原因：程序读取到的实际格式为 宋体
-规范要求：规范要求为 Times New Roman
-修改建议：请将该位置调整为 Times New Roman</w:t>
-      </w:r>
-    </w:p>
-  </w:comment>
-  <w:comment w:id="119" w:author="LLM Format Check" w:date="2026-05-01T14:01:00+00:00">
-    <w:p>
-      <w:r>
-        <w:t>错误原因：程序读取到的实际格式为 宋体
-规范要求：规范要求为 Times New Roman
-修改建议：请将该位置调整为 Times New Roman</w:t>
-      </w:r>
-    </w:p>
-  </w:comment>
-  <w:comment w:id="120" w:author="LLM Format Check" w:date="2026-05-01T14:01:00+00:00">
-    <w:p>
-      <w:r>
-        <w:t>错误原因：程序读取到的实际格式为 宋体
-规范要求：规范要求为 Times New Roman
-修改建议：请将该位置调整为 Times New Roman</w:t>
-      </w:r>
-    </w:p>
-  </w:comment>
-  <w:comment w:id="121" w:author="LLM Format Check" w:date="2026-05-01T14:01:00+00:00">
-    <w:p>
-      <w:r>
-        <w:t>错误原因：程序读取到的实际格式为 宋体
-规范要求：规范要求为 Times New Roman
-修改建议：请将该位置调整为 Times New Roman</w:t>
-      </w:r>
-    </w:p>
-  </w:comment>
-  <w:comment w:id="122" w:author="LLM Format Check" w:date="2026-05-01T14:01:00+00:00">
-    <w:p>
-      <w:r>
-        <w:t>错误原因：程序读取到的实际格式为 宋体
-规范要求：规范要求为 Times New Roman
-修改建议：请将该位置调整为 Times New Roman</w:t>
-      </w:r>
-    </w:p>
-  </w:comment>
-  <w:comment w:id="123" w:author="LLM Format Check" w:date="2026-05-01T14:01:00+00:00">
-    <w:p>
-      <w:r>
-        <w:t>错误原因：程序读取到的实际格式为 宋体
-规范要求：规范要求为 Times New Roman
-修改建议：请将该位置调整为 Times New Roman</w:t>
-      </w:r>
-    </w:p>
-  </w:comment>
-  <w:comment w:id="124" w:author="LLM Format Check" w:date="2026-05-01T14:01:00+00:00">
-    <w:p>
-      <w:r>
-        <w:t>错误原因：程序读取到的实际格式为 宋体
-规范要求：规范要求为 Times New Roman
-修改建议：请将该位置调整为 Times New Roman</w:t>
-      </w:r>
-    </w:p>
-  </w:comment>
-  <w:comment w:id="125" w:author="LLM Format Check" w:date="2026-05-01T14:01:00+00:00">
-    <w:p>
-      <w:r>
-        <w:t>错误原因：程序读取到的实际格式为 黑体
-规范要求：规范要求为 Times New Roman
-修改建议：请将该位置调整为 Times New Roman</w:t>
-      </w:r>
-    </w:p>
-  </w:comment>
-  <w:comment w:id="126" w:author="LLM Format Check" w:date="2026-05-01T14:01:00+00:00">
-    <w:p>
-      <w:r>
-        <w:t>错误原因：程序读取到的实际格式为 宋体
-规范要求：规范要求为 Times New Roman
-修改建议：请将该位置调整为 Times New Roman</w:t>
-      </w:r>
-    </w:p>
-  </w:comment>
-  <w:comment w:id="127" w:author="LLM Format Check" w:date="2026-05-01T14:01:00+00:00">
-    <w:p>
-      <w:r>
-        <w:t>错误原因：程序读取到的实际格式为 宋体
-规范要求：规范要求为 Times New Roman
-修改建议：请将该位置调整为 Times New Roman</w:t>
-      </w:r>
-    </w:p>
-  </w:comment>
-  <w:comment w:id="128" w:author="LLM Format Check" w:date="2026-05-01T14:01:00+00:00">
-    <w:p>
-      <w:r>
-        <w:t>错误原因：程序读取到的实际格式为 宋体
-规范要求：规范要求为 Times New Roman
-修改建议：请将该位置调整为 Times New Roman</w:t>
-      </w:r>
-    </w:p>
-  </w:comment>
-  <w:comment w:id="129" w:author="LLM Format Check" w:date="2026-05-01T14:01:00+00:00">
-    <w:p>
-      <w:r>
-        <w:t>错误原因：程序读取到的实际格式为 宋体
-规范要求：规范要求为 Times New Roman
-修改建议：请将该位置调整为 Times New Roman</w:t>
-      </w:r>
-    </w:p>
-  </w:comment>
-  <w:comment w:id="130" w:author="LLM Format Check" w:date="2026-05-01T14:01:00+00:00">
-    <w:p>
-      <w:r>
-        <w:t>错误原因：程序读取到的实际格式为 宋体
-规范要求：规范要求为 Times New Roman
-修改建议：请将该位置调整为 Times New Roman</w:t>
-      </w:r>
-    </w:p>
-  </w:comment>
-  <w:comment w:id="131" w:author="LLM Format Check" w:date="2026-05-01T14:01:00+00:00">
-    <w:p>
-      <w:r>
-        <w:t>错误原因：程序读取到的实际格式为 宋体
-规范要求：规范要求为 Times New Roman
-修改建议：请将该位置调整为 Times New Roman</w:t>
-      </w:r>
-    </w:p>
-  </w:comment>
-  <w:comment w:id="132" w:author="LLM Format Check" w:date="2026-05-01T14:01:00+00:00">
-    <w:p>
-      <w:r>
-        <w:t>错误原因：程序读取到的实际格式为 黑体
-规范要求：规范要求为 Times New Roman
-修改建议：请将该位置调整为 Times New Roman</w:t>
-      </w:r>
-    </w:p>
-  </w:comment>
-  <w:comment w:id="133" w:author="LLM Format Check" w:date="2026-05-01T14:01:00+00:00">
-    <w:p>
-      <w:r>
-        <w:t>错误原因：程序读取到的实际格式为 宋体
-规范要求：规范要求为 Times New Roman
-修改建议：请将该位置调整为 Times New Roman</w:t>
-      </w:r>
-    </w:p>
-  </w:comment>
-  <w:comment w:id="134" w:author="LLM Format Check" w:date="2026-05-01T14:01:00+00:00">
-    <w:p>
-      <w:r>
-        <w:t>错误原因：程序读取到的实际格式为 黑体
-规范要求：规范要求为 Times New Roman
-修改建议：请将该位置调整为 Times New Roman</w:t>
-      </w:r>
-    </w:p>
-  </w:comment>
-  <w:comment w:id="135" w:author="LLM Format Check" w:date="2026-05-01T14:01:00+00:00">
-    <w:p>
-      <w:r>
-        <w:t>错误原因：程序读取到的实际格式为 黑体
-规范要求：规范要求为 Times New Roman
-修改建议：请将该位置调整为 Times New Roman</w:t>
-      </w:r>
-    </w:p>
-  </w:comment>
-  <w:comment w:id="136" w:author="LLM Format Check" w:date="2026-05-01T14:01:00+00:00">
-    <w:p>
-      <w:r>
-        <w:t>错误原因：程序读取到的实际格式为 宋体
-规范要求：规范要求为 Times New Roman
-修改建议：请将该位置调整为 Times New Roman</w:t>
-      </w:r>
-    </w:p>
-  </w:comment>
-  <w:comment w:id="137" w:author="LLM Format Check" w:date="2026-05-01T14:01:00+00:00">
-    <w:p>
-      <w:r>
-        <w:t>错误原因：程序读取到的实际格式为 宋体
-规范要求：规范要求为 Times New Roman
-修改建议：请将该位置调整为 Times New Roman</w:t>
-      </w:r>
-    </w:p>
-  </w:comment>
-  <w:comment w:id="138" w:author="LLM Format Check" w:date="2026-05-01T14:01:00+00:00">
-    <w:p>
-      <w:r>
-        <w:t>错误原因：程序读取到的实际格式为 宋体
-规范要求：规范要求为 Times New Roman
-修改建议：请将该位置调整为 Times New Roman</w:t>
-      </w:r>
-    </w:p>
-  </w:comment>
-  <w:comment w:id="139" w:author="LLM Format Check" w:date="2026-05-01T14:01:00+00:00">
-    <w:p>
-      <w:r>
-        <w:t>错误原因：程序读取到的实际格式为 宋体
-规范要求：规范要求为 Times New Roman
-修改建议：请将该位置调整为 Times New Roman</w:t>
-      </w:r>
-    </w:p>
-  </w:comment>
-  <w:comment w:id="140" w:author="LLM Format Check" w:date="2026-05-01T14:01:00+00:00">
-    <w:p>
-      <w:r>
-        <w:t>错误原因：程序读取到的实际格式为 宋体
-规范要求：规范要求为 Times New Roman
-修改建议：请将该位置调整为 Times New Roman</w:t>
-      </w:r>
-    </w:p>
-  </w:comment>
-  <w:comment w:id="141" w:author="LLM Format Check" w:date="2026-05-01T14:01:00+00:00">
-    <w:p>
-      <w:r>
-        <w:t>错误原因：程序读取到的实际格式为 宋体
-规范要求：规范要求为 Times New Roman
-修改建议：请将该位置调整为 Times New Roman</w:t>
-      </w:r>
-    </w:p>
-  </w:comment>
-  <w:comment w:id="142" w:author="LLM Format Check" w:date="2026-05-01T14:01:00+00:00">
-    <w:p>
-      <w:r>
-        <w:t>错误原因：程序读取到的实际格式为 宋体
-规范要求：规范要求为 Times New Roman
-修改建议：请将该位置调整为 Times New Roman</w:t>
-      </w:r>
-    </w:p>
-  </w:comment>
-  <w:comment w:id="143" w:author="LLM Format Check" w:date="2026-05-01T14:01:00+00:00">
-    <w:p>
-      <w:r>
-        <w:t>错误原因：程序读取到的实际格式为 黑体
-规范要求：规范要求为 Times New Roman
-修改建议：请将该位置调整为 Times New Roman</w:t>
-      </w:r>
-    </w:p>
-  </w:comment>
-  <w:comment w:id="144" w:author="LLM Format Check" w:date="2026-05-01T14:01:00+00:00">
-    <w:p>
-      <w:r>
-        <w:t>错误原因：程序读取到的实际格式为 宋体
-规范要求：规范要求为 Times New Roman
-修改建议：请将该位置调整为 Times New Roman</w:t>
-      </w:r>
-    </w:p>
-  </w:comment>
-  <w:comment w:id="145" w:author="LLM Format Check" w:date="2026-05-01T14:01:00+00:00">
-    <w:p>
-      <w:r>
-        <w:t>错误原因：程序读取到的实际格式为 宋体
-规范要求：规范要求为 Times New Roman
-修改建议：请将该位置调整为 Times New Roman</w:t>
-      </w:r>
-    </w:p>
-  </w:comment>
-  <w:comment w:id="146" w:author="LLM Format Check" w:date="2026-05-01T14:01:00+00:00">
-    <w:p>
-      <w:r>
-        <w:t>错误原因：程序读取到的实际格式为 宋体
-规范要求：规范要求为 Times New Roman
-修改建议：请将该位置调整为 Times New Roman</w:t>
-      </w:r>
-    </w:p>
-  </w:comment>
-  <w:comment w:id="147" w:author="LLM Format Check" w:date="2026-05-01T14:01:00+00:00">
-    <w:p>
-      <w:r>
-        <w:t>错误原因：程序读取到的实际格式为 黑体
-规范要求：规范要求为 Times New Roman
-修改建议：请将该位置调整为 Times New Roman</w:t>
-      </w:r>
-    </w:p>
-  </w:comment>
-  <w:comment w:id="148" w:author="LLM Format Check" w:date="2026-05-01T14:01:00+00:00">
-    <w:p>
-      <w:r>
-        <w:t>错误原因：程序读取到的实际格式为 宋体
-规范要求：规范要求为 Times New Roman
-修改建议：请将该位置调整为 Times New Roman</w:t>
-      </w:r>
-    </w:p>
-  </w:comment>
-  <w:comment w:id="149" w:author="LLM Format Check" w:date="2026-05-01T14:01:00+00:00">
-    <w:p>
-      <w:r>
-        <w:t>错误原因：程序读取到的实际格式为 宋体
-规范要求：规范要求为 Times New Roman
-修改建议：请将该位置调整为 Times New Roman</w:t>
-      </w:r>
-    </w:p>
-  </w:comment>
-  <w:comment w:id="150" w:author="LLM Format Check" w:date="2026-05-01T14:01:00+00:00">
-    <w:p>
-      <w:r>
-        <w:t>错误原因：程序读取到的实际格式为 宋体
-规范要求：规范要求为 Times New Roman
-修改建议：请将该位置调整为 Times New Roman</w:t>
-      </w:r>
-    </w:p>
-  </w:comment>
-  <w:comment w:id="151" w:author="LLM Format Check" w:date="2026-05-01T14:01:00+00:00">
-    <w:p>
-      <w:r>
-        <w:t>错误原因：程序读取到的实际格式为 宋体
-规范要求：规范要求为 Times New Roman
-修改建议：请将该位置调整为 Times New Roman</w:t>
-      </w:r>
-    </w:p>
-  </w:comment>
-  <w:comment w:id="152" w:author="LLM Format Check" w:date="2026-05-01T14:01:00+00:00">
-    <w:p>
-      <w:r>
-        <w:t>错误原因：程序读取到的实际格式为 宋体
-规范要求：规范要求为 Times New Roman
-修改建议：请将该位置调整为 Times New Roman</w:t>
-      </w:r>
-    </w:p>
-  </w:comment>
-  <w:comment w:id="153" w:author="LLM Format Check" w:date="2026-05-01T14:01:00+00:00">
-    <w:p>
-      <w:r>
-        <w:t>错误原因：程序读取到的实际格式为 宋体
-规范要求：规范要求为 Times New Roman
-修改建议：请将该位置调整为 Times New Roman</w:t>
-      </w:r>
-    </w:p>
-  </w:comment>
-  <w:comment w:id="154" w:author="LLM Format Check" w:date="2026-05-01T14:01:00+00:00">
-    <w:p>
-      <w:r>
-        <w:t>错误原因：程序读取到的实际格式为 宋体
-规范要求：规范要求为 Times New Roman
-修改建议：请将该位置调整为 Times New Roman</w:t>
-      </w:r>
-    </w:p>
-  </w:comment>
-  <w:comment w:id="155" w:author="LLM Format Check" w:date="2026-05-01T14:01:00+00:00">
-    <w:p>
-      <w:r>
-        <w:t>错误原因：程序读取到的实际格式为 黑体
-规范要求：规范要求为 Times New Roman
-修改建议：请将该位置调整为 Times New Roman</w:t>
-      </w:r>
-    </w:p>
-  </w:comment>
-  <w:comment w:id="156" w:author="LLM Format Check" w:date="2026-05-01T14:01:00+00:00">
-    <w:p>
-      <w:r>
-        <w:t>错误原因：程序读取到的实际格式为 黑体
-规范要求：规范要求为 Times New Roman
-修改建议：请将该位置调整为 Times New Roman</w:t>
-      </w:r>
-    </w:p>
-  </w:comment>
-  <w:comment w:id="157" w:author="LLM Format Check" w:date="2026-05-01T14:01:00+00:00">
-    <w:p>
-      <w:r>
-        <w:t>错误原因：程序读取到的实际格式为 宋体
-规范要求：规范要求为 Times New Roman
-修改建议：请将该位置调整为 Times New Roman</w:t>
-      </w:r>
-    </w:p>
-  </w:comment>
-  <w:comment w:id="158" w:author="LLM Format Check" w:date="2026-05-01T14:01:00+00:00">
-    <w:p>
-      <w:r>
-        <w:t>错误原因：程序读取到的实际格式为 宋体
-规范要求：规范要求为 Times New Roman
-修改建议：请将该位置调整为 Times New Roman</w:t>
-      </w:r>
-    </w:p>
-  </w:comment>
-  <w:comment w:id="159" w:author="LLM Format Check" w:date="2026-05-01T14:01:00+00:00">
-    <w:p>
-      <w:r>
-        <w:t>错误原因：程序读取到的实际格式为 宋体
-规范要求：规范要求为 Times New Roman
-修改建议：请将该位置调整为 Times New Roman</w:t>
-      </w:r>
-    </w:p>
-  </w:comment>
-  <w:comment w:id="160" w:author="LLM Format Check" w:date="2026-05-01T14:01:00+00:00">
-    <w:p>
-      <w:r>
-        <w:t>错误原因：程序读取到的实际格式为 宋体
-规范要求：规范要求为 Times New Roman
-修改建议：请将该位置调整为 Times New Roman</w:t>
-      </w:r>
-    </w:p>
-  </w:comment>
-  <w:comment w:id="161" w:author="LLM Format Check" w:date="2026-05-01T14:01:00+00:00">
-    <w:p>
-      <w:r>
-        <w:t>错误原因：程序读取到的实际格式为 宋体
-规范要求：规范要求为 Times New Roman
-修改建议：请将该位置调整为 Times New Roman</w:t>
-      </w:r>
-    </w:p>
-  </w:comment>
-  <w:comment w:id="162" w:author="LLM Format Check" w:date="2026-05-01T14:01:00+00:00">
-    <w:p>
-      <w:r>
-        <w:t>错误原因：程序读取到的实际格式为 宋体
-规范要求：规范要求为 Times New Roman
-修改建议：请将该位置调整为 Times New Roman</w:t>
-      </w:r>
-    </w:p>
-  </w:comment>
-  <w:comment w:id="163" w:author="LLM Format Check" w:date="2026-05-01T14:01:00+00:00">
-    <w:p>
-      <w:r>
-        <w:t>错误原因：程序读取到的实际格式为 宋体
-规范要求：规范要求为 Times New Roman
-修改建议：请将该位置调整为 Times New Roman</w:t>
-      </w:r>
-    </w:p>
-  </w:comment>
-  <w:comment w:id="164" w:author="LLM Format Check" w:date="2026-05-01T14:01:00+00:00">
-    <w:p>
-      <w:r>
-        <w:t>错误原因：程序读取到的实际格式为 宋体
-规范要求：规范要求为 Times New Roman
-修改建议：请将该位置调整为 Times New Roman</w:t>
-      </w:r>
-    </w:p>
-  </w:comment>
-  <w:comment w:id="165" w:author="LLM Format Check" w:date="2026-05-01T14:01:00+00:00">
-    <w:p>
-      <w:r>
-        <w:t>错误原因：程序读取到的实际格式为 宋体
-规范要求：规范要求为 Times New Roman
-修改建议：请将该位置调整为 Times New Roman</w:t>
-      </w:r>
-    </w:p>
-  </w:comment>
-  <w:comment w:id="166" w:author="LLM Format Check" w:date="2026-05-01T14:01:00+00:00">
-    <w:p>
-      <w:r>
-        <w:t>错误原因：程序读取到的实际格式为 宋体
-规范要求：规范要求为 Times New Roman
-修改建议：请将该位置调整为 Times New Roman</w:t>
-      </w:r>
-    </w:p>
-  </w:comment>
-  <w:comment w:id="167" w:author="LLM Format Check" w:date="2026-05-01T14:01:00+00:00">
-    <w:p>
-      <w:r>
-        <w:t>错误原因：程序读取到的实际格式为 宋体
-规范要求：规范要求为 Times New Roman
-修改建议：请将该位置调整为 Times New Roman</w:t>
-      </w:r>
-    </w:p>
-  </w:comment>
-  <w:comment w:id="168" w:author="LLM Format Check" w:date="2026-05-01T14:01:00+00:00">
-    <w:p>
-      <w:r>
-        <w:t>错误原因：程序读取到的实际格式为 宋体
-规范要求：规范要求为 Times New Roman
-修改建议：请将该位置调整为 Times New Roman</w:t>
-      </w:r>
-    </w:p>
-  </w:comment>
-  <w:comment w:id="169" w:author="LLM Format Check" w:date="2026-05-01T14:01:00+00:00">
-    <w:p>
-      <w:r>
-        <w:t>错误原因：程序读取到的实际格式为 宋体
-规范要求：规范要求为 Times New Roman
-修改建议：请将该位置调整为 Times New Roman</w:t>
-      </w:r>
-    </w:p>
-  </w:comment>
-  <w:comment w:id="170" w:author="LLM Format Check" w:date="2026-05-01T14:01:00+00:00">
-    <w:p>
-      <w:r>
-        <w:t>错误原因：程序读取到的实际格式为 宋体
-规范要求：规范要求为 Times New Roman
-修改建议：请将该位置调整为 Times New Roman</w:t>
-      </w:r>
-    </w:p>
-  </w:comment>
-  <w:comment w:id="171" w:author="LLM Format Check" w:date="2026-05-01T14:01:00+00:00">
-    <w:p>
-      <w:r>
-        <w:t>错误原因：程序读取到的实际格式为 宋体
-规范要求：规范要求为 Times New Roman
-修改建议：请将该位置调整为 Times New Roman</w:t>
-      </w:r>
-    </w:p>
-  </w:comment>
-  <w:comment w:id="172" w:author="LLM Format Check" w:date="2026-05-01T14:01:00+00:00">
-    <w:p>
-      <w:r>
-        <w:t>错误原因：程序读取到的实际格式为 宋体
-规范要求：规范要求为 Times New Roman
-修改建议：请将该位置调整为 Times New Roman</w:t>
-      </w:r>
-    </w:p>
-  </w:comment>
-  <w:comment w:id="173" w:author="LLM Format Check" w:date="2026-05-01T14:01:00+00:00">
-    <w:p>
-      <w:r>
-        <w:t>错误原因：程序读取到的实际格式为 宋体
-规范要求：规范要求为 Times New Roman
-修改建议：请将该位置调整为 Times New Roman</w:t>
-      </w:r>
-    </w:p>
-  </w:comment>
-  <w:comment w:id="174" w:author="LLM Format Check" w:date="2026-05-01T14:01:00+00:00">
-    <w:p>
-      <w:r>
-        <w:t>错误原因：程序读取到的实际格式为 宋体
-规范要求：规范要求为 Times New Roman
-修改建议：请将该位置调整为 Times New Roman</w:t>
-      </w:r>
-    </w:p>
-  </w:comment>
-  <w:comment w:id="175" w:author="LLM Format Check" w:date="2026-05-01T14:01:00+00:00">
-    <w:p>
-      <w:r>
-        <w:t>错误原因：程序读取到的实际格式为 宋体
-规范要求：规范要求为 Times New Roman
-修改建议：请将该位置调整为 Times New Roman</w:t>
-      </w:r>
-    </w:p>
-  </w:comment>
-  <w:comment w:id="176" w:author="LLM Format Check" w:date="2026-05-01T14:01:00+00:00">
-    <w:p>
-      <w:r>
-        <w:t>错误原因：程序读取到的实际格式为 宋体
-规范要求：规范要求为 Times New Roman
-修改建议：请将该位置调整为 Times New Roman</w:t>
-      </w:r>
-    </w:p>
-  </w:comment>
-  <w:comment w:id="177" w:author="LLM Format Check" w:date="2026-05-01T14:01:00+00:00">
-    <w:p>
-      <w:r>
-        <w:t>错误原因：程序读取到的实际格式为 宋体
-规范要求：规范要求为 Times New Roman
-修改建议：请将该位置调整为 Times New Roman</w:t>
-      </w:r>
-    </w:p>
-  </w:comment>
-  <w:comment w:id="178" w:author="LLM Format Check" w:date="2026-05-01T14:01:00+00:00">
-    <w:p>
-      <w:r>
-        <w:t>错误原因：程序读取到的实际格式为 宋体
-规范要求：规范要求为 Times New Roman
-修改建议：请将该位置调整为 Times New Roman</w:t>
-      </w:r>
-    </w:p>
-  </w:comment>
-  <w:comment w:id="179" w:author="LLM Format Check" w:date="2026-05-01T14:01:00+00:00">
-    <w:p>
-      <w:r>
-        <w:t>错误原因：程序读取到的实际格式为 黑体
-规范要求：规范要求为 Times New Roman
-修改建议：请将该位置调整为 Times New Roman</w:t>
-      </w:r>
-    </w:p>
-  </w:comment>
-  <w:comment w:id="180" w:author="LLM Format Check" w:date="2026-05-01T14:01:00+00:00">
-    <w:p>
-      <w:r>
-        <w:t>错误原因：程序读取到的实际格式为 宋体
-规范要求：规范要求为 Times New Roman
-修改建议：请将该位置调整为 Times New Roman</w:t>
-      </w:r>
-    </w:p>
-  </w:comment>
-  <w:comment w:id="181" w:author="LLM Format Check" w:date="2026-05-01T14:01:00+00:00">
-    <w:p>
-      <w:r>
-        <w:t>错误原因：程序读取到的实际格式为 宋体
-规范要求：规范要求为 Times New Roman
-修改建议：请将该位置调整为 Times New Roman</w:t>
-      </w:r>
-    </w:p>
-  </w:comment>
-  <w:comment w:id="182" w:author="LLM Format Check" w:date="2026-05-01T14:01:00+00:00">
-    <w:p>
-      <w:r>
-        <w:t>错误原因：程序读取到的实际格式为 宋体
-规范要求：规范要求为 Times New Roman
-修改建议：请将该位置调整为 Times New Roman</w:t>
-      </w:r>
-    </w:p>
-  </w:comment>
-  <w:comment w:id="183" w:author="LLM Format Check" w:date="2026-05-01T14:01:00+00:00">
-    <w:p>
-      <w:r>
-        <w:t>错误原因：程序读取到的实际格式为 宋体
-规范要求：规范要求为 Times New Roman
-修改建议：请将该位置调整为 Times New Roman</w:t>
-      </w:r>
-    </w:p>
-  </w:comment>
-  <w:comment w:id="184" w:author="LLM Format Check" w:date="2026-05-01T14:01:00+00:00">
-    <w:p>
-      <w:r>
-        <w:t>错误原因：程序读取到的实际格式为 宋体
-规范要求：规范要求为 Times New Roman
-修改建议：请将该位置调整为 Times New Roman</w:t>
-      </w:r>
-    </w:p>
-  </w:comment>
-  <w:comment w:id="185" w:author="LLM Format Check" w:date="2026-05-01T14:01:00+00:00">
-    <w:p>
-      <w:r>
-        <w:t>错误原因：程序读取到的实际格式为 宋体
-规范要求：规范要求为 Times New Roman
-修改建议：请将该位置调整为 Times New Roman</w:t>
-      </w:r>
-    </w:p>
-  </w:comment>
-  <w:comment w:id="186" w:author="LLM Format Check" w:date="2026-05-01T14:01:00+00:00">
-    <w:p>
-      <w:r>
-        <w:t>错误原因：程序读取到的实际格式为 宋体
-规范要求：规范要求为 Times New Roman
-修改建议：请将该位置调整为 Times New Roman</w:t>
-      </w:r>
-    </w:p>
-  </w:comment>
-  <w:comment w:id="187" w:author="LLM Format Check" w:date="2026-05-01T14:01:00+00:00">
-    <w:p>
-      <w:r>
-        <w:t>错误原因：程序读取到的实际格式为 宋体
-规范要求：规范要求为 Times New Roman
-修改建议：请将该位置调整为 Times New Roman</w:t>
-      </w:r>
-    </w:p>
-  </w:comment>
-  <w:comment w:id="188" w:author="LLM Format Check" w:date="2026-05-01T14:01:00+00:00">
-    <w:p>
-      <w:r>
-        <w:t>错误原因：程序读取到的实际格式为 宋体
-规范要求：规范要求为 Times New Roman
-修改建议：请将该位置调整为 Times New Roman</w:t>
-      </w:r>
-    </w:p>
-  </w:comment>
-  <w:comment w:id="189" w:author="LLM Format Check" w:date="2026-05-01T14:01:00+00:00">
-    <w:p>
-      <w:r>
-        <w:t>错误原因：程序读取到的实际格式为 宋体
-规范要求：规范要求为 Times New Roman
-修改建议：请将该位置调整为 Times New Roman</w:t>
-      </w:r>
-    </w:p>
-  </w:comment>
-  <w:comment w:id="190" w:author="LLM Format Check" w:date="2026-05-01T14:01:00+00:00">
-    <w:p>
-      <w:r>
-        <w:t>错误原因：程序读取到的实际格式为 宋体
-规范要求：规范要求为 Times New Roman
-修改建议：请将该位置调整为 Times New Roman</w:t>
-      </w:r>
-    </w:p>
-  </w:comment>
-  <w:comment w:id="191" w:author="LLM Format Check" w:date="2026-05-01T14:01:00+00:00">
-    <w:p>
-      <w:r>
-        <w:t>错误原因：程序读取到的实际格式为 宋体
-规范要求：规范要求为 Times New Roman
-修改建议：请将该位置调整为 Times New Roman</w:t>
-      </w:r>
-    </w:p>
-  </w:comment>
-  <w:comment w:id="192" w:author="LLM Format Check" w:date="2026-05-01T14:01:00+00:00">
-    <w:p>
-      <w:r>
-        <w:t>错误原因：程序读取到的实际格式为 宋体
-规范要求：规范要求为 Times New Roman
-修改建议：请将该位置调整为 Times New Roman</w:t>
-      </w:r>
-    </w:p>
-  </w:comment>
-  <w:comment w:id="193" w:author="LLM Format Check" w:date="2026-05-01T14:01:00+00:00">
-    <w:p>
-      <w:r>
-        <w:t>错误原因：程序读取到的实际格式为 黑体
-规范要求：规范要求为 Times New Roman
-修改建议：请将该位置调整为 Times New Roman</w:t>
-      </w:r>
-    </w:p>
-  </w:comment>
-  <w:comment w:id="194" w:author="LLM Format Check" w:date="2026-05-01T14:01:00+00:00">
-    <w:p>
-      <w:r>
-        <w:t>错误原因：程序读取到的实际格式为 宋体
-规范要求：规范要求为 Times New Roman
-修改建议：请将该位置调整为 Times New Roman</w:t>
-      </w:r>
-    </w:p>
-  </w:comment>
-  <w:comment w:id="195" w:author="LLM Format Check" w:date="2026-05-01T14:01:00+00:00">
-    <w:p>
-      <w:r>
-        <w:t>错误原因：程序读取到的实际格式为 宋体
-规范要求：规范要求为 Times New Roman
-修改建议：请将该位置调整为 Times New Roman</w:t>
-      </w:r>
-    </w:p>
-  </w:comment>
-  <w:comment w:id="196" w:author="LLM Format Check" w:date="2026-05-01T14:01:00+00:00">
-    <w:p>
-      <w:r>
-        <w:t>错误原因：程序读取到的实际格式为 黑体
-规范要求：规范要求为 Times New Roman
-修改建议：请将该位置调整为 Times New Roman</w:t>
-      </w:r>
-    </w:p>
-  </w:comment>
-  <w:comment w:id="197" w:author="LLM Format Check" w:date="2026-05-01T14:01:00+00:00">
-    <w:p>
-      <w:r>
-        <w:t>错误原因：程序读取到的实际格式为 宋体
-规范要求：规范要求为 Times New Roman
-修改建议：请将该位置调整为 Times New Roman</w:t>
-      </w:r>
-    </w:p>
-  </w:comment>
-  <w:comment w:id="198" w:author="LLM Format Check" w:date="2026-05-01T14:01:00+00:00">
-    <w:p>
-      <w:r>
-        <w:t>错误原因：程序读取到的实际格式为 黑体
-规范要求：规范要求为 Times New Roman
-修改建议：请将该位置调整为 Times New Roman</w:t>
-      </w:r>
-    </w:p>
-  </w:comment>
-  <w:comment w:id="199" w:author="LLM Format Check" w:date="2026-05-01T14:01:00+00:00">
-    <w:p>
-      <w:r>
-        <w:t>错误原因：程序读取到的实际格式为 宋体
-规范要求：规范要求为 Times New Roman
-修改建议：请将该位置调整为 Times New Roman</w:t>
-      </w:r>
-    </w:p>
-  </w:comment>
-  <w:comment w:id="200" w:author="LLM Format Check" w:date="2026-05-01T14:01:00+00:00">
-    <w:p>
-      <w:r>
-        <w:t>错误原因：右边距为30mm。
-规范要求：右边距为20mm。
-修改建议：在页面设置中将右边距改为20mm。</w:t>
-      </w:r>
-    </w:p>
-  </w:comment>
-  <w:comment w:id="201" w:author="LLM Format Check" w:date="2026-05-01T14:01:00+00:00">
-    <w:p>
-      <w:r>
-        <w:t>错误原因：正文段落段前段后存在8.15pt间距。
-规范要求：正文段前段后无空行（间距0）。
-修改建议：设置段前段后为0。</w:t>
-      </w:r>
-    </w:p>
-  </w:comment>
-  <w:comment w:id="202" w:author="LLM Format Check" w:date="2026-05-01T14:01:00+00:00">
-    <w:p>
-      <w:r>
-        <w:t>错误原因：一级标题行距2.4倍，段前段后0.7行。
-规范要求：单倍行距，段前段后0.5行。
-修改建议：调整标题样式行距为单倍，段前段后设为0.5行。</w:t>
-      </w:r>
-    </w:p>
-  </w:comment>
-  <w:comment w:id="203" w:author="LLM Format Check" w:date="2026-05-01T14:01:00+00:00">
-    <w:p>
-      <w:r>
-        <w:t>错误原因：摘要中英文字母使用宋体。
-规范要求：数字和字母使用Times New Roman体。
-修改建议：将英文字母字体改为Times New Roman。</w:t>
-      </w:r>
-    </w:p>
-  </w:comment>
-  <w:comment w:id="204" w:author="LLM Format Check" w:date="2026-05-01T14:01:00+00:00">
-    <w:p>
-      <w:r>
-        <w:t>错误原因：关键词中英文字母使用宋体。
-规范要求：数字和字母用Times New Roman体。
-修改建议：将英文字母改为Times New Roman加粗。</w:t>
-      </w:r>
-    </w:p>
-  </w:comment>
-  <w:comment w:id="205" w:author="LLM Format Check" w:date="2026-05-01T14:01:00+00:00">
-    <w:p>
-      <w:r>
-        <w:t>错误原因：公式编号(2-1)居中。
-规范要求：编号右对齐顶格。
-修改建议：将编号所在行设置右对齐。</w:t>
-      </w:r>
-    </w:p>
-  </w:comment>
-  <w:comment w:id="206" w:author="LLM Format Check" w:date="2026-05-01T14:01:00+00:00">
-    <w:p>
-      <w:r>
-        <w:t>错误原因：科研成果章节位于参考文献之前。
-规范要求：参考文献在前，科研成果在后。
-修改建议：交换两章顺序。</w:t>
-      </w:r>
-    </w:p>
-  </w:comment>
-  <w:comment w:id="207" w:author="LLM Format Check" w:date="2026-05-01T14:01:00+00:00">
-    <w:p>
-      <w:r>
-        <w:t>错误原因：目录标题未按一级标题格式设置。
-规范要求：按一级标题编排，字间距两个字符。
-修改建议：应用一级标题样式并调整字间距。</w:t>
-      </w:r>
-    </w:p>
-  </w:comment>
-  <w:comment w:id="208" w:author="LLM Format Check" w:date="2026-05-01T14:01:00+00:00">
-    <w:p>
-      <w:r>
-        <w:t>错误原因：页眉/页脚边距为15.01mm。
-规范要求：15mm。
-修改建议：设置为精确的15mm。</w:t>
-      </w:r>
-    </w:p>
-  </w:comment>
-  <w:comment w:id="209" w:author="LLM Format Check" w:date="2026-05-01T14:01:00+00:00">
-    <w:p>
-      <w:r>
-        <w:t>错误原因：段前段后8.15pt间距。
-规范要求：段前段后0。
-修改建议：设置段前段后为0。</w:t>
+规范要求：规范要求为 黑体
+修改建议：请将该位置调整为 黑体</w:t>
       </w:r>
     </w:p>
   </w:comment>
